--- a/ContaBol/docs/Manual_Pruebas.docx
+++ b/ContaBol/docs/Manual_Pruebas.docx
@@ -2,13 +2,166 @@
 <file path=word/document.xml><?xml version="1.0" encoding="utf-8"?>
 <w:document xmlns:w="http://schemas.openxmlformats.org/wordprocessingml/2006/main" xmlns:m="http://schemas.openxmlformats.org/officeDocument/2006/math" xmlns:r="http://schemas.openxmlformats.org/officeDocument/2006/relationships" xmlns:o="urn:schemas-microsoft-com:office:office" xmlns:v="urn:schemas-microsoft-com:vml" xmlns:w10="urn:schemas-microsoft-com:office:word" xmlns:a="http://schemas.openxmlformats.org/drawingml/2006/main" xmlns:pic="http://schemas.openxmlformats.org/drawingml/2006/picture" xmlns:wp="http://schemas.openxmlformats.org/drawingml/2006/wordprocessingDrawing">
   <w:body>
-    <w:bookmarkStart w:id="39" w:name="X7b76b3d6d717e757a93add5f97b450d17532098"/>
+    <w:p>
+      <w:pPr>
+        <w:pStyle w:val="Title"/>
+      </w:pPr>
+      <w:r>
+        <w:t xml:space="preserve">ContaBol</w:t>
+      </w:r>
+      <w:r>
+        <w:t xml:space="preserve"> </w:t>
+      </w:r>
+      <w:r>
+        <w:t xml:space="preserve">—</w:t>
+      </w:r>
+      <w:r>
+        <w:t xml:space="preserve"> </w:t>
+      </w:r>
+      <w:r>
+        <w:t xml:space="preserve">Manual</w:t>
+      </w:r>
+      <w:r>
+        <w:t xml:space="preserve"> </w:t>
+      </w:r>
+      <w:r>
+        <w:t xml:space="preserve">de</w:t>
+      </w:r>
+      <w:r>
+        <w:t xml:space="preserve"> </w:t>
+      </w:r>
+      <w:r>
+        <w:t xml:space="preserve">pruebas</w:t>
+      </w:r>
+      <w:r>
+        <w:t xml:space="preserve"> </w:t>
+      </w:r>
+      <w:r>
+        <w:t xml:space="preserve">de</w:t>
+      </w:r>
+      <w:r>
+        <w:t xml:space="preserve"> </w:t>
+      </w:r>
+      <w:r>
+        <w:t xml:space="preserve">aceptación</w:t>
+      </w:r>
+    </w:p>
+    <w:p>
+      <w:pPr>
+        <w:pStyle w:val="Subtitle"/>
+      </w:pPr>
+      <w:r>
+        <w:t xml:space="preserve">Guía</w:t>
+      </w:r>
+      <w:r>
+        <w:t xml:space="preserve"> </w:t>
+      </w:r>
+      <w:r>
+        <w:t xml:space="preserve">paso</w:t>
+      </w:r>
+      <w:r>
+        <w:t xml:space="preserve"> </w:t>
+      </w:r>
+      <w:r>
+        <w:t xml:space="preserve">a</w:t>
+      </w:r>
+      <w:r>
+        <w:t xml:space="preserve"> </w:t>
+      </w:r>
+      <w:r>
+        <w:t xml:space="preserve">paso</w:t>
+      </w:r>
+      <w:r>
+        <w:t xml:space="preserve"> </w:t>
+      </w:r>
+      <w:r>
+        <w:t xml:space="preserve">con</w:t>
+      </w:r>
+      <w:r>
+        <w:t xml:space="preserve"> </w:t>
+      </w:r>
+      <w:r>
+        <w:t xml:space="preserve">datos</w:t>
+      </w:r>
+      <w:r>
+        <w:t xml:space="preserve"> </w:t>
+      </w:r>
+      <w:r>
+        <w:t xml:space="preserve">de</w:t>
+      </w:r>
+      <w:r>
+        <w:t xml:space="preserve"> </w:t>
+      </w:r>
+      <w:r>
+        <w:t xml:space="preserve">ejemplo,</w:t>
+      </w:r>
+      <w:r>
+        <w:t xml:space="preserve"> </w:t>
+      </w:r>
+      <w:r>
+        <w:t xml:space="preserve">resultados</w:t>
+      </w:r>
+      <w:r>
+        <w:t xml:space="preserve"> </w:t>
+      </w:r>
+      <w:r>
+        <w:t xml:space="preserve">esperados</w:t>
+      </w:r>
+      <w:r>
+        <w:t xml:space="preserve"> </w:t>
+      </w:r>
+      <w:r>
+        <w:t xml:space="preserve">y</w:t>
+      </w:r>
+      <w:r>
+        <w:t xml:space="preserve"> </w:t>
+      </w:r>
+      <w:r>
+        <w:t xml:space="preserve">evidencias</w:t>
+      </w:r>
+    </w:p>
+    <w:sdt>
+      <w:sdtPr>
+        <w:docPartObj>
+          <w:docPartGallery w:val="Table of Contents"/>
+          <w:docPartUnique/>
+        </w:docPartObj>
+      </w:sdtPr>
+      <w:sdtContent>
+        <w:p>
+          <w:pPr>
+            <w:pStyle w:val="TOCHeading"/>
+          </w:pPr>
+          <w:r>
+            <w:t xml:space="preserve">Table of Contents</w:t>
+          </w:r>
+        </w:p>
+        <w:p>
+          <w:r>
+            <w:fldChar w:fldCharType="begin" w:dirty="true"/>
+            <w:instrText xml:space="preserve">TOC \o "1-2" \h \z \u</w:instrText>
+            <w:fldChar w:fldCharType="separate"/>
+            <w:fldChar w:fldCharType="end"/>
+          </w:r>
+        </w:p>
+      </w:sdtContent>
+    </w:sdt>
+    <w:bookmarkStart w:id="28" w:name="introducción"/>
     <w:p>
       <w:pPr>
         <w:pStyle w:val="Heading1"/>
       </w:pPr>
       <w:r>
-        <w:t xml:space="preserve">ContaBol — Manual de pruebas (aceptación) con ejemplos</w:t>
+        <w:t xml:space="preserve">1. Introducción</w:t>
+      </w:r>
+    </w:p>
+    <w:bookmarkStart w:id="20" w:name="objetivo"/>
+    <w:p>
+      <w:pPr>
+        <w:pStyle w:val="Heading2"/>
+      </w:pPr>
+      <w:r>
+        <w:t xml:space="preserve">1.1 Objetivo</w:t>
       </w:r>
     </w:p>
     <w:p>
@@ -16,7 +169,25 @@
         <w:pStyle w:val="FirstParagraph"/>
       </w:pPr>
       <w:r>
-        <w:t xml:space="preserve">Use una empresa de prueba nueva:</w:t>
+        <w:t xml:space="preserve">Verificar, en un equipo Windows real, que ContaBol instala, abre, registra operaciones contables, comerciales, de inventario, activos, planillas y costos, calcula correctamente los impuestos bolivianos (IVA 13 %, IT 3 %), genera reportes PDF y Excel, cierra y abre gestiones, soporta varias empresas y se puede respaldar y restaurar.</w:t>
+      </w:r>
+    </w:p>
+    <w:bookmarkEnd w:id="20"/>
+    <w:bookmarkStart w:id="21" w:name="alcance-y-advertencia"/>
+    <w:p>
+      <w:pPr>
+        <w:pStyle w:val="Heading2"/>
+      </w:pPr>
+      <w:r>
+        <w:t xml:space="preserve">1.2 Alcance y advertencia</w:t>
+      </w:r>
+    </w:p>
+    <w:p>
+      <w:pPr>
+        <w:pStyle w:val="FirstParagraph"/>
+      </w:pPr>
+      <w:r>
+        <w:t xml:space="preserve">El</w:t>
       </w:r>
       <w:r>
         <w:t xml:space="preserve"> </w:t>
@@ -26,40 +197,206 @@
           <w:bCs/>
           <w:b/>
         </w:rPr>
-        <w:t xml:space="preserve">PRUEBA SRL</w:t>
-      </w:r>
-      <w:r>
-        <w:t xml:space="preserve">, gestión del año en curso. Marque ✔/✘ en cada caso. Cualquier ✘ debe reportarse con captura y el mensaje de error.</w:t>
-      </w:r>
-    </w:p>
-    <w:bookmarkStart w:id="20" w:name="a.-pruebas-automáticas"/>
+        <w:t xml:space="preserve">núcleo de cálculo</w:t>
+      </w:r>
+      <w:r>
+        <w:t xml:space="preserve"> </w:t>
+      </w:r>
+      <w:r>
+        <w:t xml:space="preserve">(servicios y reportes) está cubierto por 57 pruebas automáticas ejecutadas sobre SQLite. La</w:t>
+      </w:r>
+      <w:r>
+        <w:t xml:space="preserve"> </w:t>
+      </w:r>
+      <w:r>
+        <w:rPr>
+          <w:bCs/>
+          <w:b/>
+        </w:rPr>
+        <w:t xml:space="preserve">interfaz</w:t>
+      </w:r>
+      <w:r>
+        <w:t xml:space="preserve"> </w:t>
+      </w:r>
+      <w:r>
+        <w:t xml:space="preserve">y la</w:t>
+      </w:r>
+      <w:r>
+        <w:t xml:space="preserve"> </w:t>
+      </w:r>
+      <w:r>
+        <w:rPr>
+          <w:bCs/>
+          <w:b/>
+        </w:rPr>
+        <w:t xml:space="preserve">conexión a Microsoft Access</w:t>
+      </w:r>
+      <w:r>
+        <w:t xml:space="preserve"> </w:t>
+      </w:r>
+      <w:r>
+        <w:t xml:space="preserve">compilan pero todavía no se habían ejecutado en Windows: este manual es la primera validación real. Por eso cada caso indica</w:t>
+      </w:r>
+      <w:r>
+        <w:t xml:space="preserve"> </w:t>
+      </w:r>
+      <w:r>
+        <w:rPr>
+          <w:iCs/>
+          <w:i/>
+        </w:rPr>
+        <w:t xml:space="preserve">qué anotar</w:t>
+      </w:r>
+      <w:r>
+        <w:t xml:space="preserve"> </w:t>
+      </w:r>
+      <w:r>
+        <w:t xml:space="preserve">si algo falla.</w:t>
+      </w:r>
+    </w:p>
+    <w:bookmarkEnd w:id="21"/>
+    <w:bookmarkStart w:id="22" w:name="sobre-las-imágenes-de-este-manual"/>
     <w:p>
       <w:pPr>
         <w:pStyle w:val="Heading2"/>
       </w:pPr>
       <w:r>
-        <w:t xml:space="preserve">A. Pruebas automáticas</w:t>
-      </w:r>
-    </w:p>
-    <w:p>
-      <w:pPr>
-        <w:pStyle w:val="SourceCode"/>
-      </w:pPr>
-      <w:r>
-        <w:rPr>
-          <w:rStyle w:val="VerbatimChar"/>
-        </w:rPr>
-        <w:t xml:space="preserve">dotnet test ContaBol.Tests      # esperado: Passed 57, Failed 0</w:t>
-      </w:r>
-    </w:p>
-    <w:bookmarkEnd w:id="20"/>
-    <w:bookmarkStart w:id="21" w:name="b.-humo-15-min"/>
+        <w:t xml:space="preserve">1.3 Sobre las imágenes de este manual</w:t>
+      </w:r>
+    </w:p>
+    <w:p>
+      <w:pPr>
+        <w:numPr>
+          <w:ilvl w:val="0"/>
+          <w:numId w:val="1001"/>
+        </w:numPr>
+        <w:pStyle w:val="Compact"/>
+      </w:pPr>
+      <w:r>
+        <w:t xml:space="preserve">Las imágenes</w:t>
+      </w:r>
+      <w:r>
+        <w:t xml:space="preserve"> </w:t>
+      </w:r>
+      <w:r>
+        <w:rPr>
+          <w:bCs/>
+          <w:b/>
+        </w:rPr>
+        <w:t xml:space="preserve">“</w:t>
+      </w:r>
+      <w:r>
+        <w:rPr>
+          <w:bCs/>
+          <w:b/>
+        </w:rPr>
+        <w:t xml:space="preserve">Reporte real</w:t>
+      </w:r>
+      <w:r>
+        <w:rPr>
+          <w:bCs/>
+          <w:b/>
+        </w:rPr>
+        <w:t xml:space="preserve">”</w:t>
+      </w:r>
+      <w:r>
+        <w:t xml:space="preserve"> </w:t>
+      </w:r>
+      <w:r>
+        <w:t xml:space="preserve">son salidas genuinas del motor de reportes de ContaBol generadas con datos de prueba (empresa</w:t>
+      </w:r>
+      <w:r>
+        <w:t xml:space="preserve"> </w:t>
+      </w:r>
+      <w:r>
+        <w:t xml:space="preserve">“</w:t>
+      </w:r>
+      <w:r>
+        <w:t xml:space="preserve">Comercial Prueba S.R.L.</w:t>
+      </w:r>
+      <w:r>
+        <w:t xml:space="preserve">”</w:t>
+      </w:r>
+      <w:r>
+        <w:t xml:space="preserve">). Sus cifras pueden diferir de las suyas; lo que debe coincidir es el</w:t>
+      </w:r>
+      <w:r>
+        <w:t xml:space="preserve"> </w:t>
+      </w:r>
+      <w:r>
+        <w:rPr>
+          <w:bCs/>
+          <w:b/>
+        </w:rPr>
+        <w:t xml:space="preserve">formato y la lógica</w:t>
+      </w:r>
+      <w:r>
+        <w:t xml:space="preserve">.</w:t>
+      </w:r>
+    </w:p>
+    <w:p>
+      <w:pPr>
+        <w:numPr>
+          <w:ilvl w:val="0"/>
+          <w:numId w:val="1001"/>
+        </w:numPr>
+        <w:pStyle w:val="Compact"/>
+      </w:pPr>
+      <w:r>
+        <w:t xml:space="preserve">Las imágenes</w:t>
+      </w:r>
+      <w:r>
+        <w:t xml:space="preserve"> </w:t>
+      </w:r>
+      <w:r>
+        <w:rPr>
+          <w:bCs/>
+          <w:b/>
+        </w:rPr>
+        <w:t xml:space="preserve">“</w:t>
+      </w:r>
+      <w:r>
+        <w:rPr>
+          <w:bCs/>
+          <w:b/>
+        </w:rPr>
+        <w:t xml:space="preserve">Esquema</w:t>
+      </w:r>
+      <w:r>
+        <w:rPr>
+          <w:bCs/>
+          <w:b/>
+        </w:rPr>
+        <w:t xml:space="preserve">”</w:t>
+      </w:r>
+      <w:r>
+        <w:t xml:space="preserve"> </w:t>
+      </w:r>
+      <w:r>
+        <w:t xml:space="preserve">son dibujos ilustrativos de la ubicación de los campos;</w:t>
+      </w:r>
+      <w:r>
+        <w:t xml:space="preserve"> </w:t>
+      </w:r>
+      <w:r>
+        <w:rPr>
+          <w:bCs/>
+          <w:b/>
+        </w:rPr>
+        <w:t xml:space="preserve">no son capturas</w:t>
+      </w:r>
+      <w:r>
+        <w:t xml:space="preserve">. Su pantalla real puede verse algo distinta. En el Anexo A se explica cómo tomar sus propias capturas como evidencia.</w:t>
+      </w:r>
+    </w:p>
+    <w:bookmarkEnd w:id="22"/>
+    <w:bookmarkStart w:id="23" w:name="roles-y-materiales"/>
     <w:p>
       <w:pPr>
         <w:pStyle w:val="Heading2"/>
       </w:pPr>
       <w:r>
-        <w:t xml:space="preserve">B. Humo (15 min)</w:t>
+        <w:t xml:space="preserve">1.4 Roles y materiales</w:t>
       </w:r>
     </w:p>
     <w:tbl>
@@ -70,9 +407,8 @@
         <w:jc w:val="start"/>
       </w:tblPr>
       <w:tblGrid>
-        <w:gridCol w:w="2640"/>
-        <w:gridCol w:w="2640"/>
-        <w:gridCol w:w="2640"/>
+        <w:gridCol w:w="3960"/>
+        <w:gridCol w:w="3960"/>
       </w:tblGrid>
       <w:tr>
         <w:trPr>
@@ -86,31 +422,19 @@
               <w:jc w:val="left"/>
             </w:pPr>
             <w:r>
-              <w:t xml:space="preserve">#</w:t>
-            </w:r>
-          </w:p>
-        </w:tc>
-        <w:tc>
-          <w:tcPr/>
-          <w:p>
-            <w:pPr>
-              <w:pStyle w:val="Compact"/>
-              <w:jc w:val="left"/>
-            </w:pPr>
-            <w:r>
-              <w:t xml:space="preserve">Acción</w:t>
-            </w:r>
-          </w:p>
-        </w:tc>
-        <w:tc>
-          <w:tcPr/>
-          <w:p>
-            <w:pPr>
-              <w:pStyle w:val="Compact"/>
-              <w:jc w:val="left"/>
-            </w:pPr>
-            <w:r>
-              <w:t xml:space="preserve">Resultado esperado</w:t>
+              <w:t xml:space="preserve">Rol</w:t>
+            </w:r>
+          </w:p>
+        </w:tc>
+        <w:tc>
+          <w:tcPr/>
+          <w:p>
+            <w:pPr>
+              <w:pStyle w:val="Compact"/>
+              <w:jc w:val="left"/>
+            </w:pPr>
+            <w:r>
+              <w:t xml:space="preserve">Responsabilidad</w:t>
             </w:r>
           </w:p>
         </w:tc>
@@ -124,40 +448,19 @@
               <w:jc w:val="left"/>
             </w:pPr>
             <w:r>
-              <w:t xml:space="preserve">B1</w:t>
-            </w:r>
-          </w:p>
-        </w:tc>
-        <w:tc>
-          <w:tcPr/>
-          <w:p>
-            <w:pPr>
-              <w:pStyle w:val="Compact"/>
-              <w:jc w:val="left"/>
-            </w:pPr>
-            <w:r>
-              <w:t xml:space="preserve">Abrir app, ingresar</w:t>
-            </w:r>
-            <w:r>
-              <w:t xml:space="preserve"> </w:t>
-            </w:r>
-            <w:r>
-              <w:rPr>
-                <w:rStyle w:val="VerbatimChar"/>
-              </w:rPr>
-              <w:t xml:space="preserve">admin/admin</w:t>
-            </w:r>
-          </w:p>
-        </w:tc>
-        <w:tc>
-          <w:tcPr/>
-          <w:p>
-            <w:pPr>
-              <w:pStyle w:val="Compact"/>
-              <w:jc w:val="left"/>
-            </w:pPr>
-            <w:r>
-              <w:t xml:space="preserve">Pide cambio de clave</w:t>
+              <w:t xml:space="preserve">Probador</w:t>
+            </w:r>
+          </w:p>
+        </w:tc>
+        <w:tc>
+          <w:tcPr/>
+          <w:p>
+            <w:pPr>
+              <w:pStyle w:val="Compact"/>
+              <w:jc w:val="left"/>
+            </w:pPr>
+            <w:r>
+              <w:t xml:space="preserve">Ejecuta los casos, anota resultado y evidencia</w:t>
             </w:r>
           </w:p>
         </w:tc>
@@ -171,31 +474,19 @@
               <w:jc w:val="left"/>
             </w:pPr>
             <w:r>
-              <w:t xml:space="preserve">B2</w:t>
-            </w:r>
-          </w:p>
-        </w:tc>
-        <w:tc>
-          <w:tcPr/>
-          <w:p>
-            <w:pPr>
-              <w:pStyle w:val="Compact"/>
-              <w:jc w:val="left"/>
-            </w:pPr>
-            <w:r>
-              <w:t xml:space="preserve">Crear empresa PRUEBA SRL</w:t>
-            </w:r>
-          </w:p>
-        </w:tc>
-        <w:tc>
-          <w:tcPr/>
-          <w:p>
-            <w:pPr>
-              <w:pStyle w:val="Compact"/>
-              <w:jc w:val="left"/>
-            </w:pPr>
-            <w:r>
-              <w:t xml:space="preserve">Se carga plan de cuentas; abre pantalla de inicio</w:t>
+              <w:t xml:space="preserve">Contador/validador</w:t>
+            </w:r>
+          </w:p>
+        </w:tc>
+        <w:tc>
+          <w:tcPr/>
+          <w:p>
+            <w:pPr>
+              <w:pStyle w:val="Compact"/>
+              <w:jc w:val="left"/>
+            </w:pPr>
+            <w:r>
+              <w:t xml:space="preserve">Confirma que los asientos y cifras son correctos contablemente</w:t>
             </w:r>
           </w:p>
         </w:tc>
@@ -209,31 +500,913 @@
               <w:jc w:val="left"/>
             </w:pPr>
             <w:r>
-              <w:t xml:space="preserve">B3</w:t>
-            </w:r>
-          </w:p>
-        </w:tc>
-        <w:tc>
-          <w:tcPr/>
-          <w:p>
-            <w:pPr>
-              <w:pStyle w:val="Compact"/>
-              <w:jc w:val="left"/>
-            </w:pPr>
-            <w:r>
-              <w:t xml:space="preserve">Contabilidad &gt; Plan de cuentas</w:t>
-            </w:r>
-          </w:p>
-        </w:tc>
-        <w:tc>
-          <w:tcPr/>
-          <w:p>
-            <w:pPr>
-              <w:pStyle w:val="Compact"/>
-              <w:jc w:val="left"/>
-            </w:pPr>
-            <w:r>
-              <w:t xml:space="preserve">Árbol de cuentas visible</w:t>
+              <w:t xml:space="preserve">Responsable técnico</w:t>
+            </w:r>
+          </w:p>
+        </w:tc>
+        <w:tc>
+          <w:tcPr/>
+          <w:p>
+            <w:pPr>
+              <w:pStyle w:val="Compact"/>
+              <w:jc w:val="left"/>
+            </w:pPr>
+            <w:r>
+              <w:t xml:space="preserve">Analiza los fallos y corrige</w:t>
+            </w:r>
+          </w:p>
+        </w:tc>
+      </w:tr>
+    </w:tbl>
+    <w:p>
+      <w:pPr>
+        <w:pStyle w:val="BodyText"/>
+      </w:pPr>
+      <w:r>
+        <w:t xml:space="preserve">Materiales: equipo con Windows 10/11, Access Database Engine instalado, instalador</w:t>
+      </w:r>
+      <w:r>
+        <w:t xml:space="preserve"> </w:t>
+      </w:r>
+      <w:r>
+        <w:rPr>
+          <w:rStyle w:val="VerbatimChar"/>
+        </w:rPr>
+        <w:t xml:space="preserve">ContaBol_Setup_x64.exe</w:t>
+      </w:r>
+      <w:r>
+        <w:t xml:space="preserve"> </w:t>
+      </w:r>
+      <w:r>
+        <w:t xml:space="preserve">(o x86), este manual, hoja de cálculo para el registro (Anexo B), 2 horas.</w:t>
+      </w:r>
+    </w:p>
+    <w:bookmarkEnd w:id="23"/>
+    <w:bookmarkStart w:id="27" w:name="criterios-generales"/>
+    <w:p>
+      <w:pPr>
+        <w:pStyle w:val="Heading2"/>
+      </w:pPr>
+      <w:r>
+        <w:t xml:space="preserve">1.5 Criterios generales</w:t>
+      </w:r>
+    </w:p>
+    <w:p>
+      <w:pPr>
+        <w:numPr>
+          <w:ilvl w:val="0"/>
+          <w:numId w:val="1002"/>
+        </w:numPr>
+        <w:pStyle w:val="Compact"/>
+      </w:pPr>
+      <w:r>
+        <w:rPr>
+          <w:bCs/>
+          <w:b/>
+        </w:rPr>
+        <w:t xml:space="preserve">Aprobado (✔):</w:t>
+      </w:r>
+      <w:r>
+        <w:t xml:space="preserve"> </w:t>
+      </w:r>
+      <w:r>
+        <w:t xml:space="preserve">el resultado coincide con lo esperado.</w:t>
+      </w:r>
+    </w:p>
+    <w:p>
+      <w:pPr>
+        <w:numPr>
+          <w:ilvl w:val="0"/>
+          <w:numId w:val="1002"/>
+        </w:numPr>
+        <w:pStyle w:val="Compact"/>
+      </w:pPr>
+      <w:r>
+        <w:rPr>
+          <w:bCs/>
+          <w:b/>
+        </w:rPr>
+        <w:t xml:space="preserve">Fallido (✘):</w:t>
+      </w:r>
+      <w:r>
+        <w:t xml:space="preserve"> </w:t>
+      </w:r>
+      <w:r>
+        <w:t xml:space="preserve">diferente. Registre: caso, paso, mensaje exacto de error (captura completa del cuadro) y hora.</w:t>
+      </w:r>
+    </w:p>
+    <w:p>
+      <w:pPr>
+        <w:numPr>
+          <w:ilvl w:val="0"/>
+          <w:numId w:val="1002"/>
+        </w:numPr>
+        <w:pStyle w:val="Compact"/>
+      </w:pPr>
+      <w:r>
+        <w:rPr>
+          <w:bCs/>
+          <w:b/>
+        </w:rPr>
+        <w:t xml:space="preserve">Bloqueado (⛔):</w:t>
+      </w:r>
+      <w:r>
+        <w:t xml:space="preserve"> </w:t>
+      </w:r>
+      <w:r>
+        <w:t xml:space="preserve">no se puede ejecutar por un fallo previo.</w:t>
+      </w:r>
+    </w:p>
+    <w:p>
+      <w:pPr>
+        <w:numPr>
+          <w:ilvl w:val="0"/>
+          <w:numId w:val="1002"/>
+        </w:numPr>
+        <w:pStyle w:val="Compact"/>
+      </w:pPr>
+      <w:r>
+        <w:t xml:space="preserve">La versión se aprueba si</w:t>
+      </w:r>
+      <w:r>
+        <w:t xml:space="preserve"> </w:t>
+      </w:r>
+      <w:r>
+        <w:rPr>
+          <w:bCs/>
+          <w:b/>
+        </w:rPr>
+        <w:t xml:space="preserve">todos los casos críticos (marcados ★) están ✔</w:t>
+      </w:r>
+      <w:r>
+        <w:t xml:space="preserve"> </w:t>
+      </w:r>
+      <w:r>
+        <w:t xml:space="preserve">y no hay errores de cálculo.</w:t>
+      </w:r>
+    </w:p>
+    <w:p>
+      <w:pPr>
+        <w:pStyle w:val="CaptionedFigure"/>
+      </w:pPr>
+      <w:r>
+        <w:drawing>
+          <wp:inline>
+            <wp:extent cx="5334000" cy="1088571"/>
+            <wp:effectExtent b="0" l="0" r="0" t="0"/>
+            <wp:docPr descr="Flujo de instalación y primer uso" title="" id="25" name="Picture"/>
+            <a:graphic>
+              <a:graphicData uri="http://schemas.openxmlformats.org/drawingml/2006/picture">
+                <pic:pic>
+                  <pic:nvPicPr>
+                    <pic:cNvPr descr="img/flujo_instalacion.png" id="26" name="Picture"/>
+                    <pic:cNvPicPr>
+                      <a:picLocks noChangeArrowheads="1" noChangeAspect="1"/>
+                    </pic:cNvPicPr>
+                  </pic:nvPicPr>
+                  <pic:blipFill>
+                    <a:blip r:embed="rId24"/>
+                    <a:stretch>
+                      <a:fillRect/>
+                    </a:stretch>
+                  </pic:blipFill>
+                  <pic:spPr bwMode="auto">
+                    <a:xfrm>
+                      <a:off x="0" y="0"/>
+                      <a:ext cx="5334000" cy="1088571"/>
+                    </a:xfrm>
+                    <a:prstGeom prst="rect">
+                      <a:avLst/>
+                    </a:prstGeom>
+                    <a:noFill/>
+                    <a:ln w="9525">
+                      <a:noFill/>
+                      <a:headEnd/>
+                      <a:tailEnd/>
+                    </a:ln>
+                  </pic:spPr>
+                </pic:pic>
+              </a:graphicData>
+            </a:graphic>
+          </wp:inline>
+        </w:drawing>
+      </w:r>
+    </w:p>
+    <w:p>
+      <w:pPr>
+        <w:pStyle w:val="ImageCaption"/>
+      </w:pPr>
+      <w:r>
+        <w:t xml:space="preserve">Flujo de instalación y primer uso</w:t>
+      </w:r>
+    </w:p>
+    <w:bookmarkEnd w:id="27"/>
+    <w:bookmarkEnd w:id="28"/>
+    <w:bookmarkStart w:id="40" w:name="preparación-del-entorno"/>
+    <w:p>
+      <w:pPr>
+        <w:pStyle w:val="Heading1"/>
+      </w:pPr>
+      <w:r>
+        <w:t xml:space="preserve">2. Preparación del entorno</w:t>
+      </w:r>
+    </w:p>
+    <w:bookmarkStart w:id="29" w:name="caso-p1-instalación"/>
+    <w:p>
+      <w:pPr>
+        <w:pStyle w:val="Heading2"/>
+      </w:pPr>
+      <w:r>
+        <w:t xml:space="preserve">Caso P1 ★ Instalación</w:t>
+      </w:r>
+    </w:p>
+    <w:p>
+      <w:pPr>
+        <w:pStyle w:val="FirstParagraph"/>
+      </w:pPr>
+      <w:r>
+        <w:rPr>
+          <w:bCs/>
+          <w:b/>
+        </w:rPr>
+        <w:t xml:space="preserve">Objetivo:</w:t>
+      </w:r>
+      <w:r>
+        <w:t xml:space="preserve"> </w:t>
+      </w:r>
+      <w:r>
+        <w:t xml:space="preserve">instalar la aplicación.</w:t>
+      </w:r>
+    </w:p>
+    <w:p>
+      <w:pPr>
+        <w:pStyle w:val="BodyText"/>
+      </w:pPr>
+      <w:r>
+        <w:rPr>
+          <w:bCs/>
+          <w:b/>
+        </w:rPr>
+        <w:t xml:space="preserve">Pasos</w:t>
+      </w:r>
+    </w:p>
+    <w:p>
+      <w:pPr>
+        <w:numPr>
+          <w:ilvl w:val="0"/>
+          <w:numId w:val="1003"/>
+        </w:numPr>
+        <w:pStyle w:val="Compact"/>
+      </w:pPr>
+      <w:r>
+        <w:t xml:space="preserve">Verifique la versión de Access Database Engine:</w:t>
+      </w:r>
+      <w:r>
+        <w:t xml:space="preserve"> </w:t>
+      </w:r>
+      <w:r>
+        <w:rPr>
+          <w:iCs/>
+          <w:i/>
+        </w:rPr>
+        <w:t xml:space="preserve">Panel de control &gt; Programas y características</w:t>
+      </w:r>
+      <w:r>
+        <w:t xml:space="preserve">; debe aparecer</w:t>
+      </w:r>
+      <w:r>
+        <w:t xml:space="preserve"> </w:t>
+      </w:r>
+      <w:r>
+        <w:t xml:space="preserve">“</w:t>
+      </w:r>
+      <w:r>
+        <w:t xml:space="preserve">Microsoft Access database engine 2016</w:t>
+      </w:r>
+      <w:r>
+        <w:t xml:space="preserve">”</w:t>
+      </w:r>
+      <w:r>
+        <w:t xml:space="preserve"> </w:t>
+      </w:r>
+      <w:r>
+        <w:t xml:space="preserve">(o superior).</w:t>
+      </w:r>
+    </w:p>
+    <w:p>
+      <w:pPr>
+        <w:numPr>
+          <w:ilvl w:val="0"/>
+          <w:numId w:val="1003"/>
+        </w:numPr>
+        <w:pStyle w:val="Compact"/>
+      </w:pPr>
+      <w:r>
+        <w:t xml:space="preserve">Elija el instalador según la arquitectura de ese motor:</w:t>
+      </w:r>
+      <w:r>
+        <w:t xml:space="preserve"> </w:t>
+      </w:r>
+      <w:r>
+        <w:rPr>
+          <w:rStyle w:val="VerbatimChar"/>
+        </w:rPr>
+        <w:t xml:space="preserve">ContaBol_Setup_x64.exe</w:t>
+      </w:r>
+      <w:r>
+        <w:t xml:space="preserve"> </w:t>
+      </w:r>
+      <w:r>
+        <w:t xml:space="preserve">o</w:t>
+      </w:r>
+      <w:r>
+        <w:t xml:space="preserve"> </w:t>
+      </w:r>
+      <w:r>
+        <w:rPr>
+          <w:rStyle w:val="VerbatimChar"/>
+        </w:rPr>
+        <w:t xml:space="preserve">ContaBol_Setup_x86.exe</w:t>
+      </w:r>
+      <w:r>
+        <w:t xml:space="preserve">. Si duda, pruebe primero x64.</w:t>
+      </w:r>
+    </w:p>
+    <w:p>
+      <w:pPr>
+        <w:numPr>
+          <w:ilvl w:val="0"/>
+          <w:numId w:val="1003"/>
+        </w:numPr>
+        <w:pStyle w:val="Compact"/>
+      </w:pPr>
+      <w:r>
+        <w:t xml:space="preserve">Ejecute el instalador (acepte el permiso de administrador). Elija carpeta por defecto y marque</w:t>
+      </w:r>
+      <w:r>
+        <w:t xml:space="preserve"> </w:t>
+      </w:r>
+      <w:r>
+        <w:t xml:space="preserve">“</w:t>
+      </w:r>
+      <w:r>
+        <w:t xml:space="preserve">Crear acceso directo en el escritorio</w:t>
+      </w:r>
+      <w:r>
+        <w:t xml:space="preserve">”</w:t>
+      </w:r>
+      <w:r>
+        <w:t xml:space="preserve">.</w:t>
+      </w:r>
+    </w:p>
+    <w:p>
+      <w:pPr>
+        <w:numPr>
+          <w:ilvl w:val="0"/>
+          <w:numId w:val="1003"/>
+        </w:numPr>
+        <w:pStyle w:val="Compact"/>
+      </w:pPr>
+      <w:r>
+        <w:t xml:space="preserve">Al finalizar, deje marcada</w:t>
+      </w:r>
+      <w:r>
+        <w:t xml:space="preserve"> </w:t>
+      </w:r>
+      <w:r>
+        <w:t xml:space="preserve">“</w:t>
+      </w:r>
+      <w:r>
+        <w:t xml:space="preserve">Ejecutar ContaBol</w:t>
+      </w:r>
+      <w:r>
+        <w:t xml:space="preserve">”</w:t>
+      </w:r>
+      <w:r>
+        <w:t xml:space="preserve">.</w:t>
+      </w:r>
+    </w:p>
+    <w:p>
+      <w:pPr>
+        <w:pStyle w:val="FirstParagraph"/>
+      </w:pPr>
+      <w:r>
+        <w:rPr>
+          <w:bCs/>
+          <w:b/>
+        </w:rPr>
+        <w:t xml:space="preserve">Resultado esperado:</w:t>
+      </w:r>
+      <w:r>
+        <w:t xml:space="preserve"> </w:t>
+      </w:r>
+      <w:r>
+        <w:t xml:space="preserve">el asistente termina sin errores; si el motor Access no se detecta, muestra un aviso (puede continuar y luego instalarlo). Se crea el acceso directo.</w:t>
+      </w:r>
+    </w:p>
+    <w:p>
+      <w:pPr>
+        <w:pStyle w:val="BodyText"/>
+      </w:pPr>
+      <w:r>
+        <w:rPr>
+          <w:bCs/>
+          <w:b/>
+        </w:rPr>
+        <w:t xml:space="preserve">Si falla, anote:</w:t>
+      </w:r>
+      <w:r>
+        <w:t xml:space="preserve"> </w:t>
+      </w:r>
+      <w:r>
+        <w:t xml:space="preserve">mensaje del instalador y versión de Windows.</w:t>
+      </w:r>
+    </w:p>
+    <w:bookmarkEnd w:id="29"/>
+    <w:bookmarkStart w:id="33" w:name="Xc80f890bf5f7baefb0ab5ca4ebcb47897cfdc5b"/>
+    <w:p>
+      <w:pPr>
+        <w:pStyle w:val="Heading2"/>
+      </w:pPr>
+      <w:r>
+        <w:t xml:space="preserve">Caso P2 ★ Primer arranque y creación de la base del sistema</w:t>
+      </w:r>
+    </w:p>
+    <w:p>
+      <w:pPr>
+        <w:pStyle w:val="FirstParagraph"/>
+      </w:pPr>
+      <w:r>
+        <w:rPr>
+          <w:bCs/>
+          <w:b/>
+        </w:rPr>
+        <w:t xml:space="preserve">Pasos</w:t>
+      </w:r>
+    </w:p>
+    <w:p>
+      <w:pPr>
+        <w:numPr>
+          <w:ilvl w:val="0"/>
+          <w:numId w:val="1004"/>
+        </w:numPr>
+        <w:pStyle w:val="Compact"/>
+      </w:pPr>
+      <w:r>
+        <w:t xml:space="preserve">Abra ContaBol.</w:t>
+      </w:r>
+    </w:p>
+    <w:p>
+      <w:pPr>
+        <w:numPr>
+          <w:ilvl w:val="0"/>
+          <w:numId w:val="1004"/>
+        </w:numPr>
+        <w:pStyle w:val="Compact"/>
+      </w:pPr>
+      <w:r>
+        <w:t xml:space="preserve">Si pide la carpeta de datos, elija o cree una carpeta con permisos de escritura, por ejemplo</w:t>
+      </w:r>
+      <w:r>
+        <w:t xml:space="preserve"> </w:t>
+      </w:r>
+      <w:r>
+        <w:rPr>
+          <w:rStyle w:val="VerbatimChar"/>
+        </w:rPr>
+        <w:t xml:space="preserve">C:\ContaBolDatos</w:t>
+      </w:r>
+      <w:r>
+        <w:t xml:space="preserve"> </w:t>
+      </w:r>
+      <w:r>
+        <w:t xml:space="preserve">(</w:t>
+      </w:r>
+      <w:r>
+        <w:rPr>
+          <w:bCs/>
+          <w:b/>
+        </w:rPr>
+        <w:t xml:space="preserve">no</w:t>
+      </w:r>
+      <w:r>
+        <w:t xml:space="preserve"> </w:t>
+      </w:r>
+      <w:r>
+        <w:t xml:space="preserve">use la carpeta de instalación en</w:t>
+      </w:r>
+      <w:r>
+        <w:t xml:space="preserve"> </w:t>
+      </w:r>
+      <w:r>
+        <w:rPr>
+          <w:iCs/>
+          <w:i/>
+        </w:rPr>
+        <w:t xml:space="preserve">Archivos de programa</w:t>
+      </w:r>
+      <w:r>
+        <w:t xml:space="preserve">).</w:t>
+      </w:r>
+    </w:p>
+    <w:p>
+      <w:pPr>
+        <w:pStyle w:val="FirstParagraph"/>
+      </w:pPr>
+      <w:r>
+        <w:rPr>
+          <w:bCs/>
+          <w:b/>
+        </w:rPr>
+        <w:t xml:space="preserve">Resultado esperado:</w:t>
+      </w:r>
+      <w:r>
+        <w:t xml:space="preserve"> </w:t>
+      </w:r>
+      <w:r>
+        <w:t xml:space="preserve">aparece la pantalla de ingreso. En la carpeta de datos se crean</w:t>
+      </w:r>
+      <w:r>
+        <w:t xml:space="preserve"> </w:t>
+      </w:r>
+      <w:r>
+        <w:rPr>
+          <w:rStyle w:val="VerbatimChar"/>
+        </w:rPr>
+        <w:t xml:space="preserve">Sistema.accdb</w:t>
+      </w:r>
+      <w:r>
+        <w:t xml:space="preserve">,</w:t>
+      </w:r>
+      <w:r>
+        <w:t xml:space="preserve"> </w:t>
+      </w:r>
+      <w:r>
+        <w:rPr>
+          <w:rStyle w:val="VerbatimChar"/>
+        </w:rPr>
+        <w:t xml:space="preserve">Datos\</w:t>
+      </w:r>
+      <w:r>
+        <w:t xml:space="preserve"> </w:t>
+      </w:r>
+      <w:r>
+        <w:t xml:space="preserve">y</w:t>
+      </w:r>
+      <w:r>
+        <w:t xml:space="preserve"> </w:t>
+      </w:r>
+      <w:r>
+        <w:rPr>
+          <w:rStyle w:val="VerbatimChar"/>
+        </w:rPr>
+        <w:t xml:space="preserve">Backups\</w:t>
+      </w:r>
+      <w:r>
+        <w:t xml:space="preserve">.</w:t>
+      </w:r>
+    </w:p>
+    <w:p>
+      <w:pPr>
+        <w:pStyle w:val="BodyText"/>
+      </w:pPr>
+      <w:r>
+        <w:rPr>
+          <w:bCs/>
+          <w:b/>
+        </w:rPr>
+        <w:t xml:space="preserve">Si falla</w:t>
+      </w:r>
+      <w:r>
+        <w:t xml:space="preserve">, el mensaje ahora detalla la instrucción SQL o el método de creación que falló (lista de intentos ADOX/DAO). Anote</w:t>
+      </w:r>
+      <w:r>
+        <w:t xml:space="preserve"> </w:t>
+      </w:r>
+      <w:r>
+        <w:rPr>
+          <w:bCs/>
+          <w:b/>
+        </w:rPr>
+        <w:t xml:space="preserve">todo el texto</w:t>
+      </w:r>
+      <w:r>
+        <w:t xml:space="preserve"> </w:t>
+      </w:r>
+      <w:r>
+        <w:t xml:space="preserve">del mensaje.</w:t>
+      </w:r>
+    </w:p>
+    <w:p>
+      <w:pPr>
+        <w:pStyle w:val="CaptionedFigure"/>
+      </w:pPr>
+      <w:r>
+        <w:drawing>
+          <wp:inline>
+            <wp:extent cx="3200400" cy="2171700"/>
+            <wp:effectExtent b="0" l="0" r="0" t="0"/>
+            <wp:docPr descr="Esquema: pantalla de ingreso" title="" id="31" name="Picture"/>
+            <a:graphic>
+              <a:graphicData uri="http://schemas.openxmlformats.org/drawingml/2006/picture">
+                <pic:pic>
+                  <pic:nvPicPr>
+                    <pic:cNvPr descr="img/wf_login.png" id="32" name="Picture"/>
+                    <pic:cNvPicPr>
+                      <a:picLocks noChangeArrowheads="1" noChangeAspect="1"/>
+                    </pic:cNvPicPr>
+                  </pic:nvPicPr>
+                  <pic:blipFill>
+                    <a:blip r:embed="rId30"/>
+                    <a:stretch>
+                      <a:fillRect/>
+                    </a:stretch>
+                  </pic:blipFill>
+                  <pic:spPr bwMode="auto">
+                    <a:xfrm>
+                      <a:off x="0" y="0"/>
+                      <a:ext cx="3200400" cy="2171700"/>
+                    </a:xfrm>
+                    <a:prstGeom prst="rect">
+                      <a:avLst/>
+                    </a:prstGeom>
+                    <a:noFill/>
+                    <a:ln w="9525">
+                      <a:noFill/>
+                      <a:headEnd/>
+                      <a:tailEnd/>
+                    </a:ln>
+                  </pic:spPr>
+                </pic:pic>
+              </a:graphicData>
+            </a:graphic>
+          </wp:inline>
+        </w:drawing>
+      </w:r>
+    </w:p>
+    <w:p>
+      <w:pPr>
+        <w:pStyle w:val="ImageCaption"/>
+      </w:pPr>
+      <w:r>
+        <w:t xml:space="preserve">Esquema: pantalla de ingreso</w:t>
+      </w:r>
+    </w:p>
+    <w:bookmarkEnd w:id="33"/>
+    <w:bookmarkStart w:id="37" w:name="caso-p3-ingreso-y-cambio-de-clave"/>
+    <w:p>
+      <w:pPr>
+        <w:pStyle w:val="Heading2"/>
+      </w:pPr>
+      <w:r>
+        <w:t xml:space="preserve">Caso P3 ★ Ingreso y cambio de clave</w:t>
+      </w:r>
+    </w:p>
+    <w:p>
+      <w:pPr>
+        <w:pStyle w:val="FirstParagraph"/>
+      </w:pPr>
+      <w:r>
+        <w:rPr>
+          <w:bCs/>
+          <w:b/>
+        </w:rPr>
+        <w:t xml:space="preserve">Pasos</w:t>
+      </w:r>
+    </w:p>
+    <w:p>
+      <w:pPr>
+        <w:numPr>
+          <w:ilvl w:val="0"/>
+          <w:numId w:val="1005"/>
+        </w:numPr>
+        <w:pStyle w:val="Compact"/>
+      </w:pPr>
+      <w:r>
+        <w:t xml:space="preserve">Usuario</w:t>
+      </w:r>
+      <w:r>
+        <w:t xml:space="preserve"> </w:t>
+      </w:r>
+      <w:r>
+        <w:rPr>
+          <w:rStyle w:val="VerbatimChar"/>
+        </w:rPr>
+        <w:t xml:space="preserve">admin</w:t>
+      </w:r>
+      <w:r>
+        <w:t xml:space="preserve">, contraseña</w:t>
+      </w:r>
+      <w:r>
+        <w:t xml:space="preserve"> </w:t>
+      </w:r>
+      <w:r>
+        <w:rPr>
+          <w:rStyle w:val="VerbatimChar"/>
+        </w:rPr>
+        <w:t xml:space="preserve">admin</w:t>
+      </w:r>
+      <w:r>
+        <w:t xml:space="preserve">. Pulse</w:t>
+      </w:r>
+      <w:r>
+        <w:t xml:space="preserve"> </w:t>
+      </w:r>
+      <w:r>
+        <w:rPr>
+          <w:iCs/>
+          <w:i/>
+        </w:rPr>
+        <w:t xml:space="preserve">Ingresar</w:t>
+      </w:r>
+      <w:r>
+        <w:t xml:space="preserve">.</w:t>
+      </w:r>
+    </w:p>
+    <w:p>
+      <w:pPr>
+        <w:numPr>
+          <w:ilvl w:val="0"/>
+          <w:numId w:val="1005"/>
+        </w:numPr>
+        <w:pStyle w:val="Compact"/>
+      </w:pPr>
+      <w:r>
+        <w:t xml:space="preserve">El sistema obliga a cambiar la clave: escriba una nueva (mínimo 6 caracteres según validación) y confírmela.</w:t>
+      </w:r>
+    </w:p>
+    <w:p>
+      <w:pPr>
+        <w:pStyle w:val="FirstParagraph"/>
+      </w:pPr>
+      <w:r>
+        <w:rPr>
+          <w:bCs/>
+          <w:b/>
+        </w:rPr>
+        <w:t xml:space="preserve">Resultado esperado:</w:t>
+      </w:r>
+      <w:r>
+        <w:t xml:space="preserve"> </w:t>
+      </w:r>
+      <w:r>
+        <w:t xml:space="preserve">se abre la ventana principal. Una clave débil o que no coincide es rechazada con mensaje claro.</w:t>
+      </w:r>
+      <w:r>
+        <w:t xml:space="preserve"> </w:t>
+      </w:r>
+      <w:r>
+        <w:rPr>
+          <w:bCs/>
+          <w:b/>
+        </w:rPr>
+        <w:t xml:space="preserve">Prueba negativa:</w:t>
+      </w:r>
+      <w:r>
+        <w:t xml:space="preserve"> </w:t>
+      </w:r>
+      <w:r>
+        <w:t xml:space="preserve">cierre sesión (</w:t>
+      </w:r>
+      <w:r>
+        <w:rPr>
+          <w:iCs/>
+          <w:i/>
+        </w:rPr>
+        <w:t xml:space="preserve">Archivo &gt; Cerrar sesión</w:t>
+      </w:r>
+      <w:r>
+        <w:t xml:space="preserve">), ingrese con clave errónea →</w:t>
+      </w:r>
+      <w:r>
+        <w:t xml:space="preserve"> </w:t>
+      </w:r>
+      <w:r>
+        <w:t xml:space="preserve">“</w:t>
+      </w:r>
+      <w:r>
+        <w:t xml:space="preserve">Usuario o contraseña incorrectos</w:t>
+      </w:r>
+      <w:r>
+        <w:t xml:space="preserve">”</w:t>
+      </w:r>
+      <w:r>
+        <w:t xml:space="preserve">.</w:t>
+      </w:r>
+    </w:p>
+    <w:p>
+      <w:pPr>
+        <w:pStyle w:val="CaptionedFigure"/>
+      </w:pPr>
+      <w:r>
+        <w:drawing>
+          <wp:inline>
+            <wp:extent cx="5334000" cy="3048000"/>
+            <wp:effectExtent b="0" l="0" r="0" t="0"/>
+            <wp:docPr descr="Esquema: ventana principal con menú, accesos rápidos y tablero" title="" id="35" name="Picture"/>
+            <a:graphic>
+              <a:graphicData uri="http://schemas.openxmlformats.org/drawingml/2006/picture">
+                <pic:pic>
+                  <pic:nvPicPr>
+                    <pic:cNvPr descr="img/wf_principal.png" id="36" name="Picture"/>
+                    <pic:cNvPicPr>
+                      <a:picLocks noChangeArrowheads="1" noChangeAspect="1"/>
+                    </pic:cNvPicPr>
+                  </pic:nvPicPr>
+                  <pic:blipFill>
+                    <a:blip r:embed="rId34"/>
+                    <a:stretch>
+                      <a:fillRect/>
+                    </a:stretch>
+                  </pic:blipFill>
+                  <pic:spPr bwMode="auto">
+                    <a:xfrm>
+                      <a:off x="0" y="0"/>
+                      <a:ext cx="5334000" cy="3048000"/>
+                    </a:xfrm>
+                    <a:prstGeom prst="rect">
+                      <a:avLst/>
+                    </a:prstGeom>
+                    <a:noFill/>
+                    <a:ln w="9525">
+                      <a:noFill/>
+                      <a:headEnd/>
+                      <a:tailEnd/>
+                    </a:ln>
+                  </pic:spPr>
+                </pic:pic>
+              </a:graphicData>
+            </a:graphic>
+          </wp:inline>
+        </w:drawing>
+      </w:r>
+    </w:p>
+    <w:p>
+      <w:pPr>
+        <w:pStyle w:val="ImageCaption"/>
+      </w:pPr>
+      <w:r>
+        <w:t xml:space="preserve">Esquema: ventana principal con menú, accesos rápidos y tablero</w:t>
+      </w:r>
+    </w:p>
+    <w:bookmarkEnd w:id="37"/>
+    <w:bookmarkStart w:id="38" w:name="caso-p4-crear-la-empresa-de-prueba"/>
+    <w:p>
+      <w:pPr>
+        <w:pStyle w:val="Heading2"/>
+      </w:pPr>
+      <w:r>
+        <w:t xml:space="preserve">Caso P4 ★ Crear la empresa de prueba</w:t>
+      </w:r>
+    </w:p>
+    <w:p>
+      <w:pPr>
+        <w:pStyle w:val="FirstParagraph"/>
+      </w:pPr>
+      <w:r>
+        <w:rPr>
+          <w:bCs/>
+          <w:b/>
+        </w:rPr>
+        <w:t xml:space="preserve">Datos</w:t>
+      </w:r>
+    </w:p>
+    <w:tbl>
+      <w:tblPr>
+        <w:tblStyle w:val="Table"/>
+        <w:tblW w:type="auto" w:w="0"/>
+        <w:tblLook w:firstRow="1" w:lastRow="0" w:firstColumn="0" w:lastColumn="0" w:noHBand="0" w:noVBand="0" w:val="0020"/>
+        <w:jc w:val="start"/>
+      </w:tblPr>
+      <w:tblGrid>
+        <w:gridCol w:w="3960"/>
+        <w:gridCol w:w="3960"/>
+      </w:tblGrid>
+      <w:tr>
+        <w:trPr>
+          <w:tblHeader w:val="true"/>
+        </w:trPr>
+        <w:tc>
+          <w:tcPr/>
+          <w:p>
+            <w:pPr>
+              <w:pStyle w:val="Compact"/>
+              <w:jc w:val="left"/>
+            </w:pPr>
+            <w:r>
+              <w:t xml:space="preserve">Campo</w:t>
+            </w:r>
+          </w:p>
+        </w:tc>
+        <w:tc>
+          <w:tcPr/>
+          <w:p>
+            <w:pPr>
+              <w:pStyle w:val="Compact"/>
+              <w:jc w:val="left"/>
+            </w:pPr>
+            <w:r>
+              <w:t xml:space="preserve">Valor</w:t>
             </w:r>
           </w:p>
         </w:tc>
@@ -247,31 +1420,19 @@
               <w:jc w:val="left"/>
             </w:pPr>
             <w:r>
-              <w:t xml:space="preserve">B4</w:t>
-            </w:r>
-          </w:p>
-        </w:tc>
-        <w:tc>
-          <w:tcPr/>
-          <w:p>
-            <w:pPr>
-              <w:pStyle w:val="Compact"/>
-              <w:jc w:val="left"/>
-            </w:pPr>
-            <w:r>
-              <w:t xml:space="preserve">Reportes &gt; Centro de reportes (F9)</w:t>
-            </w:r>
-          </w:p>
-        </w:tc>
-        <w:tc>
-          <w:tcPr/>
-          <w:p>
-            <w:pPr>
-              <w:pStyle w:val="Compact"/>
-              <w:jc w:val="left"/>
-            </w:pPr>
-            <w:r>
-              <w:t xml:space="preserve">Lista de reportes por módulo</w:t>
+              <w:t xml:space="preserve">Código</w:t>
+            </w:r>
+          </w:p>
+        </w:tc>
+        <w:tc>
+          <w:tcPr/>
+          <w:p>
+            <w:pPr>
+              <w:pStyle w:val="Compact"/>
+              <w:jc w:val="left"/>
+            </w:pPr>
+            <w:r>
+              <w:t xml:space="preserve">PRUEBA</w:t>
             </w:r>
           </w:p>
         </w:tc>
@@ -285,110 +1446,169 @@
               <w:jc w:val="left"/>
             </w:pPr>
             <w:r>
-              <w:t xml:space="preserve">B5</w:t>
-            </w:r>
-          </w:p>
-        </w:tc>
-        <w:tc>
-          <w:tcPr/>
-          <w:p>
-            <w:pPr>
-              <w:pStyle w:val="Compact"/>
-              <w:jc w:val="left"/>
-            </w:pPr>
-            <w:r>
-              <w:t xml:space="preserve">Abrir</w:t>
-            </w:r>
-            <w:r>
-              <w:t xml:space="preserve"> </w:t>
-            </w:r>
-            <w:r>
-              <w:t xml:space="preserve">“</w:t>
-            </w:r>
-            <w:r>
-              <w:t xml:space="preserve">Plan de cuentas</w:t>
-            </w:r>
-            <w:r>
-              <w:t xml:space="preserve">”</w:t>
-            </w:r>
-            <w:r>
-              <w:t xml:space="preserve"> </w:t>
-            </w:r>
-            <w:r>
-              <w:t xml:space="preserve">y exportar PDF y Excel</w:t>
-            </w:r>
-          </w:p>
-        </w:tc>
-        <w:tc>
-          <w:tcPr/>
-          <w:p>
-            <w:pPr>
-              <w:pStyle w:val="Compact"/>
-              <w:jc w:val="left"/>
-            </w:pPr>
-            <w:r>
-              <w:t xml:space="preserve">Ambos archivos se abren con encabezado de empresa</w:t>
+              <w:t xml:space="preserve">Razón social</w:t>
+            </w:r>
+          </w:p>
+        </w:tc>
+        <w:tc>
+          <w:tcPr/>
+          <w:p>
+            <w:pPr>
+              <w:pStyle w:val="Compact"/>
+              <w:jc w:val="left"/>
+            </w:pPr>
+            <w:r>
+              <w:t xml:space="preserve">PRUEBA S.R.L.</w:t>
+            </w:r>
+          </w:p>
+        </w:tc>
+      </w:tr>
+      <w:tr>
+        <w:tc>
+          <w:tcPr/>
+          <w:p>
+            <w:pPr>
+              <w:pStyle w:val="Compact"/>
+              <w:jc w:val="left"/>
+            </w:pPr>
+            <w:r>
+              <w:t xml:space="preserve">NIT</w:t>
+            </w:r>
+          </w:p>
+        </w:tc>
+        <w:tc>
+          <w:tcPr/>
+          <w:p>
+            <w:pPr>
+              <w:pStyle w:val="Compact"/>
+              <w:jc w:val="left"/>
+            </w:pPr>
+            <w:r>
+              <w:t xml:space="preserve">1020304050</w:t>
+            </w:r>
+          </w:p>
+        </w:tc>
+      </w:tr>
+      <w:tr>
+        <w:tc>
+          <w:tcPr/>
+          <w:p>
+            <w:pPr>
+              <w:pStyle w:val="Compact"/>
+              <w:jc w:val="left"/>
+            </w:pPr>
+            <w:r>
+              <w:t xml:space="preserve">Dirección / ciudad</w:t>
+            </w:r>
+          </w:p>
+        </w:tc>
+        <w:tc>
+          <w:tcPr/>
+          <w:p>
+            <w:pPr>
+              <w:pStyle w:val="Compact"/>
+              <w:jc w:val="left"/>
+            </w:pPr>
+            <w:r>
+              <w:t xml:space="preserve">Av. Camacho 123, La Paz</w:t>
+            </w:r>
+          </w:p>
+        </w:tc>
+      </w:tr>
+      <w:tr>
+        <w:tc>
+          <w:tcPr/>
+          <w:p>
+            <w:pPr>
+              <w:pStyle w:val="Compact"/>
+              <w:jc w:val="left"/>
+            </w:pPr>
+            <w:r>
+              <w:t xml:space="preserve">Gestión (año)</w:t>
+            </w:r>
+          </w:p>
+        </w:tc>
+        <w:tc>
+          <w:tcPr/>
+          <w:p>
+            <w:pPr>
+              <w:pStyle w:val="Compact"/>
+              <w:jc w:val="left"/>
+            </w:pPr>
+            <w:r>
+              <w:t xml:space="preserve">el año en curso (ej. 2025)</w:t>
+            </w:r>
+          </w:p>
+        </w:tc>
+      </w:tr>
+      <w:tr>
+        <w:tc>
+          <w:tcPr/>
+          <w:p>
+            <w:pPr>
+              <w:pStyle w:val="Compact"/>
+              <w:jc w:val="left"/>
+            </w:pPr>
+            <w:r>
+              <w:t xml:space="preserve">Numeración</w:t>
+            </w:r>
+          </w:p>
+        </w:tc>
+        <w:tc>
+          <w:tcPr/>
+          <w:p>
+            <w:pPr>
+              <w:pStyle w:val="Compact"/>
+              <w:jc w:val="left"/>
+            </w:pPr>
+            <w:r>
+              <w:t xml:space="preserve">Correlativo mensual</w:t>
             </w:r>
           </w:p>
         </w:tc>
       </w:tr>
     </w:tbl>
-    <w:bookmarkEnd w:id="21"/>
-    <w:bookmarkStart w:id="22" w:name="c.-tipo-de-cambio"/>
-    <w:p>
-      <w:pPr>
-        <w:pStyle w:val="Heading2"/>
-      </w:pPr>
-      <w:r>
-        <w:t xml:space="preserve">C. Tipo de cambio</w:t>
-      </w:r>
-    </w:p>
-    <w:p>
-      <w:pPr>
-        <w:pStyle w:val="FirstParagraph"/>
-      </w:pPr>
-      <w:r>
-        <w:t xml:space="preserve">Cargue 01/01: T.C. 6,96 y UFV 2,50000. Esperado: aparecen en el listado y en el reporte</w:t>
-      </w:r>
-      <w:r>
-        <w:t xml:space="preserve"> </w:t>
-      </w:r>
-      <w:r>
-        <w:t xml:space="preserve">“</w:t>
-      </w:r>
-      <w:r>
-        <w:t xml:space="preserve">Tipos de cambio y UFV</w:t>
-      </w:r>
-      <w:r>
-        <w:t xml:space="preserve">”</w:t>
-      </w:r>
-      <w:r>
-        <w:t xml:space="preserve">.</w:t>
-      </w:r>
-    </w:p>
-    <w:bookmarkEnd w:id="22"/>
-    <w:bookmarkStart w:id="23" w:name="d.-contabilidad-ejemplo-de-comprobante"/>
-    <w:p>
-      <w:pPr>
-        <w:pStyle w:val="Heading2"/>
-      </w:pPr>
-      <w:r>
-        <w:t xml:space="preserve">D. Contabilidad — ejemplo de comprobante</w:t>
-      </w:r>
-    </w:p>
-    <w:p>
-      <w:pPr>
-        <w:pStyle w:val="FirstParagraph"/>
+    <w:p>
+      <w:pPr>
+        <w:pStyle w:val="BodyText"/>
       </w:pPr>
       <w:r>
         <w:rPr>
           <w:bCs/>
           <w:b/>
         </w:rPr>
-        <w:t xml:space="preserve">Ingreso de capital</w:t>
-      </w:r>
-      <w:r>
-        <w:t xml:space="preserve">: Nuevo comprobante (Ctrl+N), tipo Traspaso, glosa</w:t>
+        <w:t xml:space="preserve">Pasos:</w:t>
+      </w:r>
+      <w:r>
+        <w:t xml:space="preserve"> </w:t>
+      </w:r>
+      <w:r>
+        <w:rPr>
+          <w:iCs/>
+          <w:i/>
+        </w:rPr>
+        <w:t xml:space="preserve">Archivo &gt; Cambiar de empresa o gestión &gt; Nueva empresa</w:t>
+      </w:r>
+      <w:r>
+        <w:t xml:space="preserve">, completar datos, aceptar, y abrir la empresa creada.</w:t>
+      </w:r>
+    </w:p>
+    <w:p>
+      <w:pPr>
+        <w:pStyle w:val="BodyText"/>
+      </w:pPr>
+      <w:r>
+        <w:rPr>
+          <w:bCs/>
+          <w:b/>
+        </w:rPr>
+        <w:t xml:space="preserve">Resultado esperado:</w:t>
+      </w:r>
+      <w:r>
+        <w:t xml:space="preserve"> </w:t>
+      </w:r>
+      <w:r>
+        <w:t xml:space="preserve">la barra inferior muestra</w:t>
       </w:r>
       <w:r>
         <w:t xml:space="preserve"> </w:t>
@@ -397,13 +1617,63 @@
         <w:t xml:space="preserve">“</w:t>
       </w:r>
       <w:r>
-        <w:t xml:space="preserve">Aporte inicial</w:t>
+        <w:t xml:space="preserve">PRUEBA S.R.L. | Gestión 2025 | admin</w:t>
       </w:r>
       <w:r>
         <w:t xml:space="preserve">”</w:t>
       </w:r>
       <w:r>
-        <w:t xml:space="preserve">.</w:t>
+        <w:t xml:space="preserve">. Se crea el archivo</w:t>
+      </w:r>
+      <w:r>
+        <w:t xml:space="preserve"> </w:t>
+      </w:r>
+      <w:r>
+        <w:rPr>
+          <w:rStyle w:val="VerbatimChar"/>
+        </w:rPr>
+        <w:t xml:space="preserve">Datos\PRUEBA\2025.accdb</w:t>
+      </w:r>
+      <w:r>
+        <w:t xml:space="preserve"> </w:t>
+      </w:r>
+      <w:r>
+        <w:t xml:space="preserve">y se carga el plan de cuentas boliviano.</w:t>
+      </w:r>
+    </w:p>
+    <w:bookmarkEnd w:id="38"/>
+    <w:bookmarkStart w:id="39" w:name="caso-p5-tipo-de-cambio-y-ufv"/>
+    <w:p>
+      <w:pPr>
+        <w:pStyle w:val="Heading2"/>
+      </w:pPr>
+      <w:r>
+        <w:t xml:space="preserve">Caso P5 Tipo de cambio y UFV</w:t>
+      </w:r>
+    </w:p>
+    <w:p>
+      <w:pPr>
+        <w:pStyle w:val="FirstParagraph"/>
+      </w:pPr>
+      <w:r>
+        <w:rPr>
+          <w:bCs/>
+          <w:b/>
+        </w:rPr>
+        <w:t xml:space="preserve">Pasos:</w:t>
+      </w:r>
+      <w:r>
+        <w:t xml:space="preserve"> </w:t>
+      </w:r>
+      <w:r>
+        <w:rPr>
+          <w:iCs/>
+          <w:i/>
+        </w:rPr>
+        <w:t xml:space="preserve">Contabilidad &gt; Tipos de cambio y UFV</w:t>
+      </w:r>
+      <w:r>
+        <w:t xml:space="preserve">. Agregue:</w:t>
       </w:r>
     </w:p>
     <w:tbl>
@@ -430,31 +1700,31 @@
               <w:jc w:val="left"/>
             </w:pPr>
             <w:r>
-              <w:t xml:space="preserve">Cuenta</w:t>
-            </w:r>
-          </w:p>
-        </w:tc>
-        <w:tc>
-          <w:tcPr/>
-          <w:p>
-            <w:pPr>
-              <w:pStyle w:val="Compact"/>
-              <w:jc w:val="left"/>
-            </w:pPr>
-            <w:r>
-              <w:t xml:space="preserve">Debe</w:t>
-            </w:r>
-          </w:p>
-        </w:tc>
-        <w:tc>
-          <w:tcPr/>
-          <w:p>
-            <w:pPr>
-              <w:pStyle w:val="Compact"/>
-              <w:jc w:val="left"/>
-            </w:pPr>
-            <w:r>
-              <w:t xml:space="preserve">Haber</w:t>
+              <w:t xml:space="preserve">Fecha</w:t>
+            </w:r>
+          </w:p>
+        </w:tc>
+        <w:tc>
+          <w:tcPr/>
+          <w:p>
+            <w:pPr>
+              <w:pStyle w:val="Compact"/>
+              <w:jc w:val="left"/>
+            </w:pPr>
+            <w:r>
+              <w:t xml:space="preserve">Dólar (Bs)</w:t>
+            </w:r>
+          </w:p>
+        </w:tc>
+        <w:tc>
+          <w:tcPr/>
+          <w:p>
+            <w:pPr>
+              <w:pStyle w:val="Compact"/>
+              <w:jc w:val="left"/>
+            </w:pPr>
+            <w:r>
+              <w:t xml:space="preserve">UFV</w:t>
             </w:r>
           </w:p>
         </w:tc>
@@ -468,28 +1738,32 @@
               <w:jc w:val="left"/>
             </w:pPr>
             <w:r>
-              <w:t xml:space="preserve">Caja moneda nacional</w:t>
-            </w:r>
-          </w:p>
-        </w:tc>
-        <w:tc>
-          <w:tcPr/>
-          <w:p>
-            <w:pPr>
-              <w:pStyle w:val="Compact"/>
-              <w:jc w:val="left"/>
-            </w:pPr>
-            <w:r>
-              <w:t xml:space="preserve">50.000,00</w:t>
-            </w:r>
-          </w:p>
-        </w:tc>
-        <w:tc>
-          <w:tcPr/>
-          <w:p>
-            <w:pPr>
-              <w:pStyle w:val="Compact"/>
-            </w:pPr>
+              <w:t xml:space="preserve">01/01</w:t>
+            </w:r>
+          </w:p>
+        </w:tc>
+        <w:tc>
+          <w:tcPr/>
+          <w:p>
+            <w:pPr>
+              <w:pStyle w:val="Compact"/>
+              <w:jc w:val="left"/>
+            </w:pPr>
+            <w:r>
+              <w:t xml:space="preserve">6,96</w:t>
+            </w:r>
+          </w:p>
+        </w:tc>
+        <w:tc>
+          <w:tcPr/>
+          <w:p>
+            <w:pPr>
+              <w:pStyle w:val="Compact"/>
+              <w:jc w:val="left"/>
+            </w:pPr>
+            <w:r>
+              <w:t xml:space="preserve">2,50000</w:t>
+            </w:r>
           </w:p>
         </w:tc>
       </w:tr>
@@ -502,27 +1776,69 @@
               <w:jc w:val="left"/>
             </w:pPr>
             <w:r>
-              <w:t xml:space="preserve">Capital social</w:t>
-            </w:r>
-          </w:p>
-        </w:tc>
-        <w:tc>
-          <w:tcPr/>
-          <w:p>
-            <w:pPr>
-              <w:pStyle w:val="Compact"/>
-            </w:pPr>
-          </w:p>
-        </w:tc>
-        <w:tc>
-          <w:tcPr/>
-          <w:p>
-            <w:pPr>
-              <w:pStyle w:val="Compact"/>
-              <w:jc w:val="left"/>
-            </w:pPr>
-            <w:r>
-              <w:t xml:space="preserve">50.000,00</w:t>
+              <w:t xml:space="preserve">31/03</w:t>
+            </w:r>
+          </w:p>
+        </w:tc>
+        <w:tc>
+          <w:tcPr/>
+          <w:p>
+            <w:pPr>
+              <w:pStyle w:val="Compact"/>
+              <w:jc w:val="left"/>
+            </w:pPr>
+            <w:r>
+              <w:t xml:space="preserve">6,96</w:t>
+            </w:r>
+          </w:p>
+        </w:tc>
+        <w:tc>
+          <w:tcPr/>
+          <w:p>
+            <w:pPr>
+              <w:pStyle w:val="Compact"/>
+              <w:jc w:val="left"/>
+            </w:pPr>
+            <w:r>
+              <w:t xml:space="preserve">2,52000</w:t>
+            </w:r>
+          </w:p>
+        </w:tc>
+      </w:tr>
+      <w:tr>
+        <w:tc>
+          <w:tcPr/>
+          <w:p>
+            <w:pPr>
+              <w:pStyle w:val="Compact"/>
+              <w:jc w:val="left"/>
+            </w:pPr>
+            <w:r>
+              <w:t xml:space="preserve">31/12</w:t>
+            </w:r>
+          </w:p>
+        </w:tc>
+        <w:tc>
+          <w:tcPr/>
+          <w:p>
+            <w:pPr>
+              <w:pStyle w:val="Compact"/>
+              <w:jc w:val="left"/>
+            </w:pPr>
+            <w:r>
+              <w:t xml:space="preserve">6,96</w:t>
+            </w:r>
+          </w:p>
+        </w:tc>
+        <w:tc>
+          <w:tcPr/>
+          <w:p>
+            <w:pPr>
+              <w:pStyle w:val="Compact"/>
+              <w:jc w:val="left"/>
+            </w:pPr>
+            <w:r>
+              <w:t xml:space="preserve">2,60000</w:t>
             </w:r>
           </w:p>
         </w:tc>
@@ -533,45 +1849,145 @@
         <w:pStyle w:val="BodyText"/>
       </w:pPr>
       <w:r>
-        <w:t xml:space="preserve">Esperado: no permite guardar si Debe ≠ Haber; guarda con número 1; el Libro diario y el Balance de sumas y saldos muestran 50.000 en cada lado.</w:t>
-      </w:r>
-    </w:p>
-    <w:p>
-      <w:pPr>
-        <w:pStyle w:val="BodyText"/>
-      </w:pPr>
-      <w:r>
         <w:rPr>
           <w:bCs/>
           <w:b/>
         </w:rPr>
-        <w:t xml:space="preserve">Prueba negativa</w:t>
-      </w:r>
-      <w:r>
-        <w:t xml:space="preserve">: Debe 100 / Haber 90 → mensaje de comprobante descuadrado, no se guarda.</w:t>
-      </w:r>
-      <w:r>
-        <w:t xml:space="preserve"> </w:t>
-      </w:r>
+        <w:t xml:space="preserve">Resultado esperado:</w:t>
+      </w:r>
+      <w:r>
+        <w:t xml:space="preserve"> </w:t>
+      </w:r>
+      <w:r>
+        <w:t xml:space="preserve">los tres registros aparecen en la lista. Abra</w:t>
+      </w:r>
+      <w:r>
+        <w:t xml:space="preserve"> </w:t>
+      </w:r>
+      <w:r>
+        <w:rPr>
+          <w:iCs/>
+          <w:i/>
+        </w:rPr>
+        <w:t xml:space="preserve">Reportes &gt; Centro de reportes &gt; Tipos de cambio y UFV</w:t>
+      </w:r>
+      <w:r>
+        <w:t xml:space="preserve">: debe mostrar los mismos datos.</w:t>
+      </w:r>
+    </w:p>
+    <w:bookmarkEnd w:id="39"/>
+    <w:bookmarkEnd w:id="40"/>
+    <w:bookmarkStart w:id="65" w:name="contabilidad"/>
+    <w:p>
+      <w:pPr>
+        <w:pStyle w:val="Heading1"/>
+      </w:pPr>
+      <w:r>
+        <w:t xml:space="preserve">3. Contabilidad</w:t>
+      </w:r>
+    </w:p>
+    <w:bookmarkStart w:id="41" w:name="caso-c1-plan-de-cuentas"/>
+    <w:p>
+      <w:pPr>
+        <w:pStyle w:val="Heading2"/>
+      </w:pPr>
+      <w:r>
+        <w:t xml:space="preserve">Caso C1 ★ Plan de cuentas</w:t>
+      </w:r>
+    </w:p>
+    <w:p>
+      <w:pPr>
+        <w:pStyle w:val="FirstParagraph"/>
+      </w:pPr>
       <w:r>
         <w:rPr>
           <w:bCs/>
           <w:b/>
         </w:rPr>
-        <w:t xml:space="preserve">Anulación</w:t>
-      </w:r>
-      <w:r>
-        <w:t xml:space="preserve">: anular el comprobante → desaparece de saldos; permanece en listado como anulado.</w:t>
-      </w:r>
-    </w:p>
-    <w:bookmarkEnd w:id="23"/>
-    <w:bookmarkStart w:id="24" w:name="e.-iva-ejemplo-del-manual-orion"/>
-    <w:p>
-      <w:pPr>
-        <w:pStyle w:val="Heading2"/>
-      </w:pPr>
-      <w:r>
-        <w:t xml:space="preserve">E. IVA — ejemplo del manual Orion</w:t>
+        <w:t xml:space="preserve">Pasos</w:t>
+      </w:r>
+    </w:p>
+    <w:p>
+      <w:pPr>
+        <w:numPr>
+          <w:ilvl w:val="0"/>
+          <w:numId w:val="1006"/>
+        </w:numPr>
+        <w:pStyle w:val="Compact"/>
+      </w:pPr>
+      <w:r>
+        <w:rPr>
+          <w:iCs/>
+          <w:i/>
+        </w:rPr>
+        <w:t xml:space="preserve">Contabilidad &gt; Plan de cuentas</w:t>
+      </w:r>
+      <w:r>
+        <w:t xml:space="preserve">. Expanda el árbol: Activo, Pasivo, Patrimonio, Ingresos, Egresos.</w:t>
+      </w:r>
+    </w:p>
+    <w:p>
+      <w:pPr>
+        <w:numPr>
+          <w:ilvl w:val="0"/>
+          <w:numId w:val="1006"/>
+        </w:numPr>
+        <w:pStyle w:val="Compact"/>
+      </w:pPr>
+      <w:r>
+        <w:t xml:space="preserve">Cree una cuenta nueva bajo</w:t>
+      </w:r>
+      <w:r>
+        <w:t xml:space="preserve"> </w:t>
+      </w:r>
+      <w:r>
+        <w:rPr>
+          <w:iCs/>
+          <w:i/>
+        </w:rPr>
+        <w:t xml:space="preserve">Gastos de administración</w:t>
+      </w:r>
+      <w:r>
+        <w:t xml:space="preserve">: código</w:t>
+      </w:r>
+      <w:r>
+        <w:t xml:space="preserve"> </w:t>
+      </w:r>
+      <w:r>
+        <w:rPr>
+          <w:rStyle w:val="VerbatimChar"/>
+        </w:rPr>
+        <w:t xml:space="preserve">5.1.1.99</w:t>
+      </w:r>
+      <w:r>
+        <w:t xml:space="preserve">, nombre</w:t>
+      </w:r>
+      <w:r>
+        <w:t xml:space="preserve"> </w:t>
+      </w:r>
+      <w:r>
+        <w:t xml:space="preserve">“</w:t>
+      </w:r>
+      <w:r>
+        <w:t xml:space="preserve">Gastos varios de prueba</w:t>
+      </w:r>
+      <w:r>
+        <w:t xml:space="preserve">”</w:t>
+      </w:r>
+      <w:r>
+        <w:t xml:space="preserve">, tipo movimiento (Sí).</w:t>
+      </w:r>
+    </w:p>
+    <w:p>
+      <w:pPr>
+        <w:numPr>
+          <w:ilvl w:val="0"/>
+          <w:numId w:val="1006"/>
+        </w:numPr>
+        <w:pStyle w:val="Compact"/>
+      </w:pPr>
+      <w:r>
+        <w:t xml:space="preserve">Intente eliminar una cuenta que ya tenga movimientos (más adelante) → debe rechazarlo.</w:t>
       </w:r>
     </w:p>
     <w:p>
@@ -583,13 +1999,1239 @@
           <w:bCs/>
           <w:b/>
         </w:rPr>
-        <w:t xml:space="preserve">Venta de Bs 1.000 con factura</w:t>
-      </w:r>
-      <w:r>
-        <w:t xml:space="preserve"> </w:t>
-      </w:r>
-      <w:r>
-        <w:t xml:space="preserve">(libro de ventas, con cuenta): Esperado en el asiento:</w:t>
+        <w:t xml:space="preserve">Resultado esperado:</w:t>
+      </w:r>
+      <w:r>
+        <w:t xml:space="preserve"> </w:t>
+      </w:r>
+      <w:r>
+        <w:t xml:space="preserve">la cuenta nueva aparece y puede usarse en comprobantes; el código duplicado es rechazado.</w:t>
+      </w:r>
+    </w:p>
+    <w:bookmarkEnd w:id="41"/>
+    <w:bookmarkStart w:id="45" w:name="X35f8b0f63c408e08326613eeaaa89d2110c7235"/>
+    <w:p>
+      <w:pPr>
+        <w:pStyle w:val="Heading2"/>
+      </w:pPr>
+      <w:r>
+        <w:t xml:space="preserve">Caso C2 ★ Comprobante de traspaso (asiento de apertura)</w:t>
+      </w:r>
+    </w:p>
+    <w:p>
+      <w:pPr>
+        <w:pStyle w:val="FirstParagraph"/>
+      </w:pPr>
+      <w:r>
+        <w:rPr>
+          <w:bCs/>
+          <w:b/>
+        </w:rPr>
+        <w:t xml:space="preserve">Pasos</w:t>
+      </w:r>
+    </w:p>
+    <w:p>
+      <w:pPr>
+        <w:numPr>
+          <w:ilvl w:val="0"/>
+          <w:numId w:val="1007"/>
+        </w:numPr>
+        <w:pStyle w:val="Compact"/>
+      </w:pPr>
+      <w:r>
+        <w:rPr>
+          <w:iCs/>
+          <w:i/>
+        </w:rPr>
+        <w:t xml:space="preserve">Contabilidad &gt; Nuevo comprobante</w:t>
+      </w:r>
+      <w:r>
+        <w:t xml:space="preserve"> </w:t>
+      </w:r>
+      <w:r>
+        <w:t xml:space="preserve">(Ctrl+N).</w:t>
+      </w:r>
+    </w:p>
+    <w:p>
+      <w:pPr>
+        <w:numPr>
+          <w:ilvl w:val="0"/>
+          <w:numId w:val="1007"/>
+        </w:numPr>
+        <w:pStyle w:val="Compact"/>
+      </w:pPr>
+      <w:r>
+        <w:t xml:space="preserve">Tipo</w:t>
+      </w:r>
+      <w:r>
+        <w:t xml:space="preserve"> </w:t>
+      </w:r>
+      <w:r>
+        <w:rPr>
+          <w:iCs/>
+          <w:i/>
+        </w:rPr>
+        <w:t xml:space="preserve">Traspaso</w:t>
+      </w:r>
+      <w:r>
+        <w:t xml:space="preserve">, fecha 01/01, glosa</w:t>
+      </w:r>
+      <w:r>
+        <w:t xml:space="preserve"> </w:t>
+      </w:r>
+      <w:r>
+        <w:t xml:space="preserve">“</w:t>
+      </w:r>
+      <w:r>
+        <w:t xml:space="preserve">Aporte inicial</w:t>
+      </w:r>
+      <w:r>
+        <w:t xml:space="preserve">”</w:t>
+      </w:r>
+      <w:r>
+        <w:t xml:space="preserve">.</w:t>
+      </w:r>
+    </w:p>
+    <w:p>
+      <w:pPr>
+        <w:numPr>
+          <w:ilvl w:val="0"/>
+          <w:numId w:val="1007"/>
+        </w:numPr>
+        <w:pStyle w:val="Compact"/>
+      </w:pPr>
+      <w:r>
+        <w:t xml:space="preserve">Línea 1: Caja moneda nacional, Debe 50.000,00. Línea 2: Capital social, Haber 50.000,00.</w:t>
+      </w:r>
+    </w:p>
+    <w:p>
+      <w:pPr>
+        <w:numPr>
+          <w:ilvl w:val="0"/>
+          <w:numId w:val="1007"/>
+        </w:numPr>
+        <w:pStyle w:val="Compact"/>
+      </w:pPr>
+      <w:r>
+        <w:t xml:space="preserve">Guardar.</w:t>
+      </w:r>
+    </w:p>
+    <w:p>
+      <w:pPr>
+        <w:pStyle w:val="FirstParagraph"/>
+      </w:pPr>
+      <w:r>
+        <w:rPr>
+          <w:bCs/>
+          <w:b/>
+        </w:rPr>
+        <w:t xml:space="preserve">Resultado esperado:</w:t>
+      </w:r>
+      <w:r>
+        <w:t xml:space="preserve"> </w:t>
+      </w:r>
+      <w:r>
+        <w:t xml:space="preserve">muestra</w:t>
+      </w:r>
+      <w:r>
+        <w:t xml:space="preserve"> </w:t>
+      </w:r>
+      <w:r>
+        <w:t xml:space="preserve">“</w:t>
+      </w:r>
+      <w:r>
+        <w:t xml:space="preserve">El comprobante cuadra</w:t>
+      </w:r>
+      <w:r>
+        <w:t xml:space="preserve">”</w:t>
+      </w:r>
+      <w:r>
+        <w:t xml:space="preserve">; al guardar recibe el</w:t>
+      </w:r>
+      <w:r>
+        <w:t xml:space="preserve"> </w:t>
+      </w:r>
+      <w:r>
+        <w:rPr>
+          <w:bCs/>
+          <w:b/>
+        </w:rPr>
+        <w:t xml:space="preserve">Nº 1</w:t>
+      </w:r>
+      <w:r>
+        <w:t xml:space="preserve"> </w:t>
+      </w:r>
+      <w:r>
+        <w:t xml:space="preserve">del mes. Aparece en</w:t>
+      </w:r>
+      <w:r>
+        <w:t xml:space="preserve"> </w:t>
+      </w:r>
+      <w:r>
+        <w:rPr>
+          <w:iCs/>
+          <w:i/>
+        </w:rPr>
+        <w:t xml:space="preserve">Contabilidad &gt; Comprobantes</w:t>
+      </w:r>
+      <w:r>
+        <w:t xml:space="preserve">.</w:t>
+      </w:r>
+    </w:p>
+    <w:p>
+      <w:pPr>
+        <w:pStyle w:val="CaptionedFigure"/>
+      </w:pPr>
+      <w:r>
+        <w:drawing>
+          <wp:inline>
+            <wp:extent cx="4800600" cy="2667000"/>
+            <wp:effectExtent b="0" l="0" r="0" t="0"/>
+            <wp:docPr descr="Esquema: comprobante contable" title="" id="43" name="Picture"/>
+            <a:graphic>
+              <a:graphicData uri="http://schemas.openxmlformats.org/drawingml/2006/picture">
+                <pic:pic>
+                  <pic:nvPicPr>
+                    <pic:cNvPr descr="img/wf_comprobante.png" id="44" name="Picture"/>
+                    <pic:cNvPicPr>
+                      <a:picLocks noChangeArrowheads="1" noChangeAspect="1"/>
+                    </pic:cNvPicPr>
+                  </pic:nvPicPr>
+                  <pic:blipFill>
+                    <a:blip r:embed="rId42"/>
+                    <a:stretch>
+                      <a:fillRect/>
+                    </a:stretch>
+                  </pic:blipFill>
+                  <pic:spPr bwMode="auto">
+                    <a:xfrm>
+                      <a:off x="0" y="0"/>
+                      <a:ext cx="4800600" cy="2667000"/>
+                    </a:xfrm>
+                    <a:prstGeom prst="rect">
+                      <a:avLst/>
+                    </a:prstGeom>
+                    <a:noFill/>
+                    <a:ln w="9525">
+                      <a:noFill/>
+                      <a:headEnd/>
+                      <a:tailEnd/>
+                    </a:ln>
+                  </pic:spPr>
+                </pic:pic>
+              </a:graphicData>
+            </a:graphic>
+          </wp:inline>
+        </w:drawing>
+      </w:r>
+    </w:p>
+    <w:p>
+      <w:pPr>
+        <w:pStyle w:val="ImageCaption"/>
+      </w:pPr>
+      <w:r>
+        <w:t xml:space="preserve">Esquema: comprobante contable</w:t>
+      </w:r>
+    </w:p>
+    <w:p>
+      <w:pPr>
+        <w:pStyle w:val="BodyText"/>
+      </w:pPr>
+      <w:r>
+        <w:rPr>
+          <w:bCs/>
+          <w:b/>
+        </w:rPr>
+        <w:t xml:space="preserve">Pruebas negativas</w:t>
+      </w:r>
+    </w:p>
+    <w:tbl>
+      <w:tblPr>
+        <w:tblStyle w:val="Table"/>
+        <w:tblW w:type="auto" w:w="0"/>
+        <w:tblLook w:firstRow="1" w:lastRow="0" w:firstColumn="0" w:lastColumn="0" w:noHBand="0" w:noVBand="0" w:val="0020"/>
+        <w:jc w:val="start"/>
+      </w:tblPr>
+      <w:tblGrid>
+        <w:gridCol w:w="3960"/>
+        <w:gridCol w:w="3960"/>
+      </w:tblGrid>
+      <w:tr>
+        <w:trPr>
+          <w:tblHeader w:val="true"/>
+        </w:trPr>
+        <w:tc>
+          <w:tcPr/>
+          <w:p>
+            <w:pPr>
+              <w:pStyle w:val="Compact"/>
+              <w:jc w:val="left"/>
+            </w:pPr>
+            <w:r>
+              <w:t xml:space="preserve">Intento</w:t>
+            </w:r>
+          </w:p>
+        </w:tc>
+        <w:tc>
+          <w:tcPr/>
+          <w:p>
+            <w:pPr>
+              <w:pStyle w:val="Compact"/>
+              <w:jc w:val="left"/>
+            </w:pPr>
+            <w:r>
+              <w:t xml:space="preserve">Resultado esperado</w:t>
+            </w:r>
+          </w:p>
+        </w:tc>
+      </w:tr>
+      <w:tr>
+        <w:tc>
+          <w:tcPr/>
+          <w:p>
+            <w:pPr>
+              <w:pStyle w:val="Compact"/>
+              <w:jc w:val="left"/>
+            </w:pPr>
+            <w:r>
+              <w:t xml:space="preserve">Debe 100 / Haber 90</w:t>
+            </w:r>
+          </w:p>
+        </w:tc>
+        <w:tc>
+          <w:tcPr/>
+          <w:p>
+            <w:pPr>
+              <w:pStyle w:val="Compact"/>
+              <w:jc w:val="left"/>
+            </w:pPr>
+            <w:r>
+              <w:t xml:space="preserve">No deja guardar: comprobante descuadrado</w:t>
+            </w:r>
+          </w:p>
+        </w:tc>
+      </w:tr>
+      <w:tr>
+        <w:tc>
+          <w:tcPr/>
+          <w:p>
+            <w:pPr>
+              <w:pStyle w:val="Compact"/>
+              <w:jc w:val="left"/>
+            </w:pPr>
+            <w:r>
+              <w:t xml:space="preserve">Línea sin cuenta</w:t>
+            </w:r>
+          </w:p>
+        </w:tc>
+        <w:tc>
+          <w:tcPr/>
+          <w:p>
+            <w:pPr>
+              <w:pStyle w:val="Compact"/>
+              <w:jc w:val="left"/>
+            </w:pPr>
+            <w:r>
+              <w:t xml:space="preserve">Rechazo con mensaje</w:t>
+            </w:r>
+          </w:p>
+        </w:tc>
+      </w:tr>
+      <w:tr>
+        <w:tc>
+          <w:tcPr/>
+          <w:p>
+            <w:pPr>
+              <w:pStyle w:val="Compact"/>
+              <w:jc w:val="left"/>
+            </w:pPr>
+            <w:r>
+              <w:t xml:space="preserve">Fecha fuera de la gestión (año distinto)</w:t>
+            </w:r>
+          </w:p>
+        </w:tc>
+        <w:tc>
+          <w:tcPr/>
+          <w:p>
+            <w:pPr>
+              <w:pStyle w:val="Compact"/>
+              <w:jc w:val="left"/>
+            </w:pPr>
+            <w:r>
+              <w:t xml:space="preserve">Rechazo</w:t>
+            </w:r>
+          </w:p>
+        </w:tc>
+      </w:tr>
+      <w:tr>
+        <w:tc>
+          <w:tcPr/>
+          <w:p>
+            <w:pPr>
+              <w:pStyle w:val="Compact"/>
+              <w:jc w:val="left"/>
+            </w:pPr>
+            <w:r>
+              <w:t xml:space="preserve">Cuenta que no es de movimiento (grupo)</w:t>
+            </w:r>
+          </w:p>
+        </w:tc>
+        <w:tc>
+          <w:tcPr/>
+          <w:p>
+            <w:pPr>
+              <w:pStyle w:val="Compact"/>
+              <w:jc w:val="left"/>
+            </w:pPr>
+            <w:r>
+              <w:t xml:space="preserve">No se puede usar</w:t>
+            </w:r>
+          </w:p>
+        </w:tc>
+      </w:tr>
+    </w:tbl>
+    <w:bookmarkEnd w:id="45"/>
+    <w:bookmarkStart w:id="46" w:name="caso-c3-comprobante-en-dólares"/>
+    <w:p>
+      <w:pPr>
+        <w:pStyle w:val="Heading2"/>
+      </w:pPr>
+      <w:r>
+        <w:t xml:space="preserve">Caso C3 Comprobante en dólares</w:t>
+      </w:r>
+    </w:p>
+    <w:p>
+      <w:pPr>
+        <w:pStyle w:val="FirstParagraph"/>
+      </w:pPr>
+      <w:r>
+        <w:rPr>
+          <w:bCs/>
+          <w:b/>
+        </w:rPr>
+        <w:t xml:space="preserve">Datos:</w:t>
+      </w:r>
+      <w:r>
+        <w:t xml:space="preserve"> </w:t>
+      </w:r>
+      <w:r>
+        <w:t xml:space="preserve">egreso del 15/01 por 100 US$ a T.C. 6,96 de</w:t>
+      </w:r>
+      <w:r>
+        <w:t xml:space="preserve"> </w:t>
+      </w:r>
+      <w:r>
+        <w:rPr>
+          <w:iCs/>
+          <w:i/>
+        </w:rPr>
+        <w:t xml:space="preserve">Gastos de administración</w:t>
+      </w:r>
+      <w:r>
+        <w:t xml:space="preserve"> </w:t>
+      </w:r>
+      <w:r>
+        <w:t xml:space="preserve">contra Caja.</w:t>
+      </w:r>
+    </w:p>
+    <w:p>
+      <w:pPr>
+        <w:pStyle w:val="BodyText"/>
+      </w:pPr>
+      <w:r>
+        <w:rPr>
+          <w:bCs/>
+          <w:b/>
+        </w:rPr>
+        <w:t xml:space="preserve">Resultado esperado:</w:t>
+      </w:r>
+      <w:r>
+        <w:t xml:space="preserve"> </w:t>
+      </w:r>
+      <w:r>
+        <w:t xml:space="preserve">las columnas Bs muestran 696,00 y las de US$ 100,00; el comprobante cuadra en ambas monedas.</w:t>
+      </w:r>
+    </w:p>
+    <w:bookmarkEnd w:id="46"/>
+    <w:bookmarkStart w:id="47" w:name="caso-c4-anular-y-consultar"/>
+    <w:p>
+      <w:pPr>
+        <w:pStyle w:val="Heading2"/>
+      </w:pPr>
+      <w:r>
+        <w:t xml:space="preserve">Caso C4 Anular y consultar</w:t>
+      </w:r>
+    </w:p>
+    <w:p>
+      <w:pPr>
+        <w:pStyle w:val="FirstParagraph"/>
+      </w:pPr>
+      <w:r>
+        <w:rPr>
+          <w:bCs/>
+          <w:b/>
+        </w:rPr>
+        <w:t xml:space="preserve">Pasos:</w:t>
+      </w:r>
+      <w:r>
+        <w:t xml:space="preserve"> </w:t>
+      </w:r>
+      <w:r>
+        <w:t xml:space="preserve">abra un comprobante del caso C3, pulse</w:t>
+      </w:r>
+      <w:r>
+        <w:t xml:space="preserve"> </w:t>
+      </w:r>
+      <w:r>
+        <w:rPr>
+          <w:iCs/>
+          <w:i/>
+        </w:rPr>
+        <w:t xml:space="preserve">Anular</w:t>
+      </w:r>
+      <w:r>
+        <w:t xml:space="preserve">, confirme.</w:t>
+      </w:r>
+      <w:r>
+        <w:t xml:space="preserve"> </w:t>
+      </w:r>
+      <w:r>
+        <w:rPr>
+          <w:bCs/>
+          <w:b/>
+        </w:rPr>
+        <w:t xml:space="preserve">Resultado esperado:</w:t>
+      </w:r>
+      <w:r>
+        <w:t xml:space="preserve"> </w:t>
+      </w:r>
+      <w:r>
+        <w:t xml:space="preserve">queda marcado</w:t>
+      </w:r>
+      <w:r>
+        <w:t xml:space="preserve"> </w:t>
+      </w:r>
+      <w:r>
+        <w:t xml:space="preserve">“</w:t>
+      </w:r>
+      <w:r>
+        <w:t xml:space="preserve">Anulado</w:t>
+      </w:r>
+      <w:r>
+        <w:t xml:space="preserve">”</w:t>
+      </w:r>
+      <w:r>
+        <w:t xml:space="preserve">; sus importes ya no aparecen en el mayor ni en sumas y saldos; permanece en el listado (no se borra).</w:t>
+      </w:r>
+    </w:p>
+    <w:bookmarkEnd w:id="47"/>
+    <w:bookmarkStart w:id="60" w:name="caso-c5-libros-y-estados-contables"/>
+    <w:p>
+      <w:pPr>
+        <w:pStyle w:val="Heading2"/>
+      </w:pPr>
+      <w:r>
+        <w:t xml:space="preserve">Caso C5 ★ Libros y estados contables</w:t>
+      </w:r>
+    </w:p>
+    <w:p>
+      <w:pPr>
+        <w:pStyle w:val="FirstParagraph"/>
+      </w:pPr>
+      <w:r>
+        <w:t xml:space="preserve">Con los comprobantes de C2, C3 (sin anular uno nuevo) y las operaciones de los capítulos siguientes, genere:</w:t>
+      </w:r>
+    </w:p>
+    <w:p>
+      <w:pPr>
+        <w:numPr>
+          <w:ilvl w:val="0"/>
+          <w:numId w:val="1008"/>
+        </w:numPr>
+        <w:pStyle w:val="Compact"/>
+      </w:pPr>
+      <w:r>
+        <w:rPr>
+          <w:iCs/>
+          <w:i/>
+        </w:rPr>
+        <w:t xml:space="preserve">Reportes &gt; Libro diario</w:t>
+      </w:r>
+      <w:r>
+        <w:t xml:space="preserve"> </w:t>
+      </w:r>
+      <w:r>
+        <w:t xml:space="preserve">(parámetros: del 01/01 al 31/12, moneda Bs).</w:t>
+      </w:r>
+    </w:p>
+    <w:p>
+      <w:pPr>
+        <w:numPr>
+          <w:ilvl w:val="0"/>
+          <w:numId w:val="1008"/>
+        </w:numPr>
+        <w:pStyle w:val="Compact"/>
+      </w:pPr>
+      <w:r>
+        <w:rPr>
+          <w:iCs/>
+          <w:i/>
+        </w:rPr>
+        <w:t xml:space="preserve">Reportes &gt; Balance de sumas y saldos</w:t>
+      </w:r>
+      <w:r>
+        <w:t xml:space="preserve">.</w:t>
+      </w:r>
+    </w:p>
+    <w:p>
+      <w:pPr>
+        <w:numPr>
+          <w:ilvl w:val="0"/>
+          <w:numId w:val="1008"/>
+        </w:numPr>
+        <w:pStyle w:val="Compact"/>
+      </w:pPr>
+      <w:r>
+        <w:rPr>
+          <w:iCs/>
+          <w:i/>
+        </w:rPr>
+        <w:t xml:space="preserve">Reportes &gt; Estado de resultados</w:t>
+      </w:r>
+      <w:r>
+        <w:t xml:space="preserve"> </w:t>
+      </w:r>
+      <w:r>
+        <w:t xml:space="preserve">y</w:t>
+      </w:r>
+      <w:r>
+        <w:t xml:space="preserve"> </w:t>
+      </w:r>
+      <w:r>
+        <w:rPr>
+          <w:iCs/>
+          <w:i/>
+        </w:rPr>
+        <w:t xml:space="preserve">Balance general</w:t>
+      </w:r>
+      <w:r>
+        <w:t xml:space="preserve">.</w:t>
+      </w:r>
+    </w:p>
+    <w:p>
+      <w:pPr>
+        <w:numPr>
+          <w:ilvl w:val="0"/>
+          <w:numId w:val="1008"/>
+        </w:numPr>
+        <w:pStyle w:val="Compact"/>
+      </w:pPr>
+      <w:r>
+        <w:t xml:space="preserve">En cada ventana pulse</w:t>
+      </w:r>
+      <w:r>
+        <w:t xml:space="preserve"> </w:t>
+      </w:r>
+      <w:r>
+        <w:rPr>
+          <w:bCs/>
+          <w:b/>
+        </w:rPr>
+        <w:t xml:space="preserve">PDF</w:t>
+      </w:r>
+      <w:r>
+        <w:t xml:space="preserve"> </w:t>
+      </w:r>
+      <w:r>
+        <w:t xml:space="preserve">y</w:t>
+      </w:r>
+      <w:r>
+        <w:t xml:space="preserve"> </w:t>
+      </w:r>
+      <w:r>
+        <w:rPr>
+          <w:bCs/>
+          <w:b/>
+        </w:rPr>
+        <w:t xml:space="preserve">Excel</w:t>
+      </w:r>
+      <w:r>
+        <w:t xml:space="preserve">.</w:t>
+      </w:r>
+    </w:p>
+    <w:p>
+      <w:pPr>
+        <w:pStyle w:val="FirstParagraph"/>
+      </w:pPr>
+      <w:r>
+        <w:rPr>
+          <w:bCs/>
+          <w:b/>
+        </w:rPr>
+        <w:t xml:space="preserve">Resultado esperado</w:t>
+      </w:r>
+    </w:p>
+    <w:p>
+      <w:pPr>
+        <w:numPr>
+          <w:ilvl w:val="0"/>
+          <w:numId w:val="1009"/>
+        </w:numPr>
+        <w:pStyle w:val="Compact"/>
+      </w:pPr>
+      <w:r>
+        <w:t xml:space="preserve">Libro diario: comprobantes ordenados, con Debe/Haber y totales iguales.</w:t>
+      </w:r>
+    </w:p>
+    <w:p>
+      <w:pPr>
+        <w:numPr>
+          <w:ilvl w:val="0"/>
+          <w:numId w:val="1009"/>
+        </w:numPr>
+        <w:pStyle w:val="Compact"/>
+      </w:pPr>
+      <w:r>
+        <w:t xml:space="preserve">Sumas y saldos:</w:t>
+      </w:r>
+      <w:r>
+        <w:t xml:space="preserve"> </w:t>
+      </w:r>
+      <w:r>
+        <w:rPr>
+          <w:bCs/>
+          <w:b/>
+        </w:rPr>
+        <w:t xml:space="preserve">Total Debe = Total Haber</w:t>
+      </w:r>
+      <w:r>
+        <w:t xml:space="preserve"> </w:t>
+      </w:r>
+      <w:r>
+        <w:t xml:space="preserve">y Total saldo deudor = Total saldo acreedor.</w:t>
+      </w:r>
+    </w:p>
+    <w:p>
+      <w:pPr>
+        <w:numPr>
+          <w:ilvl w:val="0"/>
+          <w:numId w:val="1009"/>
+        </w:numPr>
+        <w:pStyle w:val="Compact"/>
+      </w:pPr>
+      <w:r>
+        <w:t xml:space="preserve">Balance general:</w:t>
+      </w:r>
+      <w:r>
+        <w:t xml:space="preserve"> </w:t>
+      </w:r>
+      <w:r>
+        <w:rPr>
+          <w:bCs/>
+          <w:b/>
+        </w:rPr>
+        <w:t xml:space="preserve">Activo = Pasivo + Patrimonio</w:t>
+      </w:r>
+      <w:r>
+        <w:t xml:space="preserve"> </w:t>
+      </w:r>
+      <w:r>
+        <w:t xml:space="preserve">(incluye resultado de la gestión).</w:t>
+      </w:r>
+    </w:p>
+    <w:p>
+      <w:pPr>
+        <w:numPr>
+          <w:ilvl w:val="0"/>
+          <w:numId w:val="1009"/>
+        </w:numPr>
+        <w:pStyle w:val="Compact"/>
+      </w:pPr>
+      <w:r>
+        <w:t xml:space="preserve">El PDF abre con encabezado de empresa/NIT y pie con número de página; el Excel abre con importes numéricos.</w:t>
+      </w:r>
+    </w:p>
+    <w:p>
+      <w:pPr>
+        <w:pStyle w:val="FirstParagraph"/>
+      </w:pPr>
+      <w:r>
+        <w:rPr>
+          <w:iCs/>
+          <w:i/>
+        </w:rPr>
+        <w:t xml:space="preserve">Reporte real — Libro diario:</w:t>
+      </w:r>
+    </w:p>
+    <w:p>
+      <w:pPr>
+        <w:pStyle w:val="CaptionedFigure"/>
+      </w:pPr>
+      <w:r>
+        <w:drawing>
+          <wp:inline>
+            <wp:extent cx="5067300" cy="6553624"/>
+            <wp:effectExtent b="0" l="0" r="0" t="0"/>
+            <wp:docPr descr="Libro diario" title="" id="49" name="Picture"/>
+            <a:graphic>
+              <a:graphicData uri="http://schemas.openxmlformats.org/drawingml/2006/picture">
+                <pic:pic>
+                  <pic:nvPicPr>
+                    <pic:cNvPr descr="img/rep_libro_diario.png" id="50" name="Picture"/>
+                    <pic:cNvPicPr>
+                      <a:picLocks noChangeArrowheads="1" noChangeAspect="1"/>
+                    </pic:cNvPicPr>
+                  </pic:nvPicPr>
+                  <pic:blipFill>
+                    <a:blip r:embed="rId48"/>
+                    <a:stretch>
+                      <a:fillRect/>
+                    </a:stretch>
+                  </pic:blipFill>
+                  <pic:spPr bwMode="auto">
+                    <a:xfrm>
+                      <a:off x="0" y="0"/>
+                      <a:ext cx="5067300" cy="6553624"/>
+                    </a:xfrm>
+                    <a:prstGeom prst="rect">
+                      <a:avLst/>
+                    </a:prstGeom>
+                    <a:noFill/>
+                    <a:ln w="9525">
+                      <a:noFill/>
+                      <a:headEnd/>
+                      <a:tailEnd/>
+                    </a:ln>
+                  </pic:spPr>
+                </pic:pic>
+              </a:graphicData>
+            </a:graphic>
+          </wp:inline>
+        </w:drawing>
+      </w:r>
+    </w:p>
+    <w:p>
+      <w:pPr>
+        <w:pStyle w:val="ImageCaption"/>
+      </w:pPr>
+      <w:r>
+        <w:t xml:space="preserve">Libro diario</w:t>
+      </w:r>
+    </w:p>
+    <w:p>
+      <w:pPr>
+        <w:pStyle w:val="BodyText"/>
+      </w:pPr>
+      <w:r>
+        <w:rPr>
+          <w:iCs/>
+          <w:i/>
+        </w:rPr>
+        <w:t xml:space="preserve">Reporte real — Balance de sumas y saldos:</w:t>
+      </w:r>
+    </w:p>
+    <w:p>
+      <w:pPr>
+        <w:pStyle w:val="CaptionedFigure"/>
+      </w:pPr>
+      <w:r>
+        <w:drawing>
+          <wp:inline>
+            <wp:extent cx="5067300" cy="6553624"/>
+            <wp:effectExtent b="0" l="0" r="0" t="0"/>
+            <wp:docPr descr="Sumas y saldos" title="" id="52" name="Picture"/>
+            <a:graphic>
+              <a:graphicData uri="http://schemas.openxmlformats.org/drawingml/2006/picture">
+                <pic:pic>
+                  <pic:nvPicPr>
+                    <pic:cNvPr descr="img/rep_sumas_saldos.png" id="53" name="Picture"/>
+                    <pic:cNvPicPr>
+                      <a:picLocks noChangeArrowheads="1" noChangeAspect="1"/>
+                    </pic:cNvPicPr>
+                  </pic:nvPicPr>
+                  <pic:blipFill>
+                    <a:blip r:embed="rId51"/>
+                    <a:stretch>
+                      <a:fillRect/>
+                    </a:stretch>
+                  </pic:blipFill>
+                  <pic:spPr bwMode="auto">
+                    <a:xfrm>
+                      <a:off x="0" y="0"/>
+                      <a:ext cx="5067300" cy="6553624"/>
+                    </a:xfrm>
+                    <a:prstGeom prst="rect">
+                      <a:avLst/>
+                    </a:prstGeom>
+                    <a:noFill/>
+                    <a:ln w="9525">
+                      <a:noFill/>
+                      <a:headEnd/>
+                      <a:tailEnd/>
+                    </a:ln>
+                  </pic:spPr>
+                </pic:pic>
+              </a:graphicData>
+            </a:graphic>
+          </wp:inline>
+        </w:drawing>
+      </w:r>
+    </w:p>
+    <w:p>
+      <w:pPr>
+        <w:pStyle w:val="ImageCaption"/>
+      </w:pPr>
+      <w:r>
+        <w:t xml:space="preserve">Sumas y saldos</w:t>
+      </w:r>
+    </w:p>
+    <w:p>
+      <w:pPr>
+        <w:pStyle w:val="BodyText"/>
+      </w:pPr>
+      <w:r>
+        <w:rPr>
+          <w:iCs/>
+          <w:i/>
+        </w:rPr>
+        <w:t xml:space="preserve">Reporte real — Estado de resultados:</w:t>
+      </w:r>
+    </w:p>
+    <w:p>
+      <w:pPr>
+        <w:pStyle w:val="CaptionedFigure"/>
+      </w:pPr>
+      <w:r>
+        <w:drawing>
+          <wp:inline>
+            <wp:extent cx="5067300" cy="6553624"/>
+            <wp:effectExtent b="0" l="0" r="0" t="0"/>
+            <wp:docPr descr="Estado de resultados" title="" id="55" name="Picture"/>
+            <a:graphic>
+              <a:graphicData uri="http://schemas.openxmlformats.org/drawingml/2006/picture">
+                <pic:pic>
+                  <pic:nvPicPr>
+                    <pic:cNvPr descr="img/rep_estado_resultados.png" id="56" name="Picture"/>
+                    <pic:cNvPicPr>
+                      <a:picLocks noChangeArrowheads="1" noChangeAspect="1"/>
+                    </pic:cNvPicPr>
+                  </pic:nvPicPr>
+                  <pic:blipFill>
+                    <a:blip r:embed="rId54"/>
+                    <a:stretch>
+                      <a:fillRect/>
+                    </a:stretch>
+                  </pic:blipFill>
+                  <pic:spPr bwMode="auto">
+                    <a:xfrm>
+                      <a:off x="0" y="0"/>
+                      <a:ext cx="5067300" cy="6553624"/>
+                    </a:xfrm>
+                    <a:prstGeom prst="rect">
+                      <a:avLst/>
+                    </a:prstGeom>
+                    <a:noFill/>
+                    <a:ln w="9525">
+                      <a:noFill/>
+                      <a:headEnd/>
+                      <a:tailEnd/>
+                    </a:ln>
+                  </pic:spPr>
+                </pic:pic>
+              </a:graphicData>
+            </a:graphic>
+          </wp:inline>
+        </w:drawing>
+      </w:r>
+    </w:p>
+    <w:p>
+      <w:pPr>
+        <w:pStyle w:val="ImageCaption"/>
+      </w:pPr>
+      <w:r>
+        <w:t xml:space="preserve">Estado de resultados</w:t>
+      </w:r>
+    </w:p>
+    <w:p>
+      <w:pPr>
+        <w:pStyle w:val="BodyText"/>
+      </w:pPr>
+      <w:r>
+        <w:rPr>
+          <w:iCs/>
+          <w:i/>
+        </w:rPr>
+        <w:t xml:space="preserve">Reporte real — Balance general:</w:t>
+      </w:r>
+    </w:p>
+    <w:p>
+      <w:pPr>
+        <w:pStyle w:val="CaptionedFigure"/>
+      </w:pPr>
+      <w:r>
+        <w:drawing>
+          <wp:inline>
+            <wp:extent cx="5067300" cy="6553624"/>
+            <wp:effectExtent b="0" l="0" r="0" t="0"/>
+            <wp:docPr descr="Balance general" title="" id="58" name="Picture"/>
+            <a:graphic>
+              <a:graphicData uri="http://schemas.openxmlformats.org/drawingml/2006/picture">
+                <pic:pic>
+                  <pic:nvPicPr>
+                    <pic:cNvPr descr="img/rep_balance_general.png" id="59" name="Picture"/>
+                    <pic:cNvPicPr>
+                      <a:picLocks noChangeArrowheads="1" noChangeAspect="1"/>
+                    </pic:cNvPicPr>
+                  </pic:nvPicPr>
+                  <pic:blipFill>
+                    <a:blip r:embed="rId57"/>
+                    <a:stretch>
+                      <a:fillRect/>
+                    </a:stretch>
+                  </pic:blipFill>
+                  <pic:spPr bwMode="auto">
+                    <a:xfrm>
+                      <a:off x="0" y="0"/>
+                      <a:ext cx="5067300" cy="6553624"/>
+                    </a:xfrm>
+                    <a:prstGeom prst="rect">
+                      <a:avLst/>
+                    </a:prstGeom>
+                    <a:noFill/>
+                    <a:ln w="9525">
+                      <a:noFill/>
+                      <a:headEnd/>
+                      <a:tailEnd/>
+                    </a:ln>
+                  </pic:spPr>
+                </pic:pic>
+              </a:graphicData>
+            </a:graphic>
+          </wp:inline>
+        </w:drawing>
+      </w:r>
+    </w:p>
+    <w:p>
+      <w:pPr>
+        <w:pStyle w:val="ImageCaption"/>
+      </w:pPr>
+      <w:r>
+        <w:t xml:space="preserve">Balance general</w:t>
+      </w:r>
+    </w:p>
+    <w:bookmarkEnd w:id="60"/>
+    <w:bookmarkStart w:id="64" w:name="caso-c6-reimpresión-de-comprobante"/>
+    <w:p>
+      <w:pPr>
+        <w:pStyle w:val="Heading2"/>
+      </w:pPr>
+      <w:r>
+        <w:t xml:space="preserve">Caso C6 Reimpresión de comprobante</w:t>
+      </w:r>
+    </w:p>
+    <w:p>
+      <w:pPr>
+        <w:pStyle w:val="FirstParagraph"/>
+      </w:pPr>
+      <w:r>
+        <w:rPr>
+          <w:iCs/>
+          <w:i/>
+        </w:rPr>
+        <w:t xml:space="preserve">Contabilidad &gt; Comprobantes</w:t>
+      </w:r>
+      <w:r>
+        <w:t xml:space="preserve">, seleccione uno,</w:t>
+      </w:r>
+      <w:r>
+        <w:t xml:space="preserve"> </w:t>
+      </w:r>
+      <w:r>
+        <w:rPr>
+          <w:iCs/>
+          <w:i/>
+        </w:rPr>
+        <w:t xml:space="preserve">Imprimir/PDF</w:t>
+      </w:r>
+      <w:r>
+        <w:t xml:space="preserve">. Debe mostrar cabecera, líneas, totales y espacios de firma (elaboró, revisó, aprobó).</w:t>
+      </w:r>
+    </w:p>
+    <w:p>
+      <w:pPr>
+        <w:pStyle w:val="CaptionedFigure"/>
+      </w:pPr>
+      <w:r>
+        <w:drawing>
+          <wp:inline>
+            <wp:extent cx="4533900" cy="3505637"/>
+            <wp:effectExtent b="0" l="0" r="0" t="0"/>
+            <wp:docPr descr="Reporte real — Comprobante impreso" title="" id="62" name="Picture"/>
+            <a:graphic>
+              <a:graphicData uri="http://schemas.openxmlformats.org/drawingml/2006/picture">
+                <pic:pic>
+                  <pic:nvPicPr>
+                    <pic:cNvPr descr="img/rep_comprobante.png" id="63" name="Picture"/>
+                    <pic:cNvPicPr>
+                      <a:picLocks noChangeArrowheads="1" noChangeAspect="1"/>
+                    </pic:cNvPicPr>
+                  </pic:nvPicPr>
+                  <pic:blipFill>
+                    <a:blip r:embed="rId61"/>
+                    <a:stretch>
+                      <a:fillRect/>
+                    </a:stretch>
+                  </pic:blipFill>
+                  <pic:spPr bwMode="auto">
+                    <a:xfrm>
+                      <a:off x="0" y="0"/>
+                      <a:ext cx="4533900" cy="3505637"/>
+                    </a:xfrm>
+                    <a:prstGeom prst="rect">
+                      <a:avLst/>
+                    </a:prstGeom>
+                    <a:noFill/>
+                    <a:ln w="9525">
+                      <a:noFill/>
+                      <a:headEnd/>
+                      <a:tailEnd/>
+                    </a:ln>
+                  </pic:spPr>
+                </pic:pic>
+              </a:graphicData>
+            </a:graphic>
+          </wp:inline>
+        </w:drawing>
+      </w:r>
+    </w:p>
+    <w:p>
+      <w:pPr>
+        <w:pStyle w:val="ImageCaption"/>
+      </w:pPr>
+      <w:r>
+        <w:t xml:space="preserve">Reporte real — Comprobante impreso</w:t>
+      </w:r>
+    </w:p>
+    <w:bookmarkEnd w:id="64"/>
+    <w:bookmarkEnd w:id="65"/>
+    <w:bookmarkStart w:id="82" w:name="iva-e-it"/>
+    <w:p>
+      <w:pPr>
+        <w:pStyle w:val="Heading1"/>
+      </w:pPr>
+      <w:r>
+        <w:t xml:space="preserve">4. IVA e IT</w:t>
+      </w:r>
+    </w:p>
+    <w:bookmarkStart w:id="69" w:name="Xead28d55fcfd748f5f8034b4d3ec3a490c07fb8"/>
+    <w:p>
+      <w:pPr>
+        <w:pStyle w:val="Heading2"/>
+      </w:pPr>
+      <w:r>
+        <w:t xml:space="preserve">Caso I1 ★ Venta con factura (ejemplo del manual Orion)</w:t>
+      </w:r>
+    </w:p>
+    <w:p>
+      <w:pPr>
+        <w:pStyle w:val="FirstParagraph"/>
+      </w:pPr>
+      <w:r>
+        <w:rPr>
+          <w:bCs/>
+          <w:b/>
+        </w:rPr>
+        <w:t xml:space="preserve">Datos:</w:t>
+      </w:r>
+      <w:r>
+        <w:t xml:space="preserve"> </w:t>
+      </w:r>
+      <w:r>
+        <w:t xml:space="preserve">venta al contado, factura Nº 1001, importe total</w:t>
+      </w:r>
+      <w:r>
+        <w:t xml:space="preserve"> </w:t>
+      </w:r>
+      <w:r>
+        <w:rPr>
+          <w:bCs/>
+          <w:b/>
+        </w:rPr>
+        <w:t xml:space="preserve">Bs 1.000,00</w:t>
+      </w:r>
+      <w:r>
+        <w:t xml:space="preserve">, cliente</w:t>
+      </w:r>
+      <w:r>
+        <w:t xml:space="preserve"> </w:t>
+      </w:r>
+      <w:r>
+        <w:t xml:space="preserve">“</w:t>
+      </w:r>
+      <w:r>
+        <w:t xml:space="preserve">CLIENTE UNO</w:t>
+      </w:r>
+      <w:r>
+        <w:t xml:space="preserve">”</w:t>
+      </w:r>
+      <w:r>
+        <w:t xml:space="preserve">, NIT 1234567.</w:t>
+      </w:r>
+    </w:p>
+    <w:p>
+      <w:pPr>
+        <w:pStyle w:val="BodyText"/>
+      </w:pPr>
+      <w:r>
+        <w:rPr>
+          <w:bCs/>
+          <w:b/>
+        </w:rPr>
+        <w:t xml:space="preserve">Pasos:</w:t>
+      </w:r>
+      <w:r>
+        <w:t xml:space="preserve"> </w:t>
+      </w:r>
+      <w:r>
+        <w:rPr>
+          <w:iCs/>
+          <w:i/>
+        </w:rPr>
+        <w:t xml:space="preserve">Libros IVA &gt; Libro de ventas (registro)</w:t>
+      </w:r>
+      <w:r>
+        <w:t xml:space="preserve"> </w:t>
+      </w:r>
+      <w:r>
+        <w:t xml:space="preserve">→</w:t>
+      </w:r>
+      <w:r>
+        <w:t xml:space="preserve"> </w:t>
+      </w:r>
+      <w:r>
+        <w:rPr>
+          <w:iCs/>
+          <w:i/>
+        </w:rPr>
+        <w:t xml:space="preserve">Nueva</w:t>
+      </w:r>
+      <w:r>
+        <w:t xml:space="preserve"> </w:t>
+      </w:r>
+      <w:r>
+        <w:t xml:space="preserve">→ completar → Guardar.</w:t>
+      </w:r>
+    </w:p>
+    <w:p>
+      <w:pPr>
+        <w:pStyle w:val="BodyText"/>
+      </w:pPr>
+      <w:r>
+        <w:rPr>
+          <w:bCs/>
+          <w:b/>
+        </w:rPr>
+        <w:t xml:space="preserve">Resultado esperado (asiento generado):</w:t>
       </w:r>
     </w:p>
     <w:tbl>
@@ -688,7 +3330,7 @@
               <w:jc w:val="left"/>
             </w:pPr>
             <w:r>
-              <w:t xml:space="preserve">IVA débito fiscal (13%)</w:t>
+              <w:t xml:space="preserve">IVA débito fiscal (13 %)</w:t>
             </w:r>
           </w:p>
         </w:tc>
@@ -756,7 +3398,7 @@
               <w:jc w:val="left"/>
             </w:pPr>
             <w:r>
-              <w:t xml:space="preserve">Gasto IT</w:t>
+              <w:t xml:space="preserve">Gasto IT (3 %)</w:t>
             </w:r>
           </w:p>
         </w:tc>
@@ -818,17 +3460,138 @@
     </w:tbl>
     <w:p>
       <w:pPr>
-        <w:pStyle w:val="BodyText"/>
+        <w:pStyle w:val="CaptionedFigure"/>
+      </w:pPr>
+      <w:r>
+        <w:drawing>
+          <wp:inline>
+            <wp:extent cx="4533900" cy="3022600"/>
+            <wp:effectExtent b="0" l="0" r="0" t="0"/>
+            <wp:docPr descr="Esquema: registro de factura en el libro de ventas" title="" id="67" name="Picture"/>
+            <a:graphic>
+              <a:graphicData uri="http://schemas.openxmlformats.org/drawingml/2006/picture">
+                <pic:pic>
+                  <pic:nvPicPr>
+                    <pic:cNvPr descr="img/wf_factura.png" id="68" name="Picture"/>
+                    <pic:cNvPicPr>
+                      <a:picLocks noChangeArrowheads="1" noChangeAspect="1"/>
+                    </pic:cNvPicPr>
+                  </pic:nvPicPr>
+                  <pic:blipFill>
+                    <a:blip r:embed="rId66"/>
+                    <a:stretch>
+                      <a:fillRect/>
+                    </a:stretch>
+                  </pic:blipFill>
+                  <pic:spPr bwMode="auto">
+                    <a:xfrm>
+                      <a:off x="0" y="0"/>
+                      <a:ext cx="4533900" cy="3022600"/>
+                    </a:xfrm>
+                    <a:prstGeom prst="rect">
+                      <a:avLst/>
+                    </a:prstGeom>
+                    <a:noFill/>
+                    <a:ln w="9525">
+                      <a:noFill/>
+                      <a:headEnd/>
+                      <a:tailEnd/>
+                    </a:ln>
+                  </pic:spPr>
+                </pic:pic>
+              </a:graphicData>
+            </a:graphic>
+          </wp:inline>
+        </w:drawing>
+      </w:r>
+    </w:p>
+    <w:p>
+      <w:pPr>
+        <w:pStyle w:val="ImageCaption"/>
+      </w:pPr>
+      <w:r>
+        <w:t xml:space="preserve">Esquema: registro de factura en el libro de ventas</w:t>
+      </w:r>
+    </w:p>
+    <w:bookmarkEnd w:id="69"/>
+    <w:bookmarkStart w:id="70" w:name="caso-i2-compra-con-factura"/>
+    <w:p>
+      <w:pPr>
+        <w:pStyle w:val="Heading2"/>
+      </w:pPr>
+      <w:r>
+        <w:t xml:space="preserve">Caso I2 ★ Compra con factura</w:t>
+      </w:r>
+    </w:p>
+    <w:p>
+      <w:pPr>
+        <w:pStyle w:val="FirstParagraph"/>
       </w:pPr>
       <w:r>
         <w:rPr>
           <w:bCs/>
           <w:b/>
         </w:rPr>
-        <w:t xml:space="preserve">Compra de Bs 500 con factura</w:t>
-      </w:r>
-      <w:r>
-        <w:t xml:space="preserve">: crédito fiscal 65,00 y gasto/compras 435,00. Verificar</w:t>
+        <w:t xml:space="preserve">Datos:</w:t>
+      </w:r>
+      <w:r>
+        <w:t xml:space="preserve"> </w:t>
+      </w:r>
+      <w:r>
+        <w:t xml:space="preserve">compra al contado, factura Nº 5001 del proveedor NIT 7654321, total</w:t>
+      </w:r>
+      <w:r>
+        <w:t xml:space="preserve"> </w:t>
+      </w:r>
+      <w:r>
+        <w:rPr>
+          <w:bCs/>
+          <w:b/>
+        </w:rPr>
+        <w:t xml:space="preserve">Bs 500,00</w:t>
+      </w:r>
+      <w:r>
+        <w:t xml:space="preserve">.</w:t>
+      </w:r>
+    </w:p>
+    <w:p>
+      <w:pPr>
+        <w:pStyle w:val="BodyText"/>
+      </w:pPr>
+      <w:r>
+        <w:rPr>
+          <w:bCs/>
+          <w:b/>
+        </w:rPr>
+        <w:t xml:space="preserve">Resultado esperado:</w:t>
+      </w:r>
+      <w:r>
+        <w:t xml:space="preserve"> </w:t>
+      </w:r>
+      <w:r>
+        <w:t xml:space="preserve">Crédito fiscal IVA 65,00 (13 % de 500) y gasto/compra 435,00 contra Caja 500,00.</w:t>
+      </w:r>
+    </w:p>
+    <w:bookmarkEnd w:id="70"/>
+    <w:bookmarkStart w:id="80" w:name="caso-i3-libros-y-resumen-mensual"/>
+    <w:p>
+      <w:pPr>
+        <w:pStyle w:val="Heading2"/>
+      </w:pPr>
+      <w:r>
+        <w:t xml:space="preserve">Caso I3 ★ Libros y resumen mensual</w:t>
+      </w:r>
+    </w:p>
+    <w:p>
+      <w:pPr>
+        <w:pStyle w:val="FirstParagraph"/>
+      </w:pPr>
+      <w:r>
+        <w:rPr>
+          <w:bCs/>
+          <w:b/>
+        </w:rPr>
+        <w:t xml:space="preserve">Pasos:</w:t>
       </w:r>
       <w:r>
         <w:t xml:space="preserve"> </w:t>
@@ -838,7 +3601,7 @@
           <w:iCs/>
           <w:i/>
         </w:rPr>
-        <w:t xml:space="preserve">Libro de compras</w:t>
+        <w:t xml:space="preserve">Libros IVA &gt; Libro de compras IVA</w:t>
       </w:r>
       <w:r>
         <w:t xml:space="preserve">,</w:t>
@@ -851,7 +3614,7 @@
           <w:iCs/>
           <w:i/>
         </w:rPr>
-        <w:t xml:space="preserve">Libro de ventas</w:t>
+        <w:t xml:space="preserve">Libro de ventas IVA</w:t>
       </w:r>
       <w:r>
         <w:t xml:space="preserve"> </w:t>
@@ -873,172 +3636,1361 @@
         <w:t xml:space="preserve"> </w:t>
       </w:r>
       <w:r>
-        <w:t xml:space="preserve">(IVA a pagar = 130 − 65 = 65,00).</w:t>
-      </w:r>
-      <w:r>
-        <w:t xml:space="preserve"> </w:t>
-      </w:r>
-      <w:r>
-        <w:t xml:space="preserve">Prueba: NIT y número de autorización/factura duplicados deben ser advertidos.</w:t>
-      </w:r>
-    </w:p>
-    <w:bookmarkEnd w:id="24"/>
-    <w:bookmarkStart w:id="25" w:name="f.-inventarios"/>
-    <w:p>
-      <w:pPr>
-        <w:pStyle w:val="Heading2"/>
-      </w:pPr>
-      <w:r>
-        <w:t xml:space="preserve">F. Inventarios</w:t>
+        <w:t xml:space="preserve">para el mes de las facturas.</w:t>
+      </w:r>
+    </w:p>
+    <w:p>
+      <w:pPr>
+        <w:pStyle w:val="BodyText"/>
+      </w:pPr>
+      <w:r>
+        <w:rPr>
+          <w:bCs/>
+          <w:b/>
+        </w:rPr>
+        <w:t xml:space="preserve">Resultado esperado</w:t>
       </w:r>
     </w:p>
     <w:p>
       <w:pPr>
         <w:numPr>
           <w:ilvl w:val="0"/>
-          <w:numId w:val="1001"/>
+          <w:numId w:val="1010"/>
         </w:numPr>
         <w:pStyle w:val="Compact"/>
       </w:pPr>
       <w:r>
-        <w:t xml:space="preserve">Cree almacén ALM1, unidad UN, ítem</w:t>
-      </w:r>
-      <w:r>
-        <w:t xml:space="preserve"> </w:t>
-      </w:r>
-      <w:r>
-        <w:t xml:space="preserve">“</w:t>
-      </w:r>
-      <w:r>
-        <w:t xml:space="preserve">Arroz 1kg</w:t>
-      </w:r>
-      <w:r>
-        <w:t xml:space="preserve">”</w:t>
-      </w:r>
-      <w:r>
-        <w:t xml:space="preserve">.</w:t>
+        <w:t xml:space="preserve">Cada libro lista las facturas con importe total, base, débito/crédito fiscal y totales.</w:t>
       </w:r>
     </w:p>
     <w:p>
       <w:pPr>
         <w:numPr>
           <w:ilvl w:val="0"/>
-          <w:numId w:val="1001"/>
+          <w:numId w:val="1010"/>
         </w:numPr>
         <w:pStyle w:val="Compact"/>
       </w:pPr>
       <w:r>
-        <w:t xml:space="preserve">Stock inicial: 100 u a costo 5,00 → existencias 100, valor 500.</w:t>
+        <w:t xml:space="preserve">Resumen: Débito 130,00 − Crédito 65,00 =</w:t>
+      </w:r>
+      <w:r>
+        <w:t xml:space="preserve"> </w:t>
+      </w:r>
+      <w:r>
+        <w:rPr>
+          <w:bCs/>
+          <w:b/>
+        </w:rPr>
+        <w:t xml:space="preserve">IVA por pagar 65,00</w:t>
+      </w:r>
+      <w:r>
+        <w:t xml:space="preserve">; IT del mes 30,00.</w:t>
+      </w:r>
+    </w:p>
+    <w:p>
+      <w:pPr>
+        <w:pStyle w:val="FirstParagraph"/>
+      </w:pPr>
+      <w:r>
+        <w:rPr>
+          <w:iCs/>
+          <w:i/>
+        </w:rPr>
+        <w:t xml:space="preserve">Reporte real — Libro de ventas IVA:</w:t>
+      </w:r>
+    </w:p>
+    <w:p>
+      <w:pPr>
+        <w:pStyle w:val="CaptionedFigure"/>
+      </w:pPr>
+      <w:r>
+        <w:drawing>
+          <wp:inline>
+            <wp:extent cx="5067300" cy="3918065"/>
+            <wp:effectExtent b="0" l="0" r="0" t="0"/>
+            <wp:docPr descr="Libro de ventas IVA" title="" id="72" name="Picture"/>
+            <a:graphic>
+              <a:graphicData uri="http://schemas.openxmlformats.org/drawingml/2006/picture">
+                <pic:pic>
+                  <pic:nvPicPr>
+                    <pic:cNvPr descr="img/rep_libro_ventas.png" id="73" name="Picture"/>
+                    <pic:cNvPicPr>
+                      <a:picLocks noChangeArrowheads="1" noChangeAspect="1"/>
+                    </pic:cNvPicPr>
+                  </pic:nvPicPr>
+                  <pic:blipFill>
+                    <a:blip r:embed="rId71"/>
+                    <a:stretch>
+                      <a:fillRect/>
+                    </a:stretch>
+                  </pic:blipFill>
+                  <pic:spPr bwMode="auto">
+                    <a:xfrm>
+                      <a:off x="0" y="0"/>
+                      <a:ext cx="5067300" cy="3918065"/>
+                    </a:xfrm>
+                    <a:prstGeom prst="rect">
+                      <a:avLst/>
+                    </a:prstGeom>
+                    <a:noFill/>
+                    <a:ln w="9525">
+                      <a:noFill/>
+                      <a:headEnd/>
+                      <a:tailEnd/>
+                    </a:ln>
+                  </pic:spPr>
+                </pic:pic>
+              </a:graphicData>
+            </a:graphic>
+          </wp:inline>
+        </w:drawing>
+      </w:r>
+    </w:p>
+    <w:p>
+      <w:pPr>
+        <w:pStyle w:val="ImageCaption"/>
+      </w:pPr>
+      <w:r>
+        <w:t xml:space="preserve">Libro de ventas IVA</w:t>
+      </w:r>
+    </w:p>
+    <w:p>
+      <w:pPr>
+        <w:pStyle w:val="BodyText"/>
+      </w:pPr>
+      <w:r>
+        <w:rPr>
+          <w:iCs/>
+          <w:i/>
+        </w:rPr>
+        <w:t xml:space="preserve">Reporte real — Libro de compras IVA:</w:t>
+      </w:r>
+    </w:p>
+    <w:p>
+      <w:pPr>
+        <w:pStyle w:val="CaptionedFigure"/>
+      </w:pPr>
+      <w:r>
+        <w:drawing>
+          <wp:inline>
+            <wp:extent cx="5067300" cy="3918065"/>
+            <wp:effectExtent b="0" l="0" r="0" t="0"/>
+            <wp:docPr descr="Libro de compras IVA" title="" id="75" name="Picture"/>
+            <a:graphic>
+              <a:graphicData uri="http://schemas.openxmlformats.org/drawingml/2006/picture">
+                <pic:pic>
+                  <pic:nvPicPr>
+                    <pic:cNvPr descr="img/rep_libro_compras.png" id="76" name="Picture"/>
+                    <pic:cNvPicPr>
+                      <a:picLocks noChangeArrowheads="1" noChangeAspect="1"/>
+                    </pic:cNvPicPr>
+                  </pic:nvPicPr>
+                  <pic:blipFill>
+                    <a:blip r:embed="rId74"/>
+                    <a:stretch>
+                      <a:fillRect/>
+                    </a:stretch>
+                  </pic:blipFill>
+                  <pic:spPr bwMode="auto">
+                    <a:xfrm>
+                      <a:off x="0" y="0"/>
+                      <a:ext cx="5067300" cy="3918065"/>
+                    </a:xfrm>
+                    <a:prstGeom prst="rect">
+                      <a:avLst/>
+                    </a:prstGeom>
+                    <a:noFill/>
+                    <a:ln w="9525">
+                      <a:noFill/>
+                      <a:headEnd/>
+                      <a:tailEnd/>
+                    </a:ln>
+                  </pic:spPr>
+                </pic:pic>
+              </a:graphicData>
+            </a:graphic>
+          </wp:inline>
+        </w:drawing>
+      </w:r>
+    </w:p>
+    <w:p>
+      <w:pPr>
+        <w:pStyle w:val="ImageCaption"/>
+      </w:pPr>
+      <w:r>
+        <w:t xml:space="preserve">Libro de compras IVA</w:t>
+      </w:r>
+    </w:p>
+    <w:p>
+      <w:pPr>
+        <w:pStyle w:val="BodyText"/>
+      </w:pPr>
+      <w:r>
+        <w:rPr>
+          <w:iCs/>
+          <w:i/>
+        </w:rPr>
+        <w:t xml:space="preserve">Reporte real — Resumen mensual de IVA e IT:</w:t>
+      </w:r>
+    </w:p>
+    <w:p>
+      <w:pPr>
+        <w:pStyle w:val="CaptionedFigure"/>
+      </w:pPr>
+      <w:r>
+        <w:drawing>
+          <wp:inline>
+            <wp:extent cx="5067300" cy="6553624"/>
+            <wp:effectExtent b="0" l="0" r="0" t="0"/>
+            <wp:docPr descr="Resumen de IVA e IT" title="" id="78" name="Picture"/>
+            <a:graphic>
+              <a:graphicData uri="http://schemas.openxmlformats.org/drawingml/2006/picture">
+                <pic:pic>
+                  <pic:nvPicPr>
+                    <pic:cNvPr descr="img/rep_resumen_iva.png" id="79" name="Picture"/>
+                    <pic:cNvPicPr>
+                      <a:picLocks noChangeArrowheads="1" noChangeAspect="1"/>
+                    </pic:cNvPicPr>
+                  </pic:nvPicPr>
+                  <pic:blipFill>
+                    <a:blip r:embed="rId77"/>
+                    <a:stretch>
+                      <a:fillRect/>
+                    </a:stretch>
+                  </pic:blipFill>
+                  <pic:spPr bwMode="auto">
+                    <a:xfrm>
+                      <a:off x="0" y="0"/>
+                      <a:ext cx="5067300" cy="6553624"/>
+                    </a:xfrm>
+                    <a:prstGeom prst="rect">
+                      <a:avLst/>
+                    </a:prstGeom>
+                    <a:noFill/>
+                    <a:ln w="9525">
+                      <a:noFill/>
+                      <a:headEnd/>
+                      <a:tailEnd/>
+                    </a:ln>
+                  </pic:spPr>
+                </pic:pic>
+              </a:graphicData>
+            </a:graphic>
+          </wp:inline>
+        </w:drawing>
+      </w:r>
+    </w:p>
+    <w:p>
+      <w:pPr>
+        <w:pStyle w:val="ImageCaption"/>
+      </w:pPr>
+      <w:r>
+        <w:t xml:space="preserve">Resumen de IVA e IT</w:t>
+      </w:r>
+    </w:p>
+    <w:bookmarkEnd w:id="80"/>
+    <w:bookmarkStart w:id="81" w:name="caso-i4-validaciones-del-libro"/>
+    <w:p>
+      <w:pPr>
+        <w:pStyle w:val="Heading2"/>
+      </w:pPr>
+      <w:r>
+        <w:t xml:space="preserve">Caso I4 Validaciones del libro</w:t>
+      </w:r>
+    </w:p>
+    <w:tbl>
+      <w:tblPr>
+        <w:tblStyle w:val="Table"/>
+        <w:tblW w:type="pct" w:w="5000"/>
+        <w:tblLook w:firstRow="1" w:lastRow="0" w:firstColumn="0" w:lastColumn="0" w:noHBand="0" w:noVBand="0" w:val="0020"/>
+        <w:jc w:val="start"/>
+      </w:tblPr>
+      <w:tblGrid>
+        <w:gridCol w:w="3960"/>
+        <w:gridCol w:w="3960"/>
+      </w:tblGrid>
+      <w:tr>
+        <w:trPr>
+          <w:tblHeader w:val="true"/>
+        </w:trPr>
+        <w:tc>
+          <w:tcPr/>
+          <w:p>
+            <w:pPr>
+              <w:pStyle w:val="Compact"/>
+              <w:jc w:val="left"/>
+            </w:pPr>
+            <w:r>
+              <w:t xml:space="preserve">Intento</w:t>
+            </w:r>
+          </w:p>
+        </w:tc>
+        <w:tc>
+          <w:tcPr/>
+          <w:p>
+            <w:pPr>
+              <w:pStyle w:val="Compact"/>
+              <w:jc w:val="left"/>
+            </w:pPr>
+            <w:r>
+              <w:t xml:space="preserve">Esperado</w:t>
+            </w:r>
+          </w:p>
+        </w:tc>
+      </w:tr>
+      <w:tr>
+        <w:tc>
+          <w:tcPr/>
+          <w:p>
+            <w:pPr>
+              <w:pStyle w:val="Compact"/>
+              <w:jc w:val="left"/>
+            </w:pPr>
+            <w:r>
+              <w:t xml:space="preserve">Repetir NIT + Nº de factura + autorización</w:t>
+            </w:r>
+          </w:p>
+        </w:tc>
+        <w:tc>
+          <w:tcPr/>
+          <w:p>
+            <w:pPr>
+              <w:pStyle w:val="Compact"/>
+              <w:jc w:val="left"/>
+            </w:pPr>
+            <w:r>
+              <w:t xml:space="preserve">Advertencia de duplicado</w:t>
+            </w:r>
+          </w:p>
+        </w:tc>
+      </w:tr>
+      <w:tr>
+        <w:tc>
+          <w:tcPr/>
+          <w:p>
+            <w:pPr>
+              <w:pStyle w:val="Compact"/>
+              <w:jc w:val="left"/>
+            </w:pPr>
+            <w:r>
+              <w:t xml:space="preserve">Factura</w:t>
+            </w:r>
+            <w:r>
+              <w:t xml:space="preserve"> </w:t>
+            </w:r>
+            <w:r>
+              <w:rPr>
+                <w:bCs/>
+                <w:b/>
+              </w:rPr>
+              <w:t xml:space="preserve">anulada</w:t>
+            </w:r>
+          </w:p>
+        </w:tc>
+        <w:tc>
+          <w:tcPr/>
+          <w:p>
+            <w:pPr>
+              <w:pStyle w:val="Compact"/>
+              <w:jc w:val="left"/>
+            </w:pPr>
+            <w:r>
+              <w:t xml:space="preserve">Se registra con importes en cero y estado A</w:t>
+            </w:r>
+          </w:p>
+        </w:tc>
+      </w:tr>
+      <w:tr>
+        <w:tc>
+          <w:tcPr/>
+          <w:p>
+            <w:pPr>
+              <w:pStyle w:val="Compact"/>
+              <w:jc w:val="left"/>
+            </w:pPr>
+            <w:r>
+              <w:t xml:space="preserve">Fecha de otro mes distinto al del libro filtrado</w:t>
+            </w:r>
+          </w:p>
+        </w:tc>
+        <w:tc>
+          <w:tcPr/>
+          <w:p>
+            <w:pPr>
+              <w:pStyle w:val="Compact"/>
+              <w:jc w:val="left"/>
+            </w:pPr>
+            <w:r>
+              <w:t xml:space="preserve">Aparece en su propio mes</w:t>
+            </w:r>
+          </w:p>
+        </w:tc>
+      </w:tr>
+    </w:tbl>
+    <w:bookmarkEnd w:id="81"/>
+    <w:bookmarkEnd w:id="82"/>
+    <w:bookmarkStart w:id="91" w:name="inventarios"/>
+    <w:p>
+      <w:pPr>
+        <w:pStyle w:val="Heading1"/>
+      </w:pPr>
+      <w:r>
+        <w:t xml:space="preserve">5. Inventarios</w:t>
+      </w:r>
+    </w:p>
+    <w:bookmarkStart w:id="83" w:name="caso-v1-catálogos-e-ítem"/>
+    <w:p>
+      <w:pPr>
+        <w:pStyle w:val="Heading2"/>
+      </w:pPr>
+      <w:r>
+        <w:t xml:space="preserve">Caso V1 ★ Catálogos e ítem</w:t>
       </w:r>
     </w:p>
     <w:p>
       <w:pPr>
         <w:numPr>
           <w:ilvl w:val="0"/>
-          <w:numId w:val="1001"/>
+          <w:numId w:val="1011"/>
         </w:numPr>
         <w:pStyle w:val="Compact"/>
       </w:pPr>
       <w:r>
-        <w:t xml:space="preserve">Compra de 100 u a 7,00 (nota de compra) → existencias 200,</w:t>
-      </w:r>
-      <w:r>
-        <w:t xml:space="preserve"> </w:t>
-      </w:r>
+        <w:rPr>
+          <w:iCs/>
+          <w:i/>
+        </w:rPr>
+        <w:t xml:space="preserve">Inventarios &gt; Tablas auxiliares &gt; Almacenes</w:t>
+      </w:r>
+      <w:r>
+        <w:t xml:space="preserve">: crear</w:t>
+      </w:r>
+      <w:r>
+        <w:t xml:space="preserve"> </w:t>
+      </w:r>
+      <w:r>
+        <w:rPr>
+          <w:rStyle w:val="VerbatimChar"/>
+        </w:rPr>
+        <w:t xml:space="preserve">ALM1 - Almacén central</w:t>
+      </w:r>
+      <w:r>
+        <w:t xml:space="preserve">.</w:t>
+      </w:r>
+    </w:p>
+    <w:p>
+      <w:pPr>
+        <w:numPr>
+          <w:ilvl w:val="0"/>
+          <w:numId w:val="1011"/>
+        </w:numPr>
+        <w:pStyle w:val="Compact"/>
+      </w:pPr>
+      <w:r>
+        <w:rPr>
+          <w:iCs/>
+          <w:i/>
+        </w:rPr>
+        <w:t xml:space="preserve">Unidades de medida</w:t>
+      </w:r>
+      <w:r>
+        <w:t xml:space="preserve">: crear</w:t>
+      </w:r>
+      <w:r>
+        <w:t xml:space="preserve"> </w:t>
+      </w:r>
+      <w:r>
+        <w:rPr>
+          <w:rStyle w:val="VerbatimChar"/>
+        </w:rPr>
+        <w:t xml:space="preserve">UN - Unidad</w:t>
+      </w:r>
+      <w:r>
+        <w:t xml:space="preserve">.</w:t>
+      </w:r>
+    </w:p>
+    <w:p>
+      <w:pPr>
+        <w:numPr>
+          <w:ilvl w:val="0"/>
+          <w:numId w:val="1011"/>
+        </w:numPr>
+        <w:pStyle w:val="Compact"/>
+      </w:pPr>
+      <w:r>
+        <w:rPr>
+          <w:iCs/>
+          <w:i/>
+        </w:rPr>
+        <w:t xml:space="preserve">Inventarios &gt; Ítems y precios</w:t>
+      </w:r>
+      <w:r>
+        <w:t xml:space="preserve">: crear ítem</w:t>
+      </w:r>
+      <w:r>
+        <w:t xml:space="preserve"> </w:t>
+      </w:r>
+      <w:r>
+        <w:rPr>
+          <w:rStyle w:val="VerbatimChar"/>
+        </w:rPr>
+        <w:t xml:space="preserve">A1 - Arroz 1 kg</w:t>
+      </w:r>
+      <w:r>
+        <w:t xml:space="preserve">, unidad UN, precio de venta 10,00, controla stock (Sí).</w:t>
+      </w:r>
+    </w:p>
+    <w:p>
+      <w:pPr>
+        <w:pStyle w:val="FirstParagraph"/>
+      </w:pPr>
       <w:r>
         <w:rPr>
           <w:bCs/>
           <w:b/>
         </w:rPr>
-        <w:t xml:space="preserve">costo promedio 6,00</w:t>
+        <w:t xml:space="preserve">Esperado:</w:t>
+      </w:r>
+      <w:r>
+        <w:t xml:space="preserve"> </w:t>
+      </w:r>
+      <w:r>
+        <w:t xml:space="preserve">ítem creado y visible en el listado con stock 0.</w:t>
+      </w:r>
+    </w:p>
+    <w:bookmarkEnd w:id="83"/>
+    <w:bookmarkStart w:id="87" w:name="Xe9b4e4bf0f368e8bd0f000b6a4153c1ee6978dd"/>
+    <w:p>
+      <w:pPr>
+        <w:pStyle w:val="Heading2"/>
+      </w:pPr>
+      <w:r>
+        <w:t xml:space="preserve">Caso V2 ★ Stock inicial, compra, venta y costo promedio</w:t>
+      </w:r>
+    </w:p>
+    <w:tbl>
+      <w:tblPr>
+        <w:tblStyle w:val="Table"/>
+        <w:tblW w:type="pct" w:w="5000"/>
+        <w:tblLook w:firstRow="1" w:lastRow="0" w:firstColumn="0" w:lastColumn="0" w:noHBand="0" w:noVBand="0" w:val="0020"/>
+        <w:jc w:val="start"/>
+      </w:tblPr>
+      <w:tblGrid>
+        <w:gridCol w:w="1320"/>
+        <w:gridCol w:w="1320"/>
+        <w:gridCol w:w="1320"/>
+        <w:gridCol w:w="1320"/>
+        <w:gridCol w:w="1320"/>
+        <w:gridCol w:w="1320"/>
+      </w:tblGrid>
+      <w:tr>
+        <w:trPr>
+          <w:tblHeader w:val="true"/>
+        </w:trPr>
+        <w:tc>
+          <w:tcPr/>
+          <w:p>
+            <w:pPr>
+              <w:pStyle w:val="Compact"/>
+              <w:jc w:val="left"/>
+            </w:pPr>
+            <w:r>
+              <w:t xml:space="preserve">Paso</w:t>
+            </w:r>
+          </w:p>
+        </w:tc>
+        <w:tc>
+          <w:tcPr/>
+          <w:p>
+            <w:pPr>
+              <w:pStyle w:val="Compact"/>
+              <w:jc w:val="left"/>
+            </w:pPr>
+            <w:r>
+              <w:t xml:space="preserve">Operación</w:t>
+            </w:r>
+          </w:p>
+        </w:tc>
+        <w:tc>
+          <w:tcPr/>
+          <w:p>
+            <w:pPr>
+              <w:pStyle w:val="Compact"/>
+              <w:jc w:val="left"/>
+            </w:pPr>
+            <w:r>
+              <w:t xml:space="preserve">Cantidad</w:t>
+            </w:r>
+          </w:p>
+        </w:tc>
+        <w:tc>
+          <w:tcPr/>
+          <w:p>
+            <w:pPr>
+              <w:pStyle w:val="Compact"/>
+              <w:jc w:val="left"/>
+            </w:pPr>
+            <w:r>
+              <w:t xml:space="preserve">Costo/precio unit.</w:t>
+            </w:r>
+          </w:p>
+        </w:tc>
+        <w:tc>
+          <w:tcPr/>
+          <w:p>
+            <w:pPr>
+              <w:pStyle w:val="Compact"/>
+              <w:jc w:val="left"/>
+            </w:pPr>
+            <w:r>
+              <w:t xml:space="preserve">Existencias</w:t>
+            </w:r>
+          </w:p>
+        </w:tc>
+        <w:tc>
+          <w:tcPr/>
+          <w:p>
+            <w:pPr>
+              <w:pStyle w:val="Compact"/>
+              <w:jc w:val="left"/>
+            </w:pPr>
+            <w:r>
+              <w:t xml:space="preserve">Costo promedio</w:t>
+            </w:r>
+          </w:p>
+        </w:tc>
+      </w:tr>
+      <w:tr>
+        <w:tc>
+          <w:tcPr/>
+          <w:p>
+            <w:pPr>
+              <w:pStyle w:val="Compact"/>
+              <w:jc w:val="left"/>
+            </w:pPr>
+            <w:r>
+              <w:t xml:space="preserve">1</w:t>
+            </w:r>
+          </w:p>
+        </w:tc>
+        <w:tc>
+          <w:tcPr/>
+          <w:p>
+            <w:pPr>
+              <w:pStyle w:val="Compact"/>
+              <w:jc w:val="left"/>
+            </w:pPr>
+            <w:r>
+              <w:t xml:space="preserve">Stock inicial (</w:t>
+            </w:r>
+            <w:r>
+              <w:rPr>
+                <w:iCs/>
+                <w:i/>
+              </w:rPr>
+              <w:t xml:space="preserve">Ajustes, traspasos y stock inicial</w:t>
+            </w:r>
+            <w:r>
+              <w:t xml:space="preserve">)</w:t>
+            </w:r>
+          </w:p>
+        </w:tc>
+        <w:tc>
+          <w:tcPr/>
+          <w:p>
+            <w:pPr>
+              <w:pStyle w:val="Compact"/>
+              <w:jc w:val="left"/>
+            </w:pPr>
+            <w:r>
+              <w:t xml:space="preserve">100</w:t>
+            </w:r>
+          </w:p>
+        </w:tc>
+        <w:tc>
+          <w:tcPr/>
+          <w:p>
+            <w:pPr>
+              <w:pStyle w:val="Compact"/>
+              <w:jc w:val="left"/>
+            </w:pPr>
+            <w:r>
+              <w:t xml:space="preserve">5,00</w:t>
+            </w:r>
+          </w:p>
+        </w:tc>
+        <w:tc>
+          <w:tcPr/>
+          <w:p>
+            <w:pPr>
+              <w:pStyle w:val="Compact"/>
+              <w:jc w:val="left"/>
+            </w:pPr>
+            <w:r>
+              <w:t xml:space="preserve">100</w:t>
+            </w:r>
+          </w:p>
+        </w:tc>
+        <w:tc>
+          <w:tcPr/>
+          <w:p>
+            <w:pPr>
+              <w:pStyle w:val="Compact"/>
+              <w:jc w:val="left"/>
+            </w:pPr>
+            <w:r>
+              <w:t xml:space="preserve">5,00</w:t>
+            </w:r>
+          </w:p>
+        </w:tc>
+      </w:tr>
+      <w:tr>
+        <w:tc>
+          <w:tcPr/>
+          <w:p>
+            <w:pPr>
+              <w:pStyle w:val="Compact"/>
+              <w:jc w:val="left"/>
+            </w:pPr>
+            <w:r>
+              <w:t xml:space="preserve">2</w:t>
+            </w:r>
+          </w:p>
+        </w:tc>
+        <w:tc>
+          <w:tcPr/>
+          <w:p>
+            <w:pPr>
+              <w:pStyle w:val="Compact"/>
+              <w:jc w:val="left"/>
+            </w:pPr>
+            <w:r>
+              <w:t xml:space="preserve">Nota de compra (</w:t>
+            </w:r>
+            <w:r>
+              <w:rPr>
+                <w:iCs/>
+                <w:i/>
+              </w:rPr>
+              <w:t xml:space="preserve">Comercial &gt; Nota de compra</w:t>
+            </w:r>
+            <w:r>
+              <w:t xml:space="preserve">)</w:t>
+            </w:r>
+          </w:p>
+        </w:tc>
+        <w:tc>
+          <w:tcPr/>
+          <w:p>
+            <w:pPr>
+              <w:pStyle w:val="Compact"/>
+              <w:jc w:val="left"/>
+            </w:pPr>
+            <w:r>
+              <w:t xml:space="preserve">100</w:t>
+            </w:r>
+          </w:p>
+        </w:tc>
+        <w:tc>
+          <w:tcPr/>
+          <w:p>
+            <w:pPr>
+              <w:pStyle w:val="Compact"/>
+              <w:jc w:val="left"/>
+            </w:pPr>
+            <w:r>
+              <w:t xml:space="preserve">7,00</w:t>
+            </w:r>
+          </w:p>
+        </w:tc>
+        <w:tc>
+          <w:tcPr/>
+          <w:p>
+            <w:pPr>
+              <w:pStyle w:val="Compact"/>
+              <w:jc w:val="left"/>
+            </w:pPr>
+            <w:r>
+              <w:t xml:space="preserve">200</w:t>
+            </w:r>
+          </w:p>
+        </w:tc>
+        <w:tc>
+          <w:tcPr/>
+          <w:p>
+            <w:pPr>
+              <w:pStyle w:val="Compact"/>
+              <w:jc w:val="left"/>
+            </w:pPr>
+            <w:r>
+              <w:rPr>
+                <w:bCs/>
+                <w:b/>
+              </w:rPr>
+              <w:t xml:space="preserve">6,00</w:t>
+            </w:r>
+          </w:p>
+        </w:tc>
+      </w:tr>
+      <w:tr>
+        <w:tc>
+          <w:tcPr/>
+          <w:p>
+            <w:pPr>
+              <w:pStyle w:val="Compact"/>
+              <w:jc w:val="left"/>
+            </w:pPr>
+            <w:r>
+              <w:t xml:space="preserve">3</w:t>
+            </w:r>
+          </w:p>
+        </w:tc>
+        <w:tc>
+          <w:tcPr/>
+          <w:p>
+            <w:pPr>
+              <w:pStyle w:val="Compact"/>
+              <w:jc w:val="left"/>
+            </w:pPr>
+            <w:r>
+              <w:t xml:space="preserve">Nota de venta (</w:t>
+            </w:r>
+            <w:r>
+              <w:rPr>
+                <w:iCs/>
+                <w:i/>
+              </w:rPr>
+              <w:t xml:space="preserve">Comercial &gt; Nota de venta</w:t>
+            </w:r>
+            <w:r>
+              <w:t xml:space="preserve">)</w:t>
+            </w:r>
+          </w:p>
+        </w:tc>
+        <w:tc>
+          <w:tcPr/>
+          <w:p>
+            <w:pPr>
+              <w:pStyle w:val="Compact"/>
+              <w:jc w:val="left"/>
+            </w:pPr>
+            <w:r>
+              <w:t xml:space="preserve">50</w:t>
+            </w:r>
+          </w:p>
+        </w:tc>
+        <w:tc>
+          <w:tcPr/>
+          <w:p>
+            <w:pPr>
+              <w:pStyle w:val="Compact"/>
+              <w:jc w:val="left"/>
+            </w:pPr>
+            <w:r>
+              <w:t xml:space="preserve">10,00</w:t>
+            </w:r>
+          </w:p>
+        </w:tc>
+        <w:tc>
+          <w:tcPr/>
+          <w:p>
+            <w:pPr>
+              <w:pStyle w:val="Compact"/>
+              <w:jc w:val="left"/>
+            </w:pPr>
+            <w:r>
+              <w:t xml:space="preserve">150</w:t>
+            </w:r>
+          </w:p>
+        </w:tc>
+        <w:tc>
+          <w:tcPr/>
+          <w:p>
+            <w:pPr>
+              <w:pStyle w:val="Compact"/>
+              <w:jc w:val="left"/>
+            </w:pPr>
+            <w:r>
+              <w:t xml:space="preserve">6,00</w:t>
+            </w:r>
+          </w:p>
+        </w:tc>
+      </w:tr>
+    </w:tbl>
+    <w:p>
+      <w:pPr>
+        <w:pStyle w:val="BodyText"/>
+      </w:pPr>
+      <w:r>
+        <w:rPr>
+          <w:bCs/>
+          <w:b/>
+        </w:rPr>
+        <w:t xml:space="preserve">Esperado:</w:t>
+      </w:r>
+      <w:r>
+        <w:t xml:space="preserve"> </w:t>
+      </w:r>
+      <w:r>
+        <w:t xml:space="preserve">costo de ventas del paso 3 = 50 × 6,00 =</w:t>
+      </w:r>
+      <w:r>
+        <w:t xml:space="preserve"> </w:t>
+      </w:r>
+      <w:r>
+        <w:rPr>
+          <w:bCs/>
+          <w:b/>
+        </w:rPr>
+        <w:t xml:space="preserve">300,00</w:t>
+      </w:r>
+      <w:r>
+        <w:t xml:space="preserve">; ingreso por ventas 500,00. En</w:t>
+      </w:r>
+      <w:r>
+        <w:t xml:space="preserve"> </w:t>
+      </w:r>
+      <w:r>
+        <w:rPr>
+          <w:iCs/>
+          <w:i/>
+        </w:rPr>
+        <w:t xml:space="preserve">Reportes &gt; Kardex físico valorado</w:t>
+      </w:r>
+      <w:r>
+        <w:t xml:space="preserve"> </w:t>
+      </w:r>
+      <w:r>
+        <w:t xml:space="preserve">del ítem A1: tres líneas y saldo final</w:t>
+      </w:r>
+      <w:r>
+        <w:t xml:space="preserve"> </w:t>
+      </w:r>
+      <w:r>
+        <w:rPr>
+          <w:bCs/>
+          <w:b/>
+        </w:rPr>
+        <w:t xml:space="preserve">150 u / 900,00</w:t>
       </w:r>
       <w:r>
         <w:t xml:space="preserve">.</w:t>
+      </w:r>
+    </w:p>
+    <w:p>
+      <w:pPr>
+        <w:pStyle w:val="BodyText"/>
+      </w:pPr>
+      <w:r>
+        <w:rPr>
+          <w:iCs/>
+          <w:i/>
+        </w:rPr>
+        <w:t xml:space="preserve">Reporte real — Kardex físico valorado:</w:t>
+      </w:r>
+    </w:p>
+    <w:p>
+      <w:pPr>
+        <w:pStyle w:val="CaptionedFigure"/>
+      </w:pPr>
+      <w:r>
+        <w:drawing>
+          <wp:inline>
+            <wp:extent cx="5067300" cy="3918065"/>
+            <wp:effectExtent b="0" l="0" r="0" t="0"/>
+            <wp:docPr descr="Kardex valorado" title="" id="85" name="Picture"/>
+            <a:graphic>
+              <a:graphicData uri="http://schemas.openxmlformats.org/drawingml/2006/picture">
+                <pic:pic>
+                  <pic:nvPicPr>
+                    <pic:cNvPr descr="img/rep_kardex_item.png" id="86" name="Picture"/>
+                    <pic:cNvPicPr>
+                      <a:picLocks noChangeArrowheads="1" noChangeAspect="1"/>
+                    </pic:cNvPicPr>
+                  </pic:nvPicPr>
+                  <pic:blipFill>
+                    <a:blip r:embed="rId84"/>
+                    <a:stretch>
+                      <a:fillRect/>
+                    </a:stretch>
+                  </pic:blipFill>
+                  <pic:spPr bwMode="auto">
+                    <a:xfrm>
+                      <a:off x="0" y="0"/>
+                      <a:ext cx="5067300" cy="3918065"/>
+                    </a:xfrm>
+                    <a:prstGeom prst="rect">
+                      <a:avLst/>
+                    </a:prstGeom>
+                    <a:noFill/>
+                    <a:ln w="9525">
+                      <a:noFill/>
+                      <a:headEnd/>
+                      <a:tailEnd/>
+                    </a:ln>
+                  </pic:spPr>
+                </pic:pic>
+              </a:graphicData>
+            </a:graphic>
+          </wp:inline>
+        </w:drawing>
+      </w:r>
+    </w:p>
+    <w:p>
+      <w:pPr>
+        <w:pStyle w:val="ImageCaption"/>
+      </w:pPr>
+      <w:r>
+        <w:t xml:space="preserve">Kardex valorado</w:t>
+      </w:r>
+    </w:p>
+    <w:bookmarkEnd w:id="87"/>
+    <w:bookmarkStart w:id="88" w:name="caso-v3-control-de-stock"/>
+    <w:p>
+      <w:pPr>
+        <w:pStyle w:val="Heading2"/>
+      </w:pPr>
+      <w:r>
+        <w:t xml:space="preserve">Caso V3 Control de stock</w:t>
+      </w:r>
+    </w:p>
+    <w:p>
+      <w:pPr>
+        <w:pStyle w:val="FirstParagraph"/>
+      </w:pPr>
+      <w:r>
+        <w:t xml:space="preserve">Intente vender 500 u de A1.</w:t>
+      </w:r>
+      <w:r>
+        <w:t xml:space="preserve"> </w:t>
+      </w:r>
+      <w:r>
+        <w:rPr>
+          <w:bCs/>
+          <w:b/>
+        </w:rPr>
+        <w:t xml:space="preserve">Esperado:</w:t>
+      </w:r>
+      <w:r>
+        <w:t xml:space="preserve"> </w:t>
+      </w:r>
+      <w:r>
+        <w:t xml:space="preserve">advertencia o bloqueo de stock insuficiente (según el parámetro de la empresa) y no se descuenta nada si se cancela.</w:t>
+      </w:r>
+    </w:p>
+    <w:bookmarkEnd w:id="88"/>
+    <w:bookmarkStart w:id="89" w:name="caso-v4-traspaso-y-ajuste"/>
+    <w:p>
+      <w:pPr>
+        <w:pStyle w:val="Heading2"/>
+      </w:pPr>
+      <w:r>
+        <w:t xml:space="preserve">Caso V4 Traspaso y ajuste</w:t>
       </w:r>
     </w:p>
     <w:p>
       <w:pPr>
         <w:numPr>
           <w:ilvl w:val="0"/>
-          <w:numId w:val="1001"/>
+          <w:numId w:val="1012"/>
         </w:numPr>
         <w:pStyle w:val="Compact"/>
       </w:pPr>
       <w:r>
-        <w:t xml:space="preserve">Venta de 50 u a 10,00 → costo de ventas 300,00 (50 × 6); existencias 150.</w:t>
+        <w:t xml:space="preserve">Traspaso de 20 u de ALM1 a un segundo almacén ALM2: existencias totales no cambian; kardex por almacén muestra salida/ingreso.</w:t>
       </w:r>
     </w:p>
     <w:p>
       <w:pPr>
         <w:numPr>
           <w:ilvl w:val="0"/>
-          <w:numId w:val="1001"/>
+          <w:numId w:val="1012"/>
         </w:numPr>
         <w:pStyle w:val="Compact"/>
       </w:pPr>
       <w:r>
-        <w:t xml:space="preserve">Kardex físico valorado: 3 movimientos, saldo final 150 u / 900,00.</w:t>
+        <w:t xml:space="preserve">Ajuste de salida de 5 u por merma: existencias 145; se genera asiento a la cuenta de ajuste configurada.</w:t>
+      </w:r>
+    </w:p>
+    <w:bookmarkEnd w:id="89"/>
+    <w:bookmarkStart w:id="90" w:name="caso-v5-vencimientos-fefo"/>
+    <w:p>
+      <w:pPr>
+        <w:pStyle w:val="Heading2"/>
+      </w:pPr>
+      <w:r>
+        <w:t xml:space="preserve">Caso V5 Vencimientos (FEFO)</w:t>
+      </w:r>
+    </w:p>
+    <w:p>
+      <w:pPr>
+        <w:pStyle w:val="FirstParagraph"/>
+      </w:pPr>
+      <w:r>
+        <w:t xml:space="preserve">Cree ítem con control de vencimiento y dos lotes (vence 30/06 y 31/03). Venda 1 unidad.</w:t>
+      </w:r>
+      <w:r>
+        <w:t xml:space="preserve"> </w:t>
+      </w:r>
+      <w:r>
+        <w:rPr>
+          <w:bCs/>
+          <w:b/>
+        </w:rPr>
+        <w:t xml:space="preserve">Esperado:</w:t>
+      </w:r>
+      <w:r>
+        <w:t xml:space="preserve"> </w:t>
+      </w:r>
+      <w:r>
+        <w:t xml:space="preserve">consume primero el lote que vence antes (31/03).</w:t>
+      </w:r>
+      <w:r>
+        <w:t xml:space="preserve"> </w:t>
+      </w:r>
+      <w:r>
+        <w:rPr>
+          <w:iCs/>
+          <w:i/>
+        </w:rPr>
+        <w:t xml:space="preserve">Productos vencidos y por vencer</w:t>
+      </w:r>
+      <w:r>
+        <w:t xml:space="preserve"> </w:t>
+      </w:r>
+      <w:r>
+        <w:t xml:space="preserve">lista ambos lotes con días restantes.</w:t>
+      </w:r>
+    </w:p>
+    <w:bookmarkEnd w:id="90"/>
+    <w:bookmarkEnd w:id="91"/>
+    <w:bookmarkStart w:id="99" w:name="comercial"/>
+    <w:p>
+      <w:pPr>
+        <w:pStyle w:val="Heading1"/>
+      </w:pPr>
+      <w:r>
+        <w:t xml:space="preserve">6. Comercial</w:t>
+      </w:r>
+    </w:p>
+    <w:bookmarkStart w:id="95" w:name="X06c4c03e0236861fef0228ecd9384132e07fb22"/>
+    <w:p>
+      <w:pPr>
+        <w:pStyle w:val="Heading2"/>
+      </w:pPr>
+      <w:r>
+        <w:t xml:space="preserve">Caso M1 ★ Clientes, ventas a crédito y cobros</w:t>
       </w:r>
     </w:p>
     <w:p>
       <w:pPr>
         <w:numPr>
           <w:ilvl w:val="0"/>
-          <w:numId w:val="1001"/>
+          <w:numId w:val="1013"/>
         </w:numPr>
         <w:pStyle w:val="Compact"/>
       </w:pPr>
       <w:r>
-        <w:t xml:space="preserve">Venta de más que el stock → advertencia/bloqueo según parámetro.</w:t>
+        <w:rPr>
+          <w:iCs/>
+          <w:i/>
+        </w:rPr>
+        <w:t xml:space="preserve">Comercial &gt; Clientes</w:t>
+      </w:r>
+      <w:r>
+        <w:t xml:space="preserve">: crear</w:t>
+      </w:r>
+      <w:r>
+        <w:t xml:space="preserve"> </w:t>
+      </w:r>
+      <w:r>
+        <w:t xml:space="preserve">“</w:t>
+      </w:r>
+      <w:r>
+        <w:t xml:space="preserve">CLIENTE UNO</w:t>
+      </w:r>
+      <w:r>
+        <w:t xml:space="preserve">”</w:t>
+      </w:r>
+      <w:r>
+        <w:t xml:space="preserve">, NIT 1234567, límite de crédito 5.000.</w:t>
       </w:r>
     </w:p>
     <w:p>
       <w:pPr>
         <w:numPr>
           <w:ilvl w:val="0"/>
-          <w:numId w:val="1001"/>
+          <w:numId w:val="1013"/>
         </w:numPr>
         <w:pStyle w:val="Compact"/>
       </w:pPr>
       <w:r>
-        <w:t xml:space="preserve">Ítem con vencimiento: dos lotes; la venta consume primero el que vence antes (FEFO). Reporte</w:t>
-      </w:r>
-      <w:r>
-        <w:t xml:space="preserve"> </w:t>
-      </w:r>
-      <w:r>
-        <w:t xml:space="preserve">“</w:t>
-      </w:r>
-      <w:r>
-        <w:t xml:space="preserve">Productos por vencer</w:t>
-      </w:r>
-      <w:r>
-        <w:t xml:space="preserve">”</w:t>
-      </w:r>
-      <w:r>
-        <w:t xml:space="preserve">.</w:t>
-      </w:r>
-    </w:p>
-    <w:bookmarkEnd w:id="25"/>
-    <w:bookmarkStart w:id="26" w:name="g.-comercial"/>
-    <w:p>
-      <w:pPr>
-        <w:pStyle w:val="Heading2"/>
-      </w:pPr>
-      <w:r>
-        <w:t xml:space="preserve">G. Comercial</w:t>
+        <w:rPr>
+          <w:iCs/>
+          <w:i/>
+        </w:rPr>
+        <w:t xml:space="preserve">Nota de venta</w:t>
+      </w:r>
+      <w:r>
+        <w:t xml:space="preserve"> </w:t>
+      </w:r>
+      <w:r>
+        <w:t xml:space="preserve">a crédito: 10 u de A1 a 10,00 = 100,00 con factura.</w:t>
       </w:r>
     </w:p>
     <w:p>
       <w:pPr>
         <w:numPr>
           <w:ilvl w:val="0"/>
-          <w:numId w:val="1002"/>
+          <w:numId w:val="1013"/>
         </w:numPr>
         <w:pStyle w:val="Compact"/>
       </w:pPr>
       <w:r>
-        <w:t xml:space="preserve">Cliente</w:t>
+        <w:rPr>
+          <w:iCs/>
+          <w:i/>
+        </w:rPr>
+        <w:t xml:space="preserve">Cobros y pagos</w:t>
+      </w:r>
+      <w:r>
+        <w:t xml:space="preserve">: cobro parcial de 40,00 en efectivo.</w:t>
+      </w:r>
+    </w:p>
+    <w:p>
+      <w:pPr>
+        <w:pStyle w:val="FirstParagraph"/>
+      </w:pPr>
+      <w:r>
+        <w:rPr>
+          <w:bCs/>
+          <w:b/>
+        </w:rPr>
+        <w:t xml:space="preserve">Esperado:</w:t>
+      </w:r>
+      <w:r>
+        <w:t xml:space="preserve"> </w:t>
+      </w:r>
+      <w:r>
+        <w:t xml:space="preserve">saldo del cliente 60,00.</w:t>
+      </w:r>
+      <w:r>
+        <w:t xml:space="preserve"> </w:t>
+      </w:r>
+      <w:r>
+        <w:rPr>
+          <w:iCs/>
+          <w:i/>
+        </w:rPr>
+        <w:t xml:space="preserve">Reportes &gt; Saldos por cobrar</w:t>
+      </w:r>
+      <w:r>
+        <w:t xml:space="preserve"> </w:t>
+      </w:r>
+      <w:r>
+        <w:t xml:space="preserve">y</w:t>
+      </w:r>
+      <w:r>
+        <w:t xml:space="preserve"> </w:t>
+      </w:r>
+      <w:r>
+        <w:rPr>
+          <w:iCs/>
+          <w:i/>
+        </w:rPr>
+        <w:t xml:space="preserve">Kardex de cliente</w:t>
+      </w:r>
+      <w:r>
+        <w:t xml:space="preserve"> </w:t>
+      </w:r>
+      <w:r>
+        <w:t xml:space="preserve">muestran 100,00 de cargo, 40,00 de abono y saldo 60,00.</w:t>
+      </w:r>
+    </w:p>
+    <w:p>
+      <w:pPr>
+        <w:pStyle w:val="BodyText"/>
+      </w:pPr>
+      <w:r>
+        <w:rPr>
+          <w:iCs/>
+          <w:i/>
+        </w:rPr>
+        <w:t xml:space="preserve">Reporte real — Saldos por cobrar / por pagar:</w:t>
+      </w:r>
+    </w:p>
+    <w:p>
+      <w:pPr>
+        <w:pStyle w:val="CaptionedFigure"/>
+      </w:pPr>
+      <w:r>
+        <w:drawing>
+          <wp:inline>
+            <wp:extent cx="5067300" cy="6553624"/>
+            <wp:effectExtent b="0" l="0" r="0" t="0"/>
+            <wp:docPr descr="Saldos de terceros" title="" id="93" name="Picture"/>
+            <a:graphic>
+              <a:graphicData uri="http://schemas.openxmlformats.org/drawingml/2006/picture">
+                <pic:pic>
+                  <pic:nvPicPr>
+                    <pic:cNvPr descr="img/rep_saldos_terceros.png" id="94" name="Picture"/>
+                    <pic:cNvPicPr>
+                      <a:picLocks noChangeArrowheads="1" noChangeAspect="1"/>
+                    </pic:cNvPicPr>
+                  </pic:nvPicPr>
+                  <pic:blipFill>
+                    <a:blip r:embed="rId92"/>
+                    <a:stretch>
+                      <a:fillRect/>
+                    </a:stretch>
+                  </pic:blipFill>
+                  <pic:spPr bwMode="auto">
+                    <a:xfrm>
+                      <a:off x="0" y="0"/>
+                      <a:ext cx="5067300" cy="6553624"/>
+                    </a:xfrm>
+                    <a:prstGeom prst="rect">
+                      <a:avLst/>
+                    </a:prstGeom>
+                    <a:noFill/>
+                    <a:ln w="9525">
+                      <a:noFill/>
+                      <a:headEnd/>
+                      <a:tailEnd/>
+                    </a:ln>
+                  </pic:spPr>
+                </pic:pic>
+              </a:graphicData>
+            </a:graphic>
+          </wp:inline>
+        </w:drawing>
+      </w:r>
+    </w:p>
+    <w:p>
+      <w:pPr>
+        <w:pStyle w:val="ImageCaption"/>
+      </w:pPr>
+      <w:r>
+        <w:t xml:space="preserve">Saldos de terceros</w:t>
+      </w:r>
+    </w:p>
+    <w:bookmarkEnd w:id="95"/>
+    <w:bookmarkStart w:id="96" w:name="caso-m2-proveedores-y-pagos"/>
+    <w:p>
+      <w:pPr>
+        <w:pStyle w:val="Heading2"/>
+      </w:pPr>
+      <w:r>
+        <w:t xml:space="preserve">Caso M2 Proveedores y pagos</w:t>
+      </w:r>
+    </w:p>
+    <w:p>
+      <w:pPr>
+        <w:pStyle w:val="FirstParagraph"/>
+      </w:pPr>
+      <w:r>
+        <w:t xml:space="preserve">Compra a crédito 500,00 a</w:t>
       </w:r>
       <w:r>
         <w:t xml:space="preserve"> </w:t>
@@ -1047,128 +4999,863 @@
         <w:t xml:space="preserve">“</w:t>
       </w:r>
       <w:r>
-        <w:t xml:space="preserve">Cliente Uno</w:t>
+        <w:t xml:space="preserve">PROVEEDOR SA</w:t>
       </w:r>
       <w:r>
         <w:t xml:space="preserve">”</w:t>
       </w:r>
       <w:r>
-        <w:t xml:space="preserve"> </w:t>
-      </w:r>
-      <w:r>
-        <w:t xml:space="preserve">(crédito). Venta a crédito 1.000 → saldo por cobrar 1.000.</w:t>
+        <w:t xml:space="preserve">; pago de 500,00 → saldo 0 y la compra aparece como cancelada.</w:t>
+      </w:r>
+    </w:p>
+    <w:bookmarkEnd w:id="96"/>
+    <w:bookmarkStart w:id="97" w:name="caso-m3-anulación-de-documentos"/>
+    <w:p>
+      <w:pPr>
+        <w:pStyle w:val="Heading2"/>
+      </w:pPr>
+      <w:r>
+        <w:t xml:space="preserve">Caso M3 Anulación de documentos</w:t>
+      </w:r>
+    </w:p>
+    <w:p>
+      <w:pPr>
+        <w:pStyle w:val="FirstParagraph"/>
+      </w:pPr>
+      <w:r>
+        <w:t xml:space="preserve">Anule la venta de M1 (si no tiene cobros) → se revierten stock, asiento y libro IVA; con cobros aplicados debe exigir anular el cobro antes.</w:t>
+      </w:r>
+    </w:p>
+    <w:bookmarkEnd w:id="97"/>
+    <w:bookmarkStart w:id="98" w:name="caso-m4-impresión-de-notas"/>
+    <w:p>
+      <w:pPr>
+        <w:pStyle w:val="Heading2"/>
+      </w:pPr>
+      <w:r>
+        <w:t xml:space="preserve">Caso M4 Impresión de notas</w:t>
+      </w:r>
+    </w:p>
+    <w:p>
+      <w:pPr>
+        <w:pStyle w:val="FirstParagraph"/>
+      </w:pPr>
+      <w:r>
+        <w:t xml:space="preserve">Imprima la nota de venta (PDF): número, cliente, ítems, subtotal, total en letras (</w:t>
+      </w:r>
+      <w:r>
+        <w:t xml:space="preserve">“</w:t>
+      </w:r>
+      <w:r>
+        <w:t xml:space="preserve">Cien 00/100 Bolivianos</w:t>
+      </w:r>
+      <w:r>
+        <w:t xml:space="preserve">”</w:t>
+      </w:r>
+      <w:r>
+        <w:t xml:space="preserve">).</w:t>
+      </w:r>
+    </w:p>
+    <w:bookmarkEnd w:id="98"/>
+    <w:bookmarkEnd w:id="99"/>
+    <w:bookmarkStart w:id="105" w:name="activos-fijos"/>
+    <w:p>
+      <w:pPr>
+        <w:pStyle w:val="Heading1"/>
+      </w:pPr>
+      <w:r>
+        <w:t xml:space="preserve">7. Activos fijos</w:t>
+      </w:r>
+    </w:p>
+    <w:bookmarkStart w:id="103" w:name="caso-a1-alta-y-depreciación"/>
+    <w:p>
+      <w:pPr>
+        <w:pStyle w:val="Heading2"/>
+      </w:pPr>
+      <w:r>
+        <w:t xml:space="preserve">Caso A1 ★ Alta y depreciación</w:t>
+      </w:r>
+    </w:p>
+    <w:p>
+      <w:pPr>
+        <w:pStyle w:val="FirstParagraph"/>
+      </w:pPr>
+      <w:r>
+        <w:rPr>
+          <w:bCs/>
+          <w:b/>
+        </w:rPr>
+        <w:t xml:space="preserve">Datos:</w:t>
+      </w:r>
+      <w:r>
+        <w:t xml:space="preserve"> </w:t>
+      </w:r>
+      <w:r>
+        <w:t xml:space="preserve">activo</w:t>
+      </w:r>
+      <w:r>
+        <w:t xml:space="preserve"> </w:t>
+      </w:r>
+      <w:r>
+        <w:t xml:space="preserve">“</w:t>
+      </w:r>
+      <w:r>
+        <w:t xml:space="preserve">Computadora</w:t>
+      </w:r>
+      <w:r>
+        <w:t xml:space="preserve">”</w:t>
+      </w:r>
+      <w:r>
+        <w:t xml:space="preserve">, grupo</w:t>
+      </w:r>
+      <w:r>
+        <w:t xml:space="preserve"> </w:t>
+      </w:r>
+      <w:r>
+        <w:rPr>
+          <w:iCs/>
+          <w:i/>
+        </w:rPr>
+        <w:t xml:space="preserve">Equipo de computación</w:t>
+      </w:r>
+      <w:r>
+        <w:t xml:space="preserve"> </w:t>
+      </w:r>
+      <w:r>
+        <w:t xml:space="preserve">(vida útil 4 años, 25 %), fecha de alta 10/01, valor Bs 12.000,00.</w:t>
+      </w:r>
+    </w:p>
+    <w:p>
+      <w:pPr>
+        <w:pStyle w:val="BodyText"/>
+      </w:pPr>
+      <w:r>
+        <w:rPr>
+          <w:bCs/>
+          <w:b/>
+        </w:rPr>
+        <w:t xml:space="preserve">Pasos:</w:t>
+      </w:r>
+      <w:r>
+        <w:t xml:space="preserve"> </w:t>
+      </w:r>
+      <w:r>
+        <w:rPr>
+          <w:iCs/>
+          <w:i/>
+        </w:rPr>
+        <w:t xml:space="preserve">Activos fijos &gt; Registro de activos</w:t>
+      </w:r>
+      <w:r>
+        <w:t xml:space="preserve"> </w:t>
+      </w:r>
+      <w:r>
+        <w:t xml:space="preserve">(alta con contrapartida Capital o Caja); luego</w:t>
+      </w:r>
+      <w:r>
+        <w:t xml:space="preserve"> </w:t>
+      </w:r>
+      <w:r>
+        <w:rPr>
+          <w:iCs/>
+          <w:i/>
+        </w:rPr>
+        <w:t xml:space="preserve">Depreciación y actualización</w:t>
+      </w:r>
+      <w:r>
+        <w:t xml:space="preserve">: mes de enero,</w:t>
+      </w:r>
+      <w:r>
+        <w:t xml:space="preserve"> </w:t>
+      </w:r>
+      <w:r>
+        <w:rPr>
+          <w:bCs/>
+          <w:b/>
+        </w:rPr>
+        <w:t xml:space="preserve">Vista previa</w:t>
+      </w:r>
+      <w:r>
+        <w:t xml:space="preserve">, y</w:t>
+      </w:r>
+      <w:r>
+        <w:t xml:space="preserve"> </w:t>
+      </w:r>
+      <w:r>
+        <w:rPr>
+          <w:bCs/>
+          <w:b/>
+        </w:rPr>
+        <w:t xml:space="preserve">Registrar</w:t>
+      </w:r>
+      <w:r>
+        <w:t xml:space="preserve">.</w:t>
+      </w:r>
+    </w:p>
+    <w:p>
+      <w:pPr>
+        <w:pStyle w:val="BodyText"/>
+      </w:pPr>
+      <w:r>
+        <w:rPr>
+          <w:bCs/>
+          <w:b/>
+        </w:rPr>
+        <w:t xml:space="preserve">Esperado:</w:t>
+      </w:r>
+      <w:r>
+        <w:t xml:space="preserve"> </w:t>
+      </w:r>
+      <w:r>
+        <w:t xml:space="preserve">depreciación mensual = 12.000 × 25 % / 12 =</w:t>
+      </w:r>
+      <w:r>
+        <w:t xml:space="preserve"> </w:t>
+      </w:r>
+      <w:r>
+        <w:rPr>
+          <w:bCs/>
+          <w:b/>
+        </w:rPr>
+        <w:t xml:space="preserve">250,00</w:t>
+      </w:r>
+      <w:r>
+        <w:t xml:space="preserve">; se genera comprobante y la depreciación acumulada sube a 250,00. Sin registrar de nuevo no duplica.</w:t>
+      </w:r>
+    </w:p>
+    <w:p>
+      <w:pPr>
+        <w:pStyle w:val="BodyText"/>
+      </w:pPr>
+      <w:r>
+        <w:rPr>
+          <w:iCs/>
+          <w:i/>
+        </w:rPr>
+        <w:t xml:space="preserve">Reporte real — Cuadro de activos fijos:</w:t>
+      </w:r>
+    </w:p>
+    <w:p>
+      <w:pPr>
+        <w:pStyle w:val="CaptionedFigure"/>
+      </w:pPr>
+      <w:r>
+        <w:drawing>
+          <wp:inline>
+            <wp:extent cx="5067300" cy="3918065"/>
+            <wp:effectExtent b="0" l="0" r="0" t="0"/>
+            <wp:docPr descr="Cuadro de activos fijos" title="" id="101" name="Picture"/>
+            <a:graphic>
+              <a:graphicData uri="http://schemas.openxmlformats.org/drawingml/2006/picture">
+                <pic:pic>
+                  <pic:nvPicPr>
+                    <pic:cNvPr descr="img/rep_cuadro_activos.png" id="102" name="Picture"/>
+                    <pic:cNvPicPr>
+                      <a:picLocks noChangeArrowheads="1" noChangeAspect="1"/>
+                    </pic:cNvPicPr>
+                  </pic:nvPicPr>
+                  <pic:blipFill>
+                    <a:blip r:embed="rId100"/>
+                    <a:stretch>
+                      <a:fillRect/>
+                    </a:stretch>
+                  </pic:blipFill>
+                  <pic:spPr bwMode="auto">
+                    <a:xfrm>
+                      <a:off x="0" y="0"/>
+                      <a:ext cx="5067300" cy="3918065"/>
+                    </a:xfrm>
+                    <a:prstGeom prst="rect">
+                      <a:avLst/>
+                    </a:prstGeom>
+                    <a:noFill/>
+                    <a:ln w="9525">
+                      <a:noFill/>
+                      <a:headEnd/>
+                      <a:tailEnd/>
+                    </a:ln>
+                  </pic:spPr>
+                </pic:pic>
+              </a:graphicData>
+            </a:graphic>
+          </wp:inline>
+        </w:drawing>
+      </w:r>
+    </w:p>
+    <w:p>
+      <w:pPr>
+        <w:pStyle w:val="ImageCaption"/>
+      </w:pPr>
+      <w:r>
+        <w:t xml:space="preserve">Cuadro de activos fijos</w:t>
+      </w:r>
+    </w:p>
+    <w:bookmarkEnd w:id="103"/>
+    <w:bookmarkStart w:id="104" w:name="caso-a2-actualización-por-ufv"/>
+    <w:p>
+      <w:pPr>
+        <w:pStyle w:val="Heading2"/>
+      </w:pPr>
+      <w:r>
+        <w:t xml:space="preserve">Caso A2 Actualización por UFV</w:t>
+      </w:r>
+    </w:p>
+    <w:p>
+      <w:pPr>
+        <w:pStyle w:val="FirstParagraph"/>
+      </w:pPr>
+      <w:r>
+        <w:t xml:space="preserve">Con UFV al alta 2,50 y a diciembre 2,60, la actualización del valor es 12.000 × (2,60/2,50 − 1) = 480,00 (más la actualización de depreciación acumulada). Verifique que el reporte muestre valor actualizado y que, sin UFV cargada, el sistema avise.</w:t>
+      </w:r>
+    </w:p>
+    <w:bookmarkEnd w:id="104"/>
+    <w:bookmarkEnd w:id="105"/>
+    <w:bookmarkStart w:id="111" w:name="planillas"/>
+    <w:p>
+      <w:pPr>
+        <w:pStyle w:val="Heading1"/>
+      </w:pPr>
+      <w:r>
+        <w:t xml:space="preserve">8. Planillas</w:t>
+      </w:r>
+    </w:p>
+    <w:bookmarkStart w:id="109" w:name="caso-l1-empleado-y-planilla"/>
+    <w:p>
+      <w:pPr>
+        <w:pStyle w:val="Heading2"/>
+      </w:pPr>
+      <w:r>
+        <w:t xml:space="preserve">Caso L1 ★ Empleado y planilla</w:t>
+      </w:r>
+    </w:p>
+    <w:p>
+      <w:pPr>
+        <w:pStyle w:val="FirstParagraph"/>
+      </w:pPr>
+      <w:r>
+        <w:rPr>
+          <w:bCs/>
+          <w:b/>
+        </w:rPr>
+        <w:t xml:space="preserve">Datos:</w:t>
+      </w:r>
+      <w:r>
+        <w:t xml:space="preserve"> </w:t>
+      </w:r>
+      <w:r>
+        <w:t xml:space="preserve">empleado</w:t>
+      </w:r>
+      <w:r>
+        <w:t xml:space="preserve"> </w:t>
+      </w:r>
+      <w:r>
+        <w:t xml:space="preserve">“</w:t>
+      </w:r>
+      <w:r>
+        <w:t xml:space="preserve">ANA MAMANI</w:t>
+      </w:r>
+      <w:r>
+        <w:t xml:space="preserve">”</w:t>
+      </w:r>
+      <w:r>
+        <w:t xml:space="preserve">, CI 111, ingreso 01/01/2020, haber básico Bs 6.000,00, cargo Contadora.</w:t>
+      </w:r>
+    </w:p>
+    <w:p>
+      <w:pPr>
+        <w:pStyle w:val="BodyText"/>
+      </w:pPr>
+      <w:r>
+        <w:rPr>
+          <w:bCs/>
+          <w:b/>
+        </w:rPr>
+        <w:t xml:space="preserve">Pasos:</w:t>
+      </w:r>
+      <w:r>
+        <w:t xml:space="preserve"> </w:t>
+      </w:r>
+      <w:r>
+        <w:rPr>
+          <w:iCs/>
+          <w:i/>
+        </w:rPr>
+        <w:t xml:space="preserve">Planillas &gt; Empleados</w:t>
+      </w:r>
+      <w:r>
+        <w:t xml:space="preserve"> </w:t>
+      </w:r>
+      <w:r>
+        <w:t xml:space="preserve">(alta) →</w:t>
+      </w:r>
+      <w:r>
+        <w:t xml:space="preserve"> </w:t>
+      </w:r>
+      <w:r>
+        <w:rPr>
+          <w:iCs/>
+          <w:i/>
+        </w:rPr>
+        <w:t xml:space="preserve">Planillas &gt; Planilla de sueldos</w:t>
+      </w:r>
+      <w:r>
+        <w:t xml:space="preserve"> </w:t>
+      </w:r>
+      <w:r>
+        <w:t xml:space="preserve">→ mes enero → Calcular → Cerrar (contabilizar).</w:t>
+      </w:r>
+    </w:p>
+    <w:p>
+      <w:pPr>
+        <w:pStyle w:val="BodyText"/>
+      </w:pPr>
+      <w:r>
+        <w:rPr>
+          <w:bCs/>
+          <w:b/>
+        </w:rPr>
+        <w:t xml:space="preserve">Esperado (parámetros por defecto, verifique contra la norma vigente)</w:t>
+      </w:r>
+    </w:p>
+    <w:tbl>
+      <w:tblPr>
+        <w:tblStyle w:val="Table"/>
+        <w:tblW w:type="pct" w:w="5000"/>
+        <w:tblLook w:firstRow="1" w:lastRow="0" w:firstColumn="0" w:lastColumn="0" w:noHBand="0" w:noVBand="0" w:val="0020"/>
+        <w:jc w:val="start"/>
+      </w:tblPr>
+      <w:tblGrid>
+        <w:gridCol w:w="3960"/>
+        <w:gridCol w:w="3960"/>
+      </w:tblGrid>
+      <w:tr>
+        <w:trPr>
+          <w:tblHeader w:val="true"/>
+        </w:trPr>
+        <w:tc>
+          <w:tcPr/>
+          <w:p>
+            <w:pPr>
+              <w:pStyle w:val="Compact"/>
+              <w:jc w:val="left"/>
+            </w:pPr>
+            <w:r>
+              <w:t xml:space="preserve">Concepto</w:t>
+            </w:r>
+          </w:p>
+        </w:tc>
+        <w:tc>
+          <w:tcPr/>
+          <w:p>
+            <w:pPr>
+              <w:pStyle w:val="Compact"/>
+              <w:jc w:val="left"/>
+            </w:pPr>
+            <w:r>
+              <w:t xml:space="preserve">Valor esperado</w:t>
+            </w:r>
+          </w:p>
+        </w:tc>
+      </w:tr>
+      <w:tr>
+        <w:tc>
+          <w:tcPr/>
+          <w:p>
+            <w:pPr>
+              <w:pStyle w:val="Compact"/>
+              <w:jc w:val="left"/>
+            </w:pPr>
+            <w:r>
+              <w:t xml:space="preserve">Haber básico</w:t>
+            </w:r>
+          </w:p>
+        </w:tc>
+        <w:tc>
+          <w:tcPr/>
+          <w:p>
+            <w:pPr>
+              <w:pStyle w:val="Compact"/>
+              <w:jc w:val="left"/>
+            </w:pPr>
+            <w:r>
+              <w:t xml:space="preserve">6.000,00</w:t>
+            </w:r>
+          </w:p>
+        </w:tc>
+      </w:tr>
+      <w:tr>
+        <w:tc>
+          <w:tcPr/>
+          <w:p>
+            <w:pPr>
+              <w:pStyle w:val="Compact"/>
+              <w:jc w:val="left"/>
+            </w:pPr>
+            <w:r>
+              <w:t xml:space="preserve">Bono de antigüedad (5 años)</w:t>
+            </w:r>
+          </w:p>
+        </w:tc>
+        <w:tc>
+          <w:tcPr/>
+          <w:p>
+            <w:pPr>
+              <w:pStyle w:val="Compact"/>
+              <w:jc w:val="left"/>
+            </w:pPr>
+            <w:r>
+              <w:t xml:space="preserve">según escala de la ley (5 años = 5 % de 3 SMN)</w:t>
+            </w:r>
+          </w:p>
+        </w:tc>
+      </w:tr>
+      <w:tr>
+        <w:tc>
+          <w:tcPr/>
+          <w:p>
+            <w:pPr>
+              <w:pStyle w:val="Compact"/>
+              <w:jc w:val="left"/>
+            </w:pPr>
+            <w:r>
+              <w:t xml:space="preserve">Aporte laboral AFP (12,71 %)</w:t>
+            </w:r>
+          </w:p>
+        </w:tc>
+        <w:tc>
+          <w:tcPr/>
+          <w:p>
+            <w:pPr>
+              <w:pStyle w:val="Compact"/>
+              <w:jc w:val="left"/>
+            </w:pPr>
+            <w:r>
+              <w:t xml:space="preserve">≈ 12,71 % del total ganado</w:t>
+            </w:r>
+          </w:p>
+        </w:tc>
+      </w:tr>
+      <w:tr>
+        <w:tc>
+          <w:tcPr/>
+          <w:p>
+            <w:pPr>
+              <w:pStyle w:val="Compact"/>
+              <w:jc w:val="left"/>
+            </w:pPr>
+            <w:r>
+              <w:t xml:space="preserve">Aportes patronales (≈16,71 %)</w:t>
+            </w:r>
+          </w:p>
+        </w:tc>
+        <w:tc>
+          <w:tcPr/>
+          <w:p>
+            <w:pPr>
+              <w:pStyle w:val="Compact"/>
+              <w:jc w:val="left"/>
+            </w:pPr>
+            <w:r>
+              <w:t xml:space="preserve">en</w:t>
+            </w:r>
+            <w:r>
+              <w:t xml:space="preserve"> </w:t>
+            </w:r>
+            <w:r>
+              <w:rPr>
+                <w:iCs/>
+                <w:i/>
+              </w:rPr>
+              <w:t xml:space="preserve">Resumen de aportes</w:t>
+            </w:r>
+          </w:p>
+        </w:tc>
+      </w:tr>
+      <w:tr>
+        <w:tc>
+          <w:tcPr/>
+          <w:p>
+            <w:pPr>
+              <w:pStyle w:val="Compact"/>
+              <w:jc w:val="left"/>
+            </w:pPr>
+            <w:r>
+              <w:t xml:space="preserve">Líquido pagable</w:t>
+            </w:r>
+          </w:p>
+        </w:tc>
+        <w:tc>
+          <w:tcPr/>
+          <w:p>
+            <w:pPr>
+              <w:pStyle w:val="Compact"/>
+              <w:jc w:val="left"/>
+            </w:pPr>
+            <w:r>
+              <w:t xml:space="preserve">total ganado − descuentos − anticipos</w:t>
+            </w:r>
+          </w:p>
+        </w:tc>
+      </w:tr>
+    </w:tbl>
+    <w:p>
+      <w:pPr>
+        <w:pStyle w:val="BodyText"/>
+      </w:pPr>
+      <w:r>
+        <w:rPr>
+          <w:iCs/>
+          <w:i/>
+        </w:rPr>
+        <w:t xml:space="preserve">Reporte real — Planilla de sueldos:</w:t>
+      </w:r>
+    </w:p>
+    <w:p>
+      <w:pPr>
+        <w:pStyle w:val="CaptionedFigure"/>
+      </w:pPr>
+      <w:r>
+        <w:drawing>
+          <wp:inline>
+            <wp:extent cx="5067300" cy="3918065"/>
+            <wp:effectExtent b="0" l="0" r="0" t="0"/>
+            <wp:docPr descr="Planilla de sueldos" title="" id="107" name="Picture"/>
+            <a:graphic>
+              <a:graphicData uri="http://schemas.openxmlformats.org/drawingml/2006/picture">
+                <pic:pic>
+                  <pic:nvPicPr>
+                    <pic:cNvPr descr="img/rep_planilla_sueldos.png" id="108" name="Picture"/>
+                    <pic:cNvPicPr>
+                      <a:picLocks noChangeArrowheads="1" noChangeAspect="1"/>
+                    </pic:cNvPicPr>
+                  </pic:nvPicPr>
+                  <pic:blipFill>
+                    <a:blip r:embed="rId106"/>
+                    <a:stretch>
+                      <a:fillRect/>
+                    </a:stretch>
+                  </pic:blipFill>
+                  <pic:spPr bwMode="auto">
+                    <a:xfrm>
+                      <a:off x="0" y="0"/>
+                      <a:ext cx="5067300" cy="3918065"/>
+                    </a:xfrm>
+                    <a:prstGeom prst="rect">
+                      <a:avLst/>
+                    </a:prstGeom>
+                    <a:noFill/>
+                    <a:ln w="9525">
+                      <a:noFill/>
+                      <a:headEnd/>
+                      <a:tailEnd/>
+                    </a:ln>
+                  </pic:spPr>
+                </pic:pic>
+              </a:graphicData>
+            </a:graphic>
+          </wp:inline>
+        </w:drawing>
+      </w:r>
+    </w:p>
+    <w:p>
+      <w:pPr>
+        <w:pStyle w:val="ImageCaption"/>
+      </w:pPr>
+      <w:r>
+        <w:t xml:space="preserve">Planilla de sueldos</w:t>
+      </w:r>
+    </w:p>
+    <w:bookmarkEnd w:id="109"/>
+    <w:bookmarkStart w:id="110" w:name="caso-l2-anticipos-y-boleta"/>
+    <w:p>
+      <w:pPr>
+        <w:pStyle w:val="Heading2"/>
+      </w:pPr>
+      <w:r>
+        <w:t xml:space="preserve">Caso L2 Anticipos y boleta</w:t>
+      </w:r>
+    </w:p>
+    <w:p>
+      <w:pPr>
+        <w:pStyle w:val="FirstParagraph"/>
+      </w:pPr>
+      <w:r>
+        <w:t xml:space="preserve">Registre un anticipo de 300,00 el 15/01: aparece como descuento en la planilla del mes. Imprima la</w:t>
+      </w:r>
+      <w:r>
+        <w:t xml:space="preserve"> </w:t>
+      </w:r>
+      <w:r>
+        <w:rPr>
+          <w:bCs/>
+          <w:b/>
+        </w:rPr>
+        <w:t xml:space="preserve">Boleta de pago</w:t>
+      </w:r>
+      <w:r>
+        <w:t xml:space="preserve"> </w:t>
+      </w:r>
+      <w:r>
+        <w:t xml:space="preserve">(PDF) de ANA MAMANI: debe mostrar ingresos, descuentos y líquido.</w:t>
+      </w:r>
+    </w:p>
+    <w:bookmarkEnd w:id="110"/>
+    <w:bookmarkEnd w:id="111"/>
+    <w:bookmarkStart w:id="116" w:name="costos-y-producción"/>
+    <w:p>
+      <w:pPr>
+        <w:pStyle w:val="Heading1"/>
+      </w:pPr>
+      <w:r>
+        <w:t xml:space="preserve">9. Costos y producción</w:t>
+      </w:r>
+    </w:p>
+    <w:bookmarkStart w:id="115" w:name="caso-k1-orden-de-producción"/>
+    <w:p>
+      <w:pPr>
+        <w:pStyle w:val="Heading2"/>
+      </w:pPr>
+      <w:r>
+        <w:t xml:space="preserve">Caso K1 ★ Orden de producción</w:t>
+      </w:r>
+    </w:p>
+    <w:p>
+      <w:pPr>
+        <w:pStyle w:val="FirstParagraph"/>
+      </w:pPr>
+      <w:r>
+        <w:rPr>
+          <w:bCs/>
+          <w:b/>
+        </w:rPr>
+        <w:t xml:space="preserve">Datos:</w:t>
+      </w:r>
+      <w:r>
+        <w:t xml:space="preserve"> </w:t>
+      </w:r>
+      <w:r>
+        <w:t xml:space="preserve">producto terminado</w:t>
+      </w:r>
+      <w:r>
+        <w:t xml:space="preserve"> </w:t>
+      </w:r>
+      <w:r>
+        <w:t xml:space="preserve">“</w:t>
+      </w:r>
+      <w:r>
+        <w:t xml:space="preserve">PT1</w:t>
+      </w:r>
+      <w:r>
+        <w:t xml:space="preserve">”</w:t>
+      </w:r>
+      <w:r>
+        <w:t xml:space="preserve">, cantidad 10.</w:t>
       </w:r>
     </w:p>
     <w:p>
       <w:pPr>
         <w:numPr>
           <w:ilvl w:val="0"/>
-          <w:numId w:val="1002"/>
+          <w:numId w:val="1014"/>
         </w:numPr>
         <w:pStyle w:val="Compact"/>
       </w:pPr>
       <w:r>
-        <w:t xml:space="preserve">Cobro parcial 400 → saldo 600;</w:t>
-      </w:r>
-      <w:r>
-        <w:t xml:space="preserve"> </w:t>
-      </w:r>
-      <w:r>
-        <w:t xml:space="preserve">“</w:t>
-      </w:r>
-      <w:r>
-        <w:t xml:space="preserve">Saldos por cobrar</w:t>
-      </w:r>
-      <w:r>
-        <w:t xml:space="preserve">”</w:t>
-      </w:r>
-      <w:r>
-        <w:t xml:space="preserve"> </w:t>
-      </w:r>
-      <w:r>
-        <w:t xml:space="preserve">y</w:t>
-      </w:r>
-      <w:r>
-        <w:t xml:space="preserve"> </w:t>
-      </w:r>
-      <w:r>
-        <w:t xml:space="preserve">“</w:t>
-      </w:r>
-      <w:r>
-        <w:t xml:space="preserve">Kardex de cliente</w:t>
-      </w:r>
-      <w:r>
-        <w:t xml:space="preserve">”</w:t>
-      </w:r>
-      <w:r>
-        <w:t xml:space="preserve"> </w:t>
-      </w:r>
-      <w:r>
-        <w:t xml:space="preserve">coinciden.</w:t>
+        <w:rPr>
+          <w:iCs/>
+          <w:i/>
+        </w:rPr>
+        <w:t xml:space="preserve">Costos &gt; Órdenes de producción</w:t>
+      </w:r>
+      <w:r>
+        <w:t xml:space="preserve"> </w:t>
+      </w:r>
+      <w:r>
+        <w:t xml:space="preserve">→ Nueva orden (almacén de materia prima y de producto terminado).</w:t>
       </w:r>
     </w:p>
     <w:p>
       <w:pPr>
         <w:numPr>
           <w:ilvl w:val="0"/>
-          <w:numId w:val="1002"/>
+          <w:numId w:val="1014"/>
         </w:numPr>
         <w:pStyle w:val="Compact"/>
       </w:pPr>
       <w:r>
-        <w:t xml:space="preserve">Proveedor: compra a crédito 500, pago 500 → saldo 0.</w:t>
-      </w:r>
-    </w:p>
-    <w:bookmarkEnd w:id="26"/>
-    <w:bookmarkStart w:id="27" w:name="h.-activos-fijos"/>
-    <w:p>
-      <w:pPr>
-        <w:pStyle w:val="Heading2"/>
-      </w:pPr>
-      <w:r>
-        <w:t xml:space="preserve">H. Activos fijos</w:t>
+        <w:t xml:space="preserve">Consumo de materia prima: 2 u de A1 (costo promedio vigente).</w:t>
+      </w:r>
+    </w:p>
+    <w:p>
+      <w:pPr>
+        <w:numPr>
+          <w:ilvl w:val="0"/>
+          <w:numId w:val="1014"/>
+        </w:numPr>
+        <w:pStyle w:val="Compact"/>
+      </w:pPr>
+      <w:r>
+        <w:t xml:space="preserve">Mano de obra: 8 horas del empleado.</w:t>
+      </w:r>
+    </w:p>
+    <w:p>
+      <w:pPr>
+        <w:numPr>
+          <w:ilvl w:val="0"/>
+          <w:numId w:val="1014"/>
+        </w:numPr>
+        <w:pStyle w:val="Compact"/>
+      </w:pPr>
+      <w:r>
+        <w:t xml:space="preserve">CIF:</w:t>
+      </w:r>
+      <w:r>
+        <w:t xml:space="preserve"> </w:t>
+      </w:r>
+      <w:r>
+        <w:t xml:space="preserve">“</w:t>
+      </w:r>
+      <w:r>
+        <w:t xml:space="preserve">Energía eléctrica</w:t>
+      </w:r>
+      <w:r>
+        <w:t xml:space="preserve">”</w:t>
+      </w:r>
+      <w:r>
+        <w:t xml:space="preserve"> </w:t>
+      </w:r>
+      <w:r>
+        <w:t xml:space="preserve">150,00.</w:t>
+      </w:r>
+    </w:p>
+    <w:p>
+      <w:pPr>
+        <w:numPr>
+          <w:ilvl w:val="0"/>
+          <w:numId w:val="1014"/>
+        </w:numPr>
+        <w:pStyle w:val="Compact"/>
+      </w:pPr>
+      <w:r>
+        <w:t xml:space="preserve">Cerrar la orden con 10 u producidas.</w:t>
       </w:r>
     </w:p>
     <w:p>
       <w:pPr>
         <w:pStyle w:val="FirstParagraph"/>
       </w:pPr>
-      <w:r>
-        <w:t xml:space="preserve">Alta:</w:t>
-      </w:r>
-      <w:r>
-        <w:t xml:space="preserve"> </w:t>
-      </w:r>
-      <w:r>
-        <w:t xml:space="preserve">“</w:t>
-      </w:r>
-      <w:r>
-        <w:t xml:space="preserve">Computadora</w:t>
-      </w:r>
-      <w:r>
-        <w:t xml:space="preserve">”</w:t>
-      </w:r>
-      <w:r>
-        <w:t xml:space="preserve">, costo 7.000, fecha 01/01, grupo Equipo de computación (vida útil 4 años, 25 %).</w:t>
-      </w:r>
-      <w:r>
-        <w:t xml:space="preserve"> </w:t>
-      </w:r>
-      <w:r>
-        <w:t xml:space="preserve">Depreciación del mes: 7.000 × 25 % / 12 =</w:t>
-      </w:r>
-      <w:r>
-        <w:t xml:space="preserve"> </w:t>
-      </w:r>
       <w:r>
         <w:rPr>
           <w:bCs/>
           <w:b/>
         </w:rPr>
-        <w:t xml:space="preserve">145,83</w:t>
-      </w:r>
-      <w:r>
-        <w:t xml:space="preserve">. Verificar vista previa, registro (comprobante) y</w:t>
+        <w:t xml:space="preserve">Esperado:</w:t>
+      </w:r>
+      <w:r>
+        <w:t xml:space="preserve"> </w:t>
+      </w:r>
+      <w:r>
+        <w:t xml:space="preserve">costo total = MP + MOD + CIF; costo unitario = total / 10. El PT1 ingresa al inventario por ese costo y la materia prima disminuye. Reporte</w:t>
       </w:r>
       <w:r>
         <w:t xml:space="preserve"> </w:t>
@@ -1178,54 +5865,100 @@
           <w:iCs/>
           <w:i/>
         </w:rPr>
-        <w:t xml:space="preserve">Cuadro de activos fijos</w:t>
-      </w:r>
-      <w:r>
-        <w:t xml:space="preserve">. La actualización por UFV requiere UFV cargada en ambas fechas.</w:t>
-      </w:r>
-    </w:p>
-    <w:bookmarkEnd w:id="27"/>
-    <w:bookmarkStart w:id="28" w:name="i.-planillas"/>
-    <w:p>
-      <w:pPr>
-        <w:pStyle w:val="Heading2"/>
-      </w:pPr>
-      <w:r>
-        <w:t xml:space="preserve">I. Planillas</w:t>
-      </w:r>
-    </w:p>
-    <w:p>
-      <w:pPr>
-        <w:pStyle w:val="FirstParagraph"/>
-      </w:pPr>
-      <w:r>
-        <w:t xml:space="preserve">Empleado: sueldo 5.000, ingreso 2020. Genere planilla del mes.</w:t>
-      </w:r>
-      <w:r>
-        <w:t xml:space="preserve"> </w:t>
-      </w:r>
-      <w:r>
-        <w:t xml:space="preserve">Verificar: AFP laboral (aprox. 12,71 %, parámetro editable) ≈ 635,50; bono de antigüedad según escala; líquido pagable = ganado − descuentos; aportes patronales (≈ 16,71 %); boleta de pago PDF.</w:t>
-      </w:r>
-      <w:r>
-        <w:t xml:space="preserve"> </w:t>
-      </w:r>
+        <w:t xml:space="preserve">Hoja de costos</w:t>
+      </w:r>
+      <w:r>
+        <w:t xml:space="preserve"> </w:t>
+      </w:r>
+      <w:r>
+        <w:t xml:space="preserve">muestra los tres elementos.</w:t>
+      </w:r>
+    </w:p>
+    <w:p>
+      <w:pPr>
+        <w:pStyle w:val="BodyText"/>
+      </w:pPr>
       <w:r>
         <w:rPr>
           <w:iCs/>
           <w:i/>
         </w:rPr>
-        <w:t xml:space="preserve">Valide las tasas contra la normativa vigente.</w:t>
-      </w:r>
-    </w:p>
-    <w:bookmarkEnd w:id="28"/>
-    <w:bookmarkStart w:id="29" w:name="j.-costos-producción"/>
+        <w:t xml:space="preserve">Reporte real — Hoja de costos:</w:t>
+      </w:r>
+    </w:p>
+    <w:p>
+      <w:pPr>
+        <w:pStyle w:val="CaptionedFigure"/>
+      </w:pPr>
+      <w:r>
+        <w:drawing>
+          <wp:inline>
+            <wp:extent cx="5067300" cy="6553624"/>
+            <wp:effectExtent b="0" l="0" r="0" t="0"/>
+            <wp:docPr descr="Hoja de costos" title="" id="113" name="Picture"/>
+            <a:graphic>
+              <a:graphicData uri="http://schemas.openxmlformats.org/drawingml/2006/picture">
+                <pic:pic>
+                  <pic:nvPicPr>
+                    <pic:cNvPr descr="img/rep_hoja_costos.png" id="114" name="Picture"/>
+                    <pic:cNvPicPr>
+                      <a:picLocks noChangeArrowheads="1" noChangeAspect="1"/>
+                    </pic:cNvPicPr>
+                  </pic:nvPicPr>
+                  <pic:blipFill>
+                    <a:blip r:embed="rId112"/>
+                    <a:stretch>
+                      <a:fillRect/>
+                    </a:stretch>
+                  </pic:blipFill>
+                  <pic:spPr bwMode="auto">
+                    <a:xfrm>
+                      <a:off x="0" y="0"/>
+                      <a:ext cx="5067300" cy="6553624"/>
+                    </a:xfrm>
+                    <a:prstGeom prst="rect">
+                      <a:avLst/>
+                    </a:prstGeom>
+                    <a:noFill/>
+                    <a:ln w="9525">
+                      <a:noFill/>
+                      <a:headEnd/>
+                      <a:tailEnd/>
+                    </a:ln>
+                  </pic:spPr>
+                </pic:pic>
+              </a:graphicData>
+            </a:graphic>
+          </wp:inline>
+        </w:drawing>
+      </w:r>
+    </w:p>
+    <w:p>
+      <w:pPr>
+        <w:pStyle w:val="ImageCaption"/>
+      </w:pPr>
+      <w:r>
+        <w:t xml:space="preserve">Hoja de costos</w:t>
+      </w:r>
+    </w:p>
+    <w:bookmarkEnd w:id="115"/>
+    <w:bookmarkEnd w:id="116"/>
+    <w:bookmarkStart w:id="120" w:name="bancos-centros-de-costo-y-presupuesto"/>
+    <w:p>
+      <w:pPr>
+        <w:pStyle w:val="Heading1"/>
+      </w:pPr>
+      <w:r>
+        <w:t xml:space="preserve">10. Bancos, centros de costo y presupuesto</w:t>
+      </w:r>
+    </w:p>
+    <w:bookmarkStart w:id="117" w:name="caso-b1-conciliación-bancaria"/>
     <w:p>
       <w:pPr>
         <w:pStyle w:val="Heading2"/>
       </w:pPr>
       <w:r>
-        <w:t xml:space="preserve">J. Costos / producción</w:t>
+        <w:t xml:space="preserve">Caso B1 Conciliación bancaria</w:t>
       </w:r>
     </w:p>
     <w:p>
@@ -1233,7 +5966,23 @@
         <w:pStyle w:val="FirstParagraph"/>
       </w:pPr>
       <w:r>
-        <w:t xml:space="preserve">Orden de producción: MP 300, MOD 100, CIF 50, cantidad 10 → costo total 450,</w:t>
+        <w:t xml:space="preserve">Registre un depósito y dos cheques; en</w:t>
+      </w:r>
+      <w:r>
+        <w:t xml:space="preserve"> </w:t>
+      </w:r>
+      <w:r>
+        <w:rPr>
+          <w:iCs/>
+          <w:i/>
+        </w:rPr>
+        <w:t xml:space="preserve">Contabilidad &gt; Bancos &gt; Conciliación bancaria</w:t>
+      </w:r>
+      <w:r>
+        <w:t xml:space="preserve"> </w:t>
+      </w:r>
+      <w:r>
+        <w:t xml:space="preserve">marque los movimientos que figuran en el extracto.</w:t>
       </w:r>
       <w:r>
         <w:t xml:space="preserve"> </w:t>
@@ -1243,20 +5992,23 @@
           <w:bCs/>
           <w:b/>
         </w:rPr>
-        <w:t xml:space="preserve">unitario 45,00</w:t>
-      </w:r>
-      <w:r>
-        <w:t xml:space="preserve">; al terminar, ingresa el producto terminado al inventario a 45.</w:t>
-      </w:r>
-    </w:p>
-    <w:bookmarkEnd w:id="29"/>
-    <w:bookmarkStart w:id="30" w:name="k.-bancos-centros-de-costo-y-presupuesto"/>
+        <w:t xml:space="preserve">Esperado:</w:t>
+      </w:r>
+      <w:r>
+        <w:t xml:space="preserve"> </w:t>
+      </w:r>
+      <w:r>
+        <w:t xml:space="preserve">saldo según libros ± pendientes = saldo según banco, diferencia 0,00.</w:t>
+      </w:r>
+    </w:p>
+    <w:bookmarkEnd w:id="117"/>
+    <w:bookmarkStart w:id="118" w:name="caso-b2-presupuesto"/>
     <w:p>
       <w:pPr>
         <w:pStyle w:val="Heading2"/>
       </w:pPr>
       <w:r>
-        <w:t xml:space="preserve">K. Bancos, centros de costo y presupuesto</w:t>
+        <w:t xml:space="preserve">Caso B2 Presupuesto</w:t>
       </w:r>
     </w:p>
     <w:p>
@@ -1264,24 +6016,161 @@
         <w:pStyle w:val="FirstParagraph"/>
       </w:pPr>
       <w:r>
-        <w:t xml:space="preserve">Conciliación: marque los cheques cobrados; saldo según libros − pendientes = saldo banco. Presupuesto: asigne 1.000 a un gasto, contabilice 400 → ejecución 40 %.</w:t>
-      </w:r>
-    </w:p>
-    <w:bookmarkEnd w:id="30"/>
-    <w:bookmarkStart w:id="31" w:name="l.-cierre-de-gestión"/>
+        <w:t xml:space="preserve">Asigne 600,00 mensuales a la cuenta de luz; contabilice 500,00 en enero.</w:t>
+      </w:r>
+      <w:r>
+        <w:t xml:space="preserve"> </w:t>
+      </w:r>
+      <w:r>
+        <w:rPr>
+          <w:bCs/>
+          <w:b/>
+        </w:rPr>
+        <w:t xml:space="preserve">Esperado:</w:t>
+      </w:r>
+      <w:r>
+        <w:t xml:space="preserve"> </w:t>
+      </w:r>
+      <w:r>
+        <w:rPr>
+          <w:iCs/>
+          <w:i/>
+        </w:rPr>
+        <w:t xml:space="preserve">Ejecución presupuestaria</w:t>
+      </w:r>
+      <w:r>
+        <w:t xml:space="preserve"> </w:t>
+      </w:r>
+      <w:r>
+        <w:t xml:space="preserve">muestra 83,3 % ejecutado en enero.</w:t>
+      </w:r>
+    </w:p>
+    <w:bookmarkEnd w:id="118"/>
+    <w:bookmarkStart w:id="119" w:name="caso-b3-centro-de-costo"/>
     <w:p>
       <w:pPr>
         <w:pStyle w:val="Heading2"/>
       </w:pPr>
       <w:r>
-        <w:t xml:space="preserve">L. Cierre de gestión</w:t>
+        <w:t xml:space="preserve">Caso B3 Centro de costo</w:t>
+      </w:r>
+    </w:p>
+    <w:p>
+      <w:pPr>
+        <w:pStyle w:val="FirstParagraph"/>
+      </w:pPr>
+      <w:r>
+        <w:t xml:space="preserve">Cree el centro</w:t>
+      </w:r>
+      <w:r>
+        <w:t xml:space="preserve"> </w:t>
+      </w:r>
+      <w:r>
+        <w:t xml:space="preserve">“</w:t>
+      </w:r>
+      <w:r>
+        <w:t xml:space="preserve">ADM – Administración</w:t>
+      </w:r>
+      <w:r>
+        <w:t xml:space="preserve">”</w:t>
+      </w:r>
+      <w:r>
+        <w:t xml:space="preserve">, imputar un gasto y verificar</w:t>
+      </w:r>
+      <w:r>
+        <w:t xml:space="preserve"> </w:t>
+      </w:r>
+      <w:r>
+        <w:rPr>
+          <w:iCs/>
+          <w:i/>
+        </w:rPr>
+        <w:t xml:space="preserve">Gastos por centro de costo</w:t>
+      </w:r>
+      <w:r>
+        <w:t xml:space="preserve">.</w:t>
+      </w:r>
+    </w:p>
+    <w:bookmarkEnd w:id="119"/>
+    <w:bookmarkEnd w:id="120"/>
+    <w:bookmarkStart w:id="126" w:name="cierre-y-apertura-de-gestión"/>
+    <w:p>
+      <w:pPr>
+        <w:pStyle w:val="Heading1"/>
+      </w:pPr>
+      <w:r>
+        <w:t xml:space="preserve">11. Cierre y apertura de gestión</w:t>
+      </w:r>
+    </w:p>
+    <w:p>
+      <w:pPr>
+        <w:pStyle w:val="CaptionedFigure"/>
+      </w:pPr>
+      <w:r>
+        <w:drawing>
+          <wp:inline>
+            <wp:extent cx="5334000" cy="1415142"/>
+            <wp:effectExtent b="0" l="0" r="0" t="0"/>
+            <wp:docPr descr="Flujo de cierre anual" title="" id="122" name="Picture"/>
+            <a:graphic>
+              <a:graphicData uri="http://schemas.openxmlformats.org/drawingml/2006/picture">
+                <pic:pic>
+                  <pic:nvPicPr>
+                    <pic:cNvPr descr="img/flujo_cierre.png" id="123" name="Picture"/>
+                    <pic:cNvPicPr>
+                      <a:picLocks noChangeArrowheads="1" noChangeAspect="1"/>
+                    </pic:cNvPicPr>
+                  </pic:nvPicPr>
+                  <pic:blipFill>
+                    <a:blip r:embed="rId121"/>
+                    <a:stretch>
+                      <a:fillRect/>
+                    </a:stretch>
+                  </pic:blipFill>
+                  <pic:spPr bwMode="auto">
+                    <a:xfrm>
+                      <a:off x="0" y="0"/>
+                      <a:ext cx="5334000" cy="1415142"/>
+                    </a:xfrm>
+                    <a:prstGeom prst="rect">
+                      <a:avLst/>
+                    </a:prstGeom>
+                    <a:noFill/>
+                    <a:ln w="9525">
+                      <a:noFill/>
+                      <a:headEnd/>
+                      <a:tailEnd/>
+                    </a:ln>
+                  </pic:spPr>
+                </pic:pic>
+              </a:graphicData>
+            </a:graphic>
+          </wp:inline>
+        </w:drawing>
+      </w:r>
+    </w:p>
+    <w:p>
+      <w:pPr>
+        <w:pStyle w:val="ImageCaption"/>
+      </w:pPr>
+      <w:r>
+        <w:t xml:space="preserve">Flujo de cierre anual</w:t>
+      </w:r>
+    </w:p>
+    <w:bookmarkStart w:id="124" w:name="caso-g1-ajustes-y-cierre"/>
+    <w:p>
+      <w:pPr>
+        <w:pStyle w:val="Heading2"/>
+      </w:pPr>
+      <w:r>
+        <w:t xml:space="preserve">Caso G1 ★ Ajustes y cierre</w:t>
       </w:r>
     </w:p>
     <w:p>
       <w:pPr>
         <w:numPr>
           <w:ilvl w:val="0"/>
-          <w:numId w:val="1003"/>
+          <w:numId w:val="1015"/>
         </w:numPr>
         <w:pStyle w:val="Compact"/>
       </w:pPr>
@@ -1290,90 +6179,433 @@
           <w:iCs/>
           <w:i/>
         </w:rPr>
-        <w:t xml:space="preserve">Cierre y ajustes &gt; Ajuste por inflación</w:t>
-      </w:r>
-      <w:r>
-        <w:t xml:space="preserve">:</w:t>
-      </w:r>
-      <w:r>
-        <w:t xml:space="preserve"> </w:t>
-      </w:r>
+        <w:t xml:space="preserve">Contabilidad &gt; Cierre y ajustes de gestión</w:t>
+      </w:r>
+      <w:r>
+        <w:t xml:space="preserve">.</w:t>
+      </w:r>
+    </w:p>
+    <w:p>
+      <w:pPr>
+        <w:numPr>
+          <w:ilvl w:val="0"/>
+          <w:numId w:val="1015"/>
+        </w:numPr>
+        <w:pStyle w:val="Compact"/>
+      </w:pPr>
       <w:r>
         <w:rPr>
           <w:bCs/>
           <w:b/>
         </w:rPr>
+        <w:t xml:space="preserve">Ajuste por inflación:</w:t>
+      </w:r>
+      <w:r>
+        <w:t xml:space="preserve"> </w:t>
+      </w:r>
+      <w:r>
+        <w:t xml:space="preserve">fecha 31/12 →</w:t>
+      </w:r>
+      <w:r>
+        <w:t xml:space="preserve"> </w:t>
+      </w:r>
+      <w:r>
+        <w:rPr>
+          <w:iCs/>
+          <w:i/>
+        </w:rPr>
         <w:t xml:space="preserve">Vista previa</w:t>
       </w:r>
       <w:r>
-        <w:t xml:space="preserve">, revisar, luego Registrar.</w:t>
+        <w:t xml:space="preserve"> </w:t>
+      </w:r>
+      <w:r>
+        <w:t xml:space="preserve">(revisar) →</w:t>
+      </w:r>
+      <w:r>
+        <w:t xml:space="preserve"> </w:t>
+      </w:r>
+      <w:r>
+        <w:rPr>
+          <w:iCs/>
+          <w:i/>
+        </w:rPr>
+        <w:t xml:space="preserve">Registrar</w:t>
+      </w:r>
+      <w:r>
+        <w:t xml:space="preserve">.</w:t>
       </w:r>
     </w:p>
     <w:p>
       <w:pPr>
         <w:numPr>
           <w:ilvl w:val="0"/>
-          <w:numId w:val="1003"/>
+          <w:numId w:val="1015"/>
         </w:numPr>
         <w:pStyle w:val="Compact"/>
       </w:pPr>
       <w:r>
         <w:rPr>
+          <w:bCs/>
+          <w:b/>
+        </w:rPr>
+        <w:t xml:space="preserve">Diferencia de cambio:</w:t>
+      </w:r>
+      <w:r>
+        <w:t xml:space="preserve"> </w:t>
+      </w:r>
+      <w:r>
+        <w:t xml:space="preserve">T.C. final distinto (ej. 6,96 → 6,96 sin diferencia; pruebe 7,00) → vista previa → registrar.</w:t>
+      </w:r>
+    </w:p>
+    <w:p>
+      <w:pPr>
+        <w:numPr>
+          <w:ilvl w:val="0"/>
+          <w:numId w:val="1015"/>
+        </w:numPr>
+        <w:pStyle w:val="Compact"/>
+      </w:pPr>
+      <w:r>
+        <w:rPr>
+          <w:bCs/>
+          <w:b/>
+        </w:rPr>
+        <w:t xml:space="preserve">Asiento de cierre:</w:t>
+      </w:r>
+      <w:r>
+        <w:t xml:space="preserve"> </w:t>
+      </w:r>
+      <w:r>
+        <w:rPr>
           <w:iCs/>
           <w:i/>
         </w:rPr>
-        <w:t xml:space="preserve">Diferencia de cambio</w:t>
-      </w:r>
-      <w:r>
-        <w:t xml:space="preserve"> </w:t>
-      </w:r>
-      <w:r>
-        <w:t xml:space="preserve">con T.C. final distinto: vista previa y registro.</w:t>
+        <w:t xml:space="preserve">Generar asiento de cierre</w:t>
+      </w:r>
+      <w:r>
+        <w:t xml:space="preserve"> </w:t>
+      </w:r>
+      <w:r>
+        <w:t xml:space="preserve">→ las cuentas de ingresos y egresos quedan con saldo 0 y el resultado pasa a</w:t>
+      </w:r>
+      <w:r>
+        <w:t xml:space="preserve"> </w:t>
+      </w:r>
+      <w:r>
+        <w:rPr>
+          <w:iCs/>
+          <w:i/>
+        </w:rPr>
+        <w:t xml:space="preserve">Resultado de la gestión</w:t>
+      </w:r>
+      <w:r>
+        <w:t xml:space="preserve">.</w:t>
       </w:r>
     </w:p>
     <w:p>
       <w:pPr>
         <w:numPr>
           <w:ilvl w:val="0"/>
-          <w:numId w:val="1003"/>
+          <w:numId w:val="1015"/>
         </w:numPr>
         <w:pStyle w:val="Compact"/>
       </w:pPr>
       <w:r>
         <w:rPr>
+          <w:bCs/>
+          <w:b/>
+        </w:rPr>
+        <w:t xml:space="preserve">Cerrar la gestión</w:t>
+      </w:r>
+      <w:r>
+        <w:t xml:space="preserve">.</w:t>
+      </w:r>
+    </w:p>
+    <w:p>
+      <w:pPr>
+        <w:pStyle w:val="FirstParagraph"/>
+      </w:pPr>
+      <w:r>
+        <w:rPr>
+          <w:bCs/>
+          <w:b/>
+        </w:rPr>
+        <w:t xml:space="preserve">Esperado:</w:t>
+      </w:r>
+      <w:r>
+        <w:t xml:space="preserve"> </w:t>
+      </w:r>
+      <w:r>
+        <w:t xml:space="preserve">cada paso genera su comprobante. Con la gestión cerrada, intentar crear un comprobante o factura es rechazado; los reportes siguen funcionando.</w:t>
+      </w:r>
+    </w:p>
+    <w:bookmarkEnd w:id="124"/>
+    <w:bookmarkStart w:id="125" w:name="caso-g2-apertura-de-nueva-gestión"/>
+    <w:p>
+      <w:pPr>
+        <w:pStyle w:val="Heading2"/>
+      </w:pPr>
+      <w:r>
+        <w:t xml:space="preserve">Caso G2 ★ Apertura de nueva gestión</w:t>
+      </w:r>
+    </w:p>
+    <w:p>
+      <w:pPr>
+        <w:pStyle w:val="FirstParagraph"/>
+      </w:pPr>
+      <w:r>
+        <w:rPr>
           <w:iCs/>
           <w:i/>
         </w:rPr>
-        <w:t xml:space="preserve">Generar asiento de cierre</w:t>
-      </w:r>
-      <w:r>
-        <w:t xml:space="preserve">: cuentas de resultado quedan en 0.</w:t>
+        <w:t xml:space="preserve">Cierre y ajustes &gt; Abrir nueva gestión</w:t>
+      </w:r>
+      <w:r>
+        <w:t xml:space="preserve"> </w:t>
+      </w:r>
+      <w:r>
+        <w:t xml:space="preserve">(año siguiente). Acepte abrirla.</w:t>
+      </w:r>
+    </w:p>
+    <w:p>
+      <w:pPr>
+        <w:pStyle w:val="BodyText"/>
+      </w:pPr>
+      <w:r>
+        <w:rPr>
+          <w:bCs/>
+          <w:b/>
+        </w:rPr>
+        <w:t xml:space="preserve">Esperado</w:t>
       </w:r>
     </w:p>
     <w:p>
       <w:pPr>
         <w:numPr>
           <w:ilvl w:val="0"/>
-          <w:numId w:val="1003"/>
+          <w:numId w:val="1016"/>
         </w:numPr>
         <w:pStyle w:val="Compact"/>
       </w:pPr>
       <w:r>
+        <w:t xml:space="preserve">Existe</w:t>
+      </w:r>
+      <w:r>
+        <w:t xml:space="preserve"> </w:t>
+      </w:r>
+      <w:r>
+        <w:rPr>
+          <w:rStyle w:val="VerbatimChar"/>
+        </w:rPr>
+        <w:t xml:space="preserve">Datos\PRUEBA\&lt;año+1&gt;.accdb</w:t>
+      </w:r>
+      <w:r>
+        <w:t xml:space="preserve">.</w:t>
+      </w:r>
+    </w:p>
+    <w:p>
+      <w:pPr>
+        <w:numPr>
+          <w:ilvl w:val="0"/>
+          <w:numId w:val="1016"/>
+        </w:numPr>
+        <w:pStyle w:val="Compact"/>
+      </w:pPr>
+      <w:r>
+        <w:t xml:space="preserve">Hay asiento de apertura; el</w:t>
+      </w:r>
+      <w:r>
+        <w:t xml:space="preserve"> </w:t>
+      </w:r>
+      <w:r>
+        <w:rPr>
+          <w:bCs/>
+          <w:b/>
+        </w:rPr>
+        <w:t xml:space="preserve">balance de apertura cuadra</w:t>
+      </w:r>
+      <w:r>
+        <w:t xml:space="preserve"> </w:t>
+      </w:r>
+      <w:r>
+        <w:t xml:space="preserve">y coincide con el balance de cierre (el resultado pasa a resultados acumulados).</w:t>
+      </w:r>
+    </w:p>
+    <w:p>
+      <w:pPr>
+        <w:numPr>
+          <w:ilvl w:val="0"/>
+          <w:numId w:val="1016"/>
+        </w:numPr>
+        <w:pStyle w:val="Compact"/>
+      </w:pPr>
+      <w:r>
+        <w:t xml:space="preserve">Existencias iniciales igual a las finales (A1 con su costo promedio).</w:t>
+      </w:r>
+    </w:p>
+    <w:p>
+      <w:pPr>
+        <w:numPr>
+          <w:ilvl w:val="0"/>
+          <w:numId w:val="1016"/>
+        </w:numPr>
+        <w:pStyle w:val="Compact"/>
+      </w:pPr>
+      <w:r>
+        <w:t xml:space="preserve">Saldos de clientes y proveedores iguales al cierre.</w:t>
+      </w:r>
+    </w:p>
+    <w:p>
+      <w:pPr>
+        <w:numPr>
+          <w:ilvl w:val="0"/>
+          <w:numId w:val="1016"/>
+        </w:numPr>
+        <w:pStyle w:val="Compact"/>
+      </w:pPr>
+      <w:r>
+        <w:t xml:space="preserve">Activos fijos trasladados con su depreciación acumulada.</w:t>
+      </w:r>
+    </w:p>
+    <w:bookmarkEnd w:id="125"/>
+    <w:bookmarkEnd w:id="126"/>
+    <w:bookmarkStart w:id="129" w:name="multiempresa-y-consolidación"/>
+    <w:p>
+      <w:pPr>
+        <w:pStyle w:val="Heading1"/>
+      </w:pPr>
+      <w:r>
+        <w:t xml:space="preserve">12. Multiempresa y consolidación</w:t>
+      </w:r>
+    </w:p>
+    <w:bookmarkStart w:id="127" w:name="caso-e1-aislamiento"/>
+    <w:p>
+      <w:pPr>
+        <w:pStyle w:val="Heading2"/>
+      </w:pPr>
+      <w:r>
+        <w:t xml:space="preserve">Caso E1 ★ Aislamiento</w:t>
+      </w:r>
+    </w:p>
+    <w:p>
+      <w:pPr>
+        <w:pStyle w:val="FirstParagraph"/>
+      </w:pPr>
+      <w:r>
+        <w:t xml:space="preserve">Cree la empresa</w:t>
+      </w:r>
+      <w:r>
+        <w:t xml:space="preserve"> </w:t>
+      </w:r>
+      <w:r>
+        <w:t xml:space="preserve">“</w:t>
+      </w:r>
+      <w:r>
+        <w:t xml:space="preserve">FILIAL S.R.L.</w:t>
+      </w:r>
+      <w:r>
+        <w:t xml:space="preserve">”</w:t>
+      </w:r>
+      <w:r>
+        <w:t xml:space="preserve">, registre un comprobante de 1.000,00. Cambie entre empresas con</w:t>
+      </w:r>
+      <w:r>
+        <w:t xml:space="preserve"> </w:t>
+      </w:r>
+      <w:r>
         <w:rPr>
           <w:iCs/>
           <w:i/>
         </w:rPr>
-        <w:t xml:space="preserve">Cerrar la gestión</w:t>
-      </w:r>
-      <w:r>
-        <w:t xml:space="preserve">: intente registrar un comprobante → debe rechazarlo (solo lectura).</w:t>
+        <w:t xml:space="preserve">Archivo &gt; Cambiar de empresa o gestión</w:t>
+      </w:r>
+      <w:r>
+        <w:t xml:space="preserve">.</w:t>
+      </w:r>
+      <w:r>
+        <w:t xml:space="preserve"> </w:t>
+      </w:r>
+      <w:r>
+        <w:rPr>
+          <w:bCs/>
+          <w:b/>
+        </w:rPr>
+        <w:t xml:space="preserve">Esperado:</w:t>
+      </w:r>
+      <w:r>
+        <w:t xml:space="preserve"> </w:t>
+      </w:r>
+      <w:r>
+        <w:t xml:space="preserve">los datos de cada empresa son independientes (plan, comprobantes, terceros).</w:t>
+      </w:r>
+    </w:p>
+    <w:bookmarkEnd w:id="127"/>
+    <w:bookmarkStart w:id="128" w:name="caso-e2-consolidación"/>
+    <w:p>
+      <w:pPr>
+        <w:pStyle w:val="Heading2"/>
+      </w:pPr>
+      <w:r>
+        <w:t xml:space="preserve">Caso E2 Consolidación</w:t>
+      </w:r>
+    </w:p>
+    <w:p>
+      <w:pPr>
+        <w:pStyle w:val="FirstParagraph"/>
+      </w:pPr>
+      <w:r>
+        <w:rPr>
+          <w:iCs/>
+          <w:i/>
+        </w:rPr>
+        <w:t xml:space="preserve">Contabilidad &gt; Consolidación de empresas</w:t>
+      </w:r>
+      <w:r>
+        <w:t xml:space="preserve">: marque ambas gestiones, rango anual, nivel 5, moneda Bs.</w:t>
+      </w:r>
+      <w:r>
+        <w:t xml:space="preserve"> </w:t>
+      </w:r>
+      <w:r>
+        <w:rPr>
+          <w:bCs/>
+          <w:b/>
+        </w:rPr>
+        <w:t xml:space="preserve">Esperado:</w:t>
+      </w:r>
+      <w:r>
+        <w:t xml:space="preserve"> </w:t>
+      </w:r>
+      <w:r>
+        <w:t xml:space="preserve">el balance consolidado suma por código de cuenta; totales = suma manual de ambos balances.</w:t>
+      </w:r>
+    </w:p>
+    <w:bookmarkEnd w:id="128"/>
+    <w:bookmarkEnd w:id="129"/>
+    <w:bookmarkStart w:id="133" w:name="seguridad-y-auditoría"/>
+    <w:p>
+      <w:pPr>
+        <w:pStyle w:val="Heading1"/>
+      </w:pPr>
+      <w:r>
+        <w:t xml:space="preserve">13. Seguridad y auditoría</w:t>
+      </w:r>
+    </w:p>
+    <w:bookmarkStart w:id="130" w:name="caso-s1-roles-y-permisos"/>
+    <w:p>
+      <w:pPr>
+        <w:pStyle w:val="Heading2"/>
+      </w:pPr>
+      <w:r>
+        <w:t xml:space="preserve">Caso S1 ★ Roles y permisos</w:t>
       </w:r>
     </w:p>
     <w:p>
       <w:pPr>
         <w:numPr>
           <w:ilvl w:val="0"/>
-          <w:numId w:val="1003"/>
+          <w:numId w:val="1017"/>
         </w:numPr>
         <w:pStyle w:val="Compact"/>
       </w:pPr>
@@ -1382,31 +6614,25 @@
           <w:iCs/>
           <w:i/>
         </w:rPr>
-        <w:t xml:space="preserve">Abrir nueva gestión</w:t>
-      </w:r>
-      <w:r>
-        <w:t xml:space="preserve"> </w:t>
-      </w:r>
-      <w:r>
-        <w:t xml:space="preserve">(año siguiente): verifique asiento de apertura, existencias iniciales y saldos de clientes/proveedores iguales a los del cierre. El balance de apertura debe cuadrar.</w:t>
-      </w:r>
-    </w:p>
-    <w:bookmarkEnd w:id="31"/>
-    <w:bookmarkStart w:id="32" w:name="m.-multiempresa"/>
-    <w:p>
-      <w:pPr>
-        <w:pStyle w:val="Heading2"/>
-      </w:pPr>
-      <w:r>
-        <w:t xml:space="preserve">M. Multiempresa</w:t>
-      </w:r>
-    </w:p>
-    <w:p>
-      <w:pPr>
-        <w:pStyle w:val="FirstParagraph"/>
-      </w:pPr>
-      <w:r>
-        <w:t xml:space="preserve">Cree empresa 2 y registre un comprobante distinto; cambie entre empresas (Archivo &gt; Cambiar). Los datos no deben mezclarse.</w:t>
+        <w:t xml:space="preserve">Administración &gt; Usuarios y permisos</w:t>
+      </w:r>
+      <w:r>
+        <w:t xml:space="preserve">: crear usuario</w:t>
+      </w:r>
+      <w:r>
+        <w:t xml:space="preserve"> </w:t>
+      </w:r>
+      <w:r>
+        <w:rPr>
+          <w:rStyle w:val="VerbatimChar"/>
+        </w:rPr>
+        <w:t xml:space="preserve">consulta</w:t>
+      </w:r>
+      <w:r>
+        <w:t xml:space="preserve"> </w:t>
+      </w:r>
+      <w:r>
+        <w:t xml:space="preserve">con rol</w:t>
       </w:r>
       <w:r>
         <w:t xml:space="preserve"> </w:t>
@@ -1416,255 +6642,443 @@
           <w:iCs/>
           <w:i/>
         </w:rPr>
-        <w:t xml:space="preserve">Consolidación</w:t>
-      </w:r>
-      <w:r>
-        <w:t xml:space="preserve">: marque ambas y compare el total con la suma manual.</w:t>
-      </w:r>
-    </w:p>
-    <w:bookmarkEnd w:id="32"/>
-    <w:bookmarkStart w:id="33" w:name="n.-seguridad"/>
-    <w:p>
-      <w:pPr>
-        <w:pStyle w:val="Heading2"/>
-      </w:pPr>
-      <w:r>
-        <w:t xml:space="preserve">N. Seguridad</w:t>
+        <w:t xml:space="preserve">Consulta</w:t>
+      </w:r>
+      <w:r>
+        <w:t xml:space="preserve">.</w:t>
       </w:r>
     </w:p>
     <w:p>
       <w:pPr>
         <w:numPr>
           <w:ilvl w:val="0"/>
-          <w:numId w:val="1004"/>
+          <w:numId w:val="1017"/>
         </w:numPr>
         <w:pStyle w:val="Compact"/>
       </w:pPr>
       <w:r>
-        <w:t xml:space="preserve">Cree usuario con rol</w:t>
-      </w:r>
-      <w:r>
-        <w:t xml:space="preserve"> </w:t>
-      </w:r>
-      <w:r>
-        <w:t xml:space="preserve">“</w:t>
-      </w:r>
-      <w:r>
-        <w:t xml:space="preserve">Consulta</w:t>
-      </w:r>
-      <w:r>
-        <w:t xml:space="preserve">”</w:t>
-      </w:r>
-      <w:r>
-        <w:t xml:space="preserve">: no debe poder crear comprobantes (opciones del menú deshabilitadas).</w:t>
+        <w:t xml:space="preserve">Ingrese con ese usuario.</w:t>
+      </w:r>
+      <w:r>
+        <w:t xml:space="preserve"> </w:t>
+      </w:r>
+      <w:r>
+        <w:rPr>
+          <w:bCs/>
+          <w:b/>
+        </w:rPr>
+        <w:t xml:space="preserve">Esperado:</w:t>
+      </w:r>
+      <w:r>
+        <w:t xml:space="preserve"> </w:t>
+      </w:r>
+      <w:r>
+        <w:t xml:space="preserve">menús de registro (comprobantes, ventas, etc.) deshabilitados; sí puede ver reportes.</w:t>
+      </w:r>
+    </w:p>
+    <w:bookmarkEnd w:id="130"/>
+    <w:bookmarkStart w:id="131" w:name="caso-s2-bloqueo-por-intentos"/>
+    <w:p>
+      <w:pPr>
+        <w:pStyle w:val="Heading2"/>
+      </w:pPr>
+      <w:r>
+        <w:t xml:space="preserve">Caso S2 Bloqueo por intentos</w:t>
+      </w:r>
+    </w:p>
+    <w:p>
+      <w:pPr>
+        <w:pStyle w:val="FirstParagraph"/>
+      </w:pPr>
+      <w:r>
+        <w:t xml:space="preserve">Cinco ingresos con clave errónea → usuario bloqueado; el administrador lo restablece desde</w:t>
+      </w:r>
+      <w:r>
+        <w:t xml:space="preserve"> </w:t>
+      </w:r>
+      <w:r>
+        <w:rPr>
+          <w:iCs/>
+          <w:i/>
+        </w:rPr>
+        <w:t xml:space="preserve">Usuarios</w:t>
+      </w:r>
+      <w:r>
+        <w:t xml:space="preserve">.</w:t>
+      </w:r>
+    </w:p>
+    <w:bookmarkEnd w:id="131"/>
+    <w:bookmarkStart w:id="132" w:name="caso-s3-auditoría"/>
+    <w:p>
+      <w:pPr>
+        <w:pStyle w:val="Heading2"/>
+      </w:pPr>
+      <w:r>
+        <w:t xml:space="preserve">Caso S3 Auditoría</w:t>
+      </w:r>
+    </w:p>
+    <w:p>
+      <w:pPr>
+        <w:pStyle w:val="FirstParagraph"/>
+      </w:pPr>
+      <w:r>
+        <w:rPr>
+          <w:iCs/>
+          <w:i/>
+        </w:rPr>
+        <w:t xml:space="preserve">Administración &gt; Auditoría del sistema</w:t>
+      </w:r>
+      <w:r>
+        <w:t xml:space="preserve">: aparecen ingresos, comprobantes creados y anulados con usuario, fecha y hora. Exporte a PDF y Excel.</w:t>
+      </w:r>
+    </w:p>
+    <w:bookmarkEnd w:id="132"/>
+    <w:bookmarkEnd w:id="133"/>
+    <w:bookmarkStart w:id="137" w:name="respaldo-y-recuperación"/>
+    <w:p>
+      <w:pPr>
+        <w:pStyle w:val="Heading1"/>
+      </w:pPr>
+      <w:r>
+        <w:t xml:space="preserve">14. Respaldo y recuperación</w:t>
+      </w:r>
+    </w:p>
+    <w:bookmarkStart w:id="134" w:name="caso-r1-respaldo-y-restauración"/>
+    <w:p>
+      <w:pPr>
+        <w:pStyle w:val="Heading2"/>
+      </w:pPr>
+      <w:r>
+        <w:t xml:space="preserve">Caso R1 ★ Respaldo y restauración</w:t>
       </w:r>
     </w:p>
     <w:p>
       <w:pPr>
         <w:numPr>
           <w:ilvl w:val="0"/>
-          <w:numId w:val="1004"/>
+          <w:numId w:val="1018"/>
         </w:numPr>
         <w:pStyle w:val="Compact"/>
       </w:pPr>
       <w:r>
-        <w:t xml:space="preserve">Intente 3 ingresos con clave errónea → mensaje de credenciales inválidas, queda en auditoría.</w:t>
+        <w:rPr>
+          <w:iCs/>
+          <w:i/>
+        </w:rPr>
+        <w:t xml:space="preserve">Administración &gt; Copias de seguridad</w:t>
+      </w:r>
+      <w:r>
+        <w:t xml:space="preserve"> </w:t>
+      </w:r>
+      <w:r>
+        <w:t xml:space="preserve">→ respaldar la empresa PRUEBA (todas las gestiones). Se crea un</w:t>
+      </w:r>
+      <w:r>
+        <w:t xml:space="preserve"> </w:t>
+      </w:r>
+      <w:r>
+        <w:rPr>
+          <w:rStyle w:val="VerbatimChar"/>
+        </w:rPr>
+        <w:t xml:space="preserve">.cbk</w:t>
+      </w:r>
+      <w:r>
+        <w:t xml:space="preserve"> </w:t>
+      </w:r>
+      <w:r>
+        <w:t xml:space="preserve">en</w:t>
+      </w:r>
+      <w:r>
+        <w:t xml:space="preserve"> </w:t>
+      </w:r>
+      <w:r>
+        <w:rPr>
+          <w:rStyle w:val="VerbatimChar"/>
+        </w:rPr>
+        <w:t xml:space="preserve">Backups\</w:t>
+      </w:r>
+      <w:r>
+        <w:t xml:space="preserve">.</w:t>
       </w:r>
     </w:p>
     <w:p>
       <w:pPr>
         <w:numPr>
           <w:ilvl w:val="0"/>
-          <w:numId w:val="1004"/>
+          <w:numId w:val="1018"/>
         </w:numPr>
         <w:pStyle w:val="Compact"/>
       </w:pPr>
       <w:r>
+        <w:t xml:space="preserve">Registre un comprobante adicional (anote cuántos comprobantes hay).</w:t>
+      </w:r>
+    </w:p>
+    <w:p>
+      <w:pPr>
+        <w:numPr>
+          <w:ilvl w:val="0"/>
+          <w:numId w:val="1018"/>
+        </w:numPr>
+        <w:pStyle w:val="Compact"/>
+      </w:pPr>
+      <w:r>
+        <w:t xml:space="preserve">Restaure el respaldo.</w:t>
+      </w:r>
+    </w:p>
+    <w:p>
+      <w:pPr>
+        <w:pStyle w:val="FirstParagraph"/>
+      </w:pPr>
+      <w:r>
+        <w:rPr>
+          <w:bCs/>
+          <w:b/>
+        </w:rPr>
+        <w:t xml:space="preserve">Esperado:</w:t>
+      </w:r>
+      <w:r>
+        <w:t xml:space="preserve"> </w:t>
+      </w:r>
+      <w:r>
+        <w:t xml:space="preserve">tras restaurar, el comprobante adicional ya no existe; los demás datos permanecen.</w:t>
+      </w:r>
+    </w:p>
+    <w:bookmarkEnd w:id="134"/>
+    <w:bookmarkStart w:id="135" w:name="caso-r2-integridad"/>
+    <w:p>
+      <w:pPr>
+        <w:pStyle w:val="Heading2"/>
+      </w:pPr>
+      <w:r>
+        <w:t xml:space="preserve">Caso R2 Integridad</w:t>
+      </w:r>
+    </w:p>
+    <w:p>
+      <w:pPr>
+        <w:pStyle w:val="FirstParagraph"/>
+      </w:pPr>
+      <w:r>
+        <w:t xml:space="preserve">Copie el</w:t>
+      </w:r>
+      <w:r>
+        <w:t xml:space="preserve"> </w:t>
+      </w:r>
+      <w:r>
+        <w:rPr>
+          <w:rStyle w:val="VerbatimChar"/>
+        </w:rPr>
+        <w:t xml:space="preserve">.cbk</w:t>
+      </w:r>
+      <w:r>
+        <w:t xml:space="preserve">, modifique un byte con un editor y trate de restaurar la copia.</w:t>
+      </w:r>
+      <w:r>
+        <w:t xml:space="preserve"> </w:t>
+      </w:r>
+      <w:r>
+        <w:rPr>
+          <w:bCs/>
+          <w:b/>
+        </w:rPr>
+        <w:t xml:space="preserve">Esperado:</w:t>
+      </w:r>
+      <w:r>
+        <w:t xml:space="preserve"> </w:t>
+      </w:r>
+      <w:r>
+        <w:t xml:space="preserve">rechaza el archivo por falla de verificación (SHA-256) sin tocar los datos.</w:t>
+      </w:r>
+    </w:p>
+    <w:bookmarkEnd w:id="135"/>
+    <w:bookmarkStart w:id="136" w:name="caso-r3-respaldo-automático"/>
+    <w:p>
+      <w:pPr>
+        <w:pStyle w:val="Heading2"/>
+      </w:pPr>
+      <w:r>
+        <w:t xml:space="preserve">Caso R3 Respaldo automático</w:t>
+      </w:r>
+    </w:p>
+    <w:p>
+      <w:pPr>
+        <w:pStyle w:val="FirstParagraph"/>
+      </w:pPr>
+      <w:r>
+        <w:t xml:space="preserve">Cierre la aplicación: se genera un respaldo automático en</w:t>
+      </w:r>
+      <w:r>
+        <w:t xml:space="preserve"> </w:t>
+      </w:r>
+      <w:r>
+        <w:rPr>
+          <w:rStyle w:val="VerbatimChar"/>
+        </w:rPr>
+        <w:t xml:space="preserve">Backups\</w:t>
+      </w:r>
+      <w:r>
+        <w:t xml:space="preserve">.</w:t>
+      </w:r>
+    </w:p>
+    <w:bookmarkEnd w:id="136"/>
+    <w:bookmarkEnd w:id="137"/>
+    <w:bookmarkStart w:id="143" w:name="utilitarios-y-reportes"/>
+    <w:p>
+      <w:pPr>
+        <w:pStyle w:val="Heading1"/>
+      </w:pPr>
+      <w:r>
+        <w:t xml:space="preserve">15. Utilitarios y reportes</w:t>
+      </w:r>
+    </w:p>
+    <w:bookmarkStart w:id="138" w:name="caso-u1-verificación"/>
+    <w:p>
+      <w:pPr>
+        <w:pStyle w:val="Heading2"/>
+      </w:pPr>
+      <w:r>
+        <w:t xml:space="preserve">Caso U1 Verificación</w:t>
+      </w:r>
+    </w:p>
+    <w:p>
+      <w:pPr>
+        <w:pStyle w:val="FirstParagraph"/>
+      </w:pPr>
+      <w:r>
         <w:rPr>
           <w:iCs/>
           <w:i/>
         </w:rPr>
-        <w:t xml:space="preserve">Auditoría</w:t>
-      </w:r>
-      <w:r>
-        <w:t xml:space="preserve">: aparecen los comprobantes creados/anulados con usuario y hora.</w:t>
-      </w:r>
-    </w:p>
-    <w:bookmarkEnd w:id="33"/>
-    <w:bookmarkStart w:id="34" w:name="o.-respaldo-y-recuperación"/>
+        <w:t xml:space="preserve">Contabilidad &gt; Utilitarios contables &gt; Verificación y mantenimiento &gt; Verificar contabilidad</w:t>
+      </w:r>
+      <w:r>
+        <w:t xml:space="preserve">.</w:t>
+      </w:r>
+      <w:r>
+        <w:t xml:space="preserve"> </w:t>
+      </w:r>
+      <w:r>
+        <w:rPr>
+          <w:bCs/>
+          <w:b/>
+        </w:rPr>
+        <w:t xml:space="preserve">Esperado:</w:t>
+      </w:r>
+      <w:r>
+        <w:t xml:space="preserve"> </w:t>
+      </w:r>
+      <w:r>
+        <w:t xml:space="preserve">lista con [OK] para comprobantes cuadrados, balance cuadrado, cuentas de parámetros existentes; [AVISO] si falta T.C./UFV; muestra tamaño del archivo.</w:t>
+      </w:r>
+    </w:p>
+    <w:bookmarkEnd w:id="138"/>
+    <w:bookmarkStart w:id="139" w:name="caso-u2-cambio-de-cuenta-y-renumeración"/>
     <w:p>
       <w:pPr>
         <w:pStyle w:val="Heading2"/>
       </w:pPr>
       <w:r>
-        <w:t xml:space="preserve">O. Respaldo y recuperación</w:t>
-      </w:r>
-    </w:p>
-    <w:p>
-      <w:pPr>
-        <w:numPr>
-          <w:ilvl w:val="0"/>
-          <w:numId w:val="1005"/>
-        </w:numPr>
-        <w:pStyle w:val="Compact"/>
-      </w:pPr>
-      <w:r>
-        <w:t xml:space="preserve">Respaldo completo → archivo</w:t>
-      </w:r>
-      <w:r>
-        <w:t xml:space="preserve"> </w:t>
-      </w:r>
-      <w:r>
-        <w:rPr>
-          <w:rStyle w:val="VerbatimChar"/>
-        </w:rPr>
-        <w:t xml:space="preserve">.cbk</w:t>
-      </w:r>
-      <w:r>
-        <w:t xml:space="preserve">.</w:t>
-      </w:r>
-    </w:p>
-    <w:p>
-      <w:pPr>
-        <w:numPr>
-          <w:ilvl w:val="0"/>
-          <w:numId w:val="1005"/>
-        </w:numPr>
-        <w:pStyle w:val="Compact"/>
-      </w:pPr>
-      <w:r>
-        <w:t xml:space="preserve">Registre un comprobante nuevo (y anote el total del libro diario).</w:t>
-      </w:r>
-    </w:p>
-    <w:p>
-      <w:pPr>
-        <w:numPr>
-          <w:ilvl w:val="0"/>
-          <w:numId w:val="1005"/>
-        </w:numPr>
-        <w:pStyle w:val="Compact"/>
-      </w:pPr>
-      <w:r>
-        <w:t xml:space="preserve">Restaure el respaldo → el comprobante nuevo ya no existe.</w:t>
-      </w:r>
-    </w:p>
-    <w:p>
-      <w:pPr>
-        <w:numPr>
-          <w:ilvl w:val="0"/>
-          <w:numId w:val="1005"/>
-        </w:numPr>
-        <w:pStyle w:val="Compact"/>
-      </w:pPr>
-      <w:r>
-        <w:t xml:space="preserve">Dañe un byte del</w:t>
-      </w:r>
-      <w:r>
-        <w:t xml:space="preserve"> </w:t>
-      </w:r>
-      <w:r>
-        <w:rPr>
-          <w:rStyle w:val="VerbatimChar"/>
-        </w:rPr>
-        <w:t xml:space="preserve">.cbk</w:t>
-      </w:r>
-      <w:r>
-        <w:t xml:space="preserve"> </w:t>
-      </w:r>
-      <w:r>
-        <w:t xml:space="preserve">(copia) → la restauración debe rechazarlo por falla de verificación.</w:t>
-      </w:r>
-    </w:p>
-    <w:p>
-      <w:pPr>
-        <w:numPr>
-          <w:ilvl w:val="0"/>
-          <w:numId w:val="1005"/>
-        </w:numPr>
-        <w:pStyle w:val="Compact"/>
-      </w:pPr>
-      <w:r>
-        <w:t xml:space="preserve">Salga de la app: se genera respaldo automático.</w:t>
-      </w:r>
-    </w:p>
-    <w:bookmarkEnd w:id="34"/>
-    <w:bookmarkStart w:id="35" w:name="p.-importación-orion4"/>
+        <w:t xml:space="preserve">Caso U2 Cambio de cuenta y renumeración</w:t>
+      </w:r>
+    </w:p>
+    <w:p>
+      <w:pPr>
+        <w:pStyle w:val="FirstParagraph"/>
+      </w:pPr>
+      <w:r>
+        <w:t xml:space="preserve">Traslade movimientos de la cuenta</w:t>
+      </w:r>
+      <w:r>
+        <w:t xml:space="preserve"> </w:t>
+      </w:r>
+      <w:r>
+        <w:t xml:space="preserve">“</w:t>
+      </w:r>
+      <w:r>
+        <w:t xml:space="preserve">Gastos varios</w:t>
+      </w:r>
+      <w:r>
+        <w:t xml:space="preserve">”</w:t>
+      </w:r>
+      <w:r>
+        <w:t xml:space="preserve"> </w:t>
+      </w:r>
+      <w:r>
+        <w:t xml:space="preserve">a otra y verifique en el mayor; renumere comprobantes por fecha y verifique el orden.</w:t>
+      </w:r>
+    </w:p>
+    <w:bookmarkEnd w:id="139"/>
+    <w:bookmarkStart w:id="140" w:name="caso-u3-compactar"/>
     <w:p>
       <w:pPr>
         <w:pStyle w:val="Heading2"/>
       </w:pPr>
       <w:r>
-        <w:t xml:space="preserve">P. Importación Orion4</w:t>
+        <w:t xml:space="preserve">Caso U3 Compactar</w:t>
       </w:r>
     </w:p>
     <w:p>
       <w:pPr>
         <w:pStyle w:val="FirstParagraph"/>
       </w:pPr>
-      <w:r>
-        <w:t xml:space="preserve">Con una carpeta de gestión Orion4 real: importar → comparar total de cuentas, cantidad de comprobantes y balance de sumas y saldos contra Orion. Anotar diferencias.</w:t>
-      </w:r>
-    </w:p>
-    <w:bookmarkEnd w:id="35"/>
-    <w:bookmarkStart w:id="36" w:name="q.-reportes-pdfexcel-lista-de-control"/>
-    <w:p>
-      <w:pPr>
-        <w:pStyle w:val="Heading2"/>
-      </w:pPr>
-      <w:r>
-        <w:t xml:space="preserve">Q. Reportes PDF/Excel — lista de control</w:t>
-      </w:r>
-    </w:p>
-    <w:p>
-      <w:pPr>
-        <w:pStyle w:val="FirstParagraph"/>
-      </w:pPr>
-      <w:r>
-        <w:t xml:space="preserve">Para cada módulo abra al menos un reporte y verifique: encabezado (empresa, NIT, período), totales correctos, paginación con encabezado repetido, firmas, exportación Excel con columnas numéricas (no texto) y que PDF/Excel coincidan.</w:t>
-      </w:r>
-    </w:p>
-    <w:bookmarkEnd w:id="36"/>
-    <w:bookmarkStart w:id="37" w:name="r.-rendimiento-y-límites"/>
-    <w:p>
-      <w:pPr>
-        <w:pStyle w:val="Heading2"/>
-      </w:pPr>
-      <w:r>
-        <w:t xml:space="preserve">R. Rendimiento y límites</w:t>
-      </w:r>
-    </w:p>
-    <w:p>
-      <w:pPr>
-        <w:pStyle w:val="FirstParagraph"/>
-      </w:pPr>
-      <w:r>
-        <w:t xml:space="preserve">Genere 20.000 comprobantes de prueba (script o importación): el listado debe abrir en &lt; 5 s, el mayor de una cuenta en &lt; 10 s. Revise</w:t>
-      </w:r>
-      <w:r>
-        <w:t xml:space="preserve"> </w:t>
-      </w:r>
       <w:r>
         <w:rPr>
           <w:iCs/>
           <w:i/>
         </w:rPr>
-        <w:t xml:space="preserve">Utilitarios &gt; Verificación</w:t>
-      </w:r>
-      <w:r>
-        <w:t xml:space="preserve"> </w:t>
-      </w:r>
-      <w:r>
-        <w:t xml:space="preserve">para el tamaño del archivo.</w:t>
-      </w:r>
-    </w:p>
-    <w:bookmarkEnd w:id="37"/>
-    <w:bookmarkStart w:id="38" w:name="registro-de-resultados"/>
+        <w:t xml:space="preserve">Utilitarios &gt; Compactar base de datos</w:t>
+      </w:r>
+      <w:r>
+        <w:t xml:space="preserve">: la aplicación cierra las pestañas, compacta y reabre; el archivo no crece y los datos siguen.</w:t>
+      </w:r>
+    </w:p>
+    <w:bookmarkEnd w:id="140"/>
+    <w:bookmarkStart w:id="141" w:name="caso-u4-todos-los-reportes"/>
     <w:p>
       <w:pPr>
         <w:pStyle w:val="Heading2"/>
       </w:pPr>
       <w:r>
-        <w:t xml:space="preserve">Registro de resultados</w:t>
+        <w:t xml:space="preserve">Caso U4 ★ Todos los reportes</w:t>
+      </w:r>
+    </w:p>
+    <w:p>
+      <w:pPr>
+        <w:pStyle w:val="FirstParagraph"/>
+      </w:pPr>
+      <w:r>
+        <w:t xml:space="preserve">Abra el</w:t>
+      </w:r>
+      <w:r>
+        <w:t xml:space="preserve"> </w:t>
+      </w:r>
+      <w:r>
+        <w:rPr>
+          <w:iCs/>
+          <w:i/>
+        </w:rPr>
+        <w:t xml:space="preserve">Centro de reportes</w:t>
+      </w:r>
+      <w:r>
+        <w:t xml:space="preserve"> </w:t>
+      </w:r>
+      <w:r>
+        <w:t xml:space="preserve">(F9). Para</w:t>
+      </w:r>
+      <w:r>
+        <w:t xml:space="preserve"> </w:t>
+      </w:r>
+      <w:r>
+        <w:rPr>
+          <w:bCs/>
+          <w:b/>
+        </w:rPr>
+        <w:t xml:space="preserve">cada módulo</w:t>
+      </w:r>
+      <w:r>
+        <w:t xml:space="preserve"> </w:t>
+      </w:r>
+      <w:r>
+        <w:t xml:space="preserve">pruebe al menos un reporte y verifique la lista de control:</w:t>
       </w:r>
     </w:p>
     <w:tbl>
@@ -1675,11 +7089,8 @@
         <w:jc w:val="start"/>
       </w:tblPr>
       <w:tblGrid>
-        <w:gridCol w:w="1584"/>
-        <w:gridCol w:w="1584"/>
-        <w:gridCol w:w="1584"/>
-        <w:gridCol w:w="1584"/>
-        <w:gridCol w:w="1584"/>
+        <w:gridCol w:w="3960"/>
+        <w:gridCol w:w="3960"/>
       </w:tblGrid>
       <w:tr>
         <w:trPr>
@@ -1693,31 +7104,7 @@
               <w:jc w:val="left"/>
             </w:pPr>
             <w:r>
-              <w:t xml:space="preserve">Caso</w:t>
-            </w:r>
-          </w:p>
-        </w:tc>
-        <w:tc>
-          <w:tcPr/>
-          <w:p>
-            <w:pPr>
-              <w:pStyle w:val="Compact"/>
-              <w:jc w:val="left"/>
-            </w:pPr>
-            <w:r>
-              <w:t xml:space="preserve">Fecha</w:t>
-            </w:r>
-          </w:p>
-        </w:tc>
-        <w:tc>
-          <w:tcPr/>
-          <w:p>
-            <w:pPr>
-              <w:pStyle w:val="Compact"/>
-              <w:jc w:val="left"/>
-            </w:pPr>
-            <w:r>
-              <w:t xml:space="preserve">Probador</w:t>
+              <w:t xml:space="preserve">Control</w:t>
             </w:r>
           </w:p>
         </w:tc>
@@ -1733,22 +7120,1475 @@
             </w:r>
           </w:p>
         </w:tc>
-        <w:tc>
-          <w:tcPr/>
-          <w:p>
-            <w:pPr>
-              <w:pStyle w:val="Compact"/>
-              <w:jc w:val="left"/>
-            </w:pPr>
-            <w:r>
-              <w:t xml:space="preserve">Observaciones</w:t>
-            </w:r>
+      </w:tr>
+      <w:tr>
+        <w:tc>
+          <w:tcPr/>
+          <w:p>
+            <w:pPr>
+              <w:pStyle w:val="Compact"/>
+              <w:jc w:val="left"/>
+            </w:pPr>
+            <w:r>
+              <w:t xml:space="preserve">Encabezado con razón social, NIT y período</w:t>
+            </w:r>
+          </w:p>
+        </w:tc>
+        <w:tc>
+          <w:tcPr/>
+          <w:p>
+            <w:pPr>
+              <w:pStyle w:val="Compact"/>
+            </w:pPr>
+          </w:p>
+        </w:tc>
+      </w:tr>
+      <w:tr>
+        <w:tc>
+          <w:tcPr/>
+          <w:p>
+            <w:pPr>
+              <w:pStyle w:val="Compact"/>
+              <w:jc w:val="left"/>
+            </w:pPr>
+            <w:r>
+              <w:t xml:space="preserve">Totales correctos y coherentes con la pantalla</w:t>
+            </w:r>
+          </w:p>
+        </w:tc>
+        <w:tc>
+          <w:tcPr/>
+          <w:p>
+            <w:pPr>
+              <w:pStyle w:val="Compact"/>
+            </w:pPr>
+          </w:p>
+        </w:tc>
+      </w:tr>
+      <w:tr>
+        <w:tc>
+          <w:tcPr/>
+          <w:p>
+            <w:pPr>
+              <w:pStyle w:val="Compact"/>
+              <w:jc w:val="left"/>
+            </w:pPr>
+            <w:r>
+              <w:t xml:space="preserve">Encabezado repetido en cada página y numeración</w:t>
+            </w:r>
+            <w:r>
+              <w:t xml:space="preserve"> </w:t>
+            </w:r>
+            <w:r>
+              <w:t xml:space="preserve">“</w:t>
+            </w:r>
+            <w:r>
+              <w:t xml:space="preserve">Página x de y</w:t>
+            </w:r>
+            <w:r>
+              <w:t xml:space="preserve">”</w:t>
+            </w:r>
+          </w:p>
+        </w:tc>
+        <w:tc>
+          <w:tcPr/>
+          <w:p>
+            <w:pPr>
+              <w:pStyle w:val="Compact"/>
+            </w:pPr>
+          </w:p>
+        </w:tc>
+      </w:tr>
+      <w:tr>
+        <w:tc>
+          <w:tcPr/>
+          <w:p>
+            <w:pPr>
+              <w:pStyle w:val="Compact"/>
+              <w:jc w:val="left"/>
+            </w:pPr>
+            <w:r>
+              <w:t xml:space="preserve">Importes alineados a la derecha con 2 decimales</w:t>
+            </w:r>
+          </w:p>
+        </w:tc>
+        <w:tc>
+          <w:tcPr/>
+          <w:p>
+            <w:pPr>
+              <w:pStyle w:val="Compact"/>
+            </w:pPr>
+          </w:p>
+        </w:tc>
+      </w:tr>
+      <w:tr>
+        <w:tc>
+          <w:tcPr/>
+          <w:p>
+            <w:pPr>
+              <w:pStyle w:val="Compact"/>
+              <w:jc w:val="left"/>
+            </w:pPr>
+            <w:r>
+              <w:t xml:space="preserve">Excel: importes como número (se pueden sumar) y columnas legibles</w:t>
+            </w:r>
+          </w:p>
+        </w:tc>
+        <w:tc>
+          <w:tcPr/>
+          <w:p>
+            <w:pPr>
+              <w:pStyle w:val="Compact"/>
+            </w:pPr>
+          </w:p>
+        </w:tc>
+      </w:tr>
+      <w:tr>
+        <w:tc>
+          <w:tcPr/>
+          <w:p>
+            <w:pPr>
+              <w:pStyle w:val="Compact"/>
+              <w:jc w:val="left"/>
+            </w:pPr>
+            <w:r>
+              <w:t xml:space="preserve">PDF y Excel muestran las mismas cifras</w:t>
+            </w:r>
+          </w:p>
+        </w:tc>
+        <w:tc>
+          <w:tcPr/>
+          <w:p>
+            <w:pPr>
+              <w:pStyle w:val="Compact"/>
+            </w:pPr>
+          </w:p>
+        </w:tc>
+      </w:tr>
+      <w:tr>
+        <w:tc>
+          <w:tcPr/>
+          <w:p>
+            <w:pPr>
+              <w:pStyle w:val="Compact"/>
+              <w:jc w:val="left"/>
+            </w:pPr>
+            <w:r>
+              <w:t xml:space="preserve">Espacios de firma donde corresponde</w:t>
+            </w:r>
+          </w:p>
+        </w:tc>
+        <w:tc>
+          <w:tcPr/>
+          <w:p>
+            <w:pPr>
+              <w:pStyle w:val="Compact"/>
+            </w:pPr>
           </w:p>
         </w:tc>
       </w:tr>
     </w:tbl>
-    <w:bookmarkEnd w:id="38"/>
-    <w:bookmarkEnd w:id="39"/>
+    <w:bookmarkEnd w:id="141"/>
+    <w:bookmarkStart w:id="142" w:name="X67ec713d785fee3838e5bb710c7f7db135475a8"/>
+    <w:p>
+      <w:pPr>
+        <w:pStyle w:val="Heading2"/>
+      </w:pPr>
+      <w:r>
+        <w:t xml:space="preserve">Caso U5 Importar desde Orion4 (si dispone de datos)</w:t>
+      </w:r>
+    </w:p>
+    <w:p>
+      <w:pPr>
+        <w:pStyle w:val="FirstParagraph"/>
+      </w:pPr>
+      <w:r>
+        <w:rPr>
+          <w:iCs/>
+          <w:i/>
+        </w:rPr>
+        <w:t xml:space="preserve">Administración &gt; Importar desde Orion4</w:t>
+      </w:r>
+      <w:r>
+        <w:t xml:space="preserve">: elija una carpeta de gestión Orion4, código de la empresa nueva y tipo de correlativo.</w:t>
+      </w:r>
+      <w:r>
+        <w:t xml:space="preserve"> </w:t>
+      </w:r>
+      <w:r>
+        <w:rPr>
+          <w:bCs/>
+          <w:b/>
+        </w:rPr>
+        <w:t xml:space="preserve">Esperado:</w:t>
+      </w:r>
+      <w:r>
+        <w:t xml:space="preserve"> </w:t>
+      </w:r>
+      <w:r>
+        <w:t xml:space="preserve">resumen de cuentas, comprobantes, terceros, ítems y facturas importados; compare el total de comprobantes y el balance de sumas y saldos contra Orion4. (Los movimientos de inventario no se migran: cargue</w:t>
+      </w:r>
+      <w:r>
+        <w:t xml:space="preserve"> </w:t>
+      </w:r>
+      <w:r>
+        <w:rPr>
+          <w:iCs/>
+          <w:i/>
+        </w:rPr>
+        <w:t xml:space="preserve">stock inicial</w:t>
+      </w:r>
+      <w:r>
+        <w:t xml:space="preserve">.)</w:t>
+      </w:r>
+    </w:p>
+    <w:bookmarkEnd w:id="142"/>
+    <w:bookmarkEnd w:id="143"/>
+    <w:bookmarkStart w:id="144" w:name="rendimiento-y-límites-opcional"/>
+    <w:p>
+      <w:pPr>
+        <w:pStyle w:val="Heading1"/>
+      </w:pPr>
+      <w:r>
+        <w:t xml:space="preserve">16. Rendimiento y límites (opcional)</w:t>
+      </w:r>
+    </w:p>
+    <w:p>
+      <w:pPr>
+        <w:pStyle w:val="FirstParagraph"/>
+      </w:pPr>
+      <w:r>
+        <w:t xml:space="preserve">Con una gestión de 20.000 comprobantes de prueba: el listado de comprobantes abre en menos de 5 s, el mayor de una cuenta en menos de 10 s, y</w:t>
+      </w:r>
+      <w:r>
+        <w:t xml:space="preserve"> </w:t>
+      </w:r>
+      <w:r>
+        <w:rPr>
+          <w:iCs/>
+          <w:i/>
+        </w:rPr>
+        <w:t xml:space="preserve">Verificar contabilidad</w:t>
+      </w:r>
+      <w:r>
+        <w:t xml:space="preserve"> </w:t>
+      </w:r>
+      <w:r>
+        <w:t xml:space="preserve">informa el tamaño del archivo (Access admite 2 GB por archivo; por eso hay un archivo por empresa y gestión).</w:t>
+      </w:r>
+    </w:p>
+    <w:bookmarkEnd w:id="144"/>
+    <w:bookmarkStart w:id="145" w:name="anexo-a.-cómo-capturar-evidencia"/>
+    <w:p>
+      <w:pPr>
+        <w:pStyle w:val="Heading1"/>
+      </w:pPr>
+      <w:r>
+        <w:t xml:space="preserve">Anexo A. Cómo capturar evidencia</w:t>
+      </w:r>
+    </w:p>
+    <w:p>
+      <w:pPr>
+        <w:numPr>
+          <w:ilvl w:val="0"/>
+          <w:numId w:val="1019"/>
+        </w:numPr>
+        <w:pStyle w:val="Compact"/>
+      </w:pPr>
+      <w:r>
+        <w:t xml:space="preserve">Con la ventana activa pulse</w:t>
+      </w:r>
+      <w:r>
+        <w:t xml:space="preserve"> </w:t>
+      </w:r>
+      <w:r>
+        <w:rPr>
+          <w:bCs/>
+          <w:b/>
+        </w:rPr>
+        <w:t xml:space="preserve">Alt + ImprPant</w:t>
+      </w:r>
+      <w:r>
+        <w:t xml:space="preserve"> </w:t>
+      </w:r>
+      <w:r>
+        <w:t xml:space="preserve">(copia solo la ventana) y péguela en Word o en Paint.</w:t>
+      </w:r>
+    </w:p>
+    <w:p>
+      <w:pPr>
+        <w:numPr>
+          <w:ilvl w:val="0"/>
+          <w:numId w:val="1019"/>
+        </w:numPr>
+        <w:pStyle w:val="Compact"/>
+      </w:pPr>
+      <w:r>
+        <w:t xml:space="preserve">También puede usar la herramienta</w:t>
+      </w:r>
+      <w:r>
+        <w:t xml:space="preserve"> </w:t>
+      </w:r>
+      <w:r>
+        <w:rPr>
+          <w:iCs/>
+          <w:i/>
+        </w:rPr>
+        <w:t xml:space="preserve">Recortes</w:t>
+      </w:r>
+      <w:r>
+        <w:t xml:space="preserve"> </w:t>
+      </w:r>
+      <w:r>
+        <w:t xml:space="preserve">de Windows (Win + Mayús + S).</w:t>
+      </w:r>
+    </w:p>
+    <w:p>
+      <w:pPr>
+        <w:numPr>
+          <w:ilvl w:val="0"/>
+          <w:numId w:val="1019"/>
+        </w:numPr>
+        <w:pStyle w:val="Compact"/>
+      </w:pPr>
+      <w:r>
+        <w:t xml:space="preserve">Nombre cada captura con el caso:</w:t>
+      </w:r>
+      <w:r>
+        <w:t xml:space="preserve"> </w:t>
+      </w:r>
+      <w:r>
+        <w:rPr>
+          <w:rStyle w:val="VerbatimChar"/>
+        </w:rPr>
+        <w:t xml:space="preserve">C2_comprobante_guardado.png</w:t>
+      </w:r>
+      <w:r>
+        <w:t xml:space="preserve">.</w:t>
+      </w:r>
+    </w:p>
+    <w:p>
+      <w:pPr>
+        <w:numPr>
+          <w:ilvl w:val="0"/>
+          <w:numId w:val="1019"/>
+        </w:numPr>
+        <w:pStyle w:val="Compact"/>
+      </w:pPr>
+      <w:r>
+        <w:t xml:space="preserve">Para errores, capture el</w:t>
+      </w:r>
+      <w:r>
+        <w:t xml:space="preserve"> </w:t>
+      </w:r>
+      <w:r>
+        <w:rPr>
+          <w:bCs/>
+          <w:b/>
+        </w:rPr>
+        <w:t xml:space="preserve">cuadro de error completo</w:t>
+      </w:r>
+      <w:r>
+        <w:t xml:space="preserve"> </w:t>
+      </w:r>
+      <w:r>
+        <w:t xml:space="preserve">(incluye la instrucción SQL) y adjunte el archivo de registro si existe en la carpeta de datos.</w:t>
+      </w:r>
+    </w:p>
+    <w:bookmarkEnd w:id="145"/>
+    <w:bookmarkStart w:id="146" w:name="anexo-b.-registro-de-resultados"/>
+    <w:p>
+      <w:pPr>
+        <w:pStyle w:val="Heading1"/>
+      </w:pPr>
+      <w:r>
+        <w:t xml:space="preserve">Anexo B. Registro de resultados</w:t>
+      </w:r>
+    </w:p>
+    <w:tbl>
+      <w:tblPr>
+        <w:tblStyle w:val="Table"/>
+        <w:tblW w:type="pct" w:w="5000"/>
+        <w:tblLook w:firstRow="1" w:lastRow="0" w:firstColumn="0" w:lastColumn="0" w:noHBand="0" w:noVBand="0" w:val="0020"/>
+        <w:jc w:val="start"/>
+      </w:tblPr>
+      <w:tblGrid>
+        <w:gridCol w:w="1320"/>
+        <w:gridCol w:w="1320"/>
+        <w:gridCol w:w="1320"/>
+        <w:gridCol w:w="1320"/>
+        <w:gridCol w:w="1320"/>
+        <w:gridCol w:w="1320"/>
+      </w:tblGrid>
+      <w:tr>
+        <w:trPr>
+          <w:tblHeader w:val="true"/>
+        </w:trPr>
+        <w:tc>
+          <w:tcPr/>
+          <w:p>
+            <w:pPr>
+              <w:pStyle w:val="Compact"/>
+              <w:jc w:val="left"/>
+            </w:pPr>
+            <w:r>
+              <w:t xml:space="preserve">Caso</w:t>
+            </w:r>
+          </w:p>
+        </w:tc>
+        <w:tc>
+          <w:tcPr/>
+          <w:p>
+            <w:pPr>
+              <w:pStyle w:val="Compact"/>
+              <w:jc w:val="left"/>
+            </w:pPr>
+            <w:r>
+              <w:t xml:space="preserve">Fecha</w:t>
+            </w:r>
+          </w:p>
+        </w:tc>
+        <w:tc>
+          <w:tcPr/>
+          <w:p>
+            <w:pPr>
+              <w:pStyle w:val="Compact"/>
+              <w:jc w:val="left"/>
+            </w:pPr>
+            <w:r>
+              <w:t xml:space="preserve">Probador</w:t>
+            </w:r>
+          </w:p>
+        </w:tc>
+        <w:tc>
+          <w:tcPr/>
+          <w:p>
+            <w:pPr>
+              <w:pStyle w:val="Compact"/>
+              <w:jc w:val="left"/>
+            </w:pPr>
+            <w:r>
+              <w:t xml:space="preserve">Resultado (✔/✘/⛔)</w:t>
+            </w:r>
+          </w:p>
+        </w:tc>
+        <w:tc>
+          <w:tcPr/>
+          <w:p>
+            <w:pPr>
+              <w:pStyle w:val="Compact"/>
+              <w:jc w:val="left"/>
+            </w:pPr>
+            <w:r>
+              <w:t xml:space="preserve">Evidencia</w:t>
+            </w:r>
+          </w:p>
+        </w:tc>
+        <w:tc>
+          <w:tcPr/>
+          <w:p>
+            <w:pPr>
+              <w:pStyle w:val="Compact"/>
+              <w:jc w:val="left"/>
+            </w:pPr>
+            <w:r>
+              <w:t xml:space="preserve">Observaciones</w:t>
+            </w:r>
+          </w:p>
+        </w:tc>
+      </w:tr>
+      <w:tr>
+        <w:tc>
+          <w:tcPr/>
+          <w:p>
+            <w:pPr>
+              <w:pStyle w:val="Compact"/>
+              <w:jc w:val="left"/>
+            </w:pPr>
+            <w:r>
+              <w:t xml:space="preserve">P1</w:t>
+            </w:r>
+          </w:p>
+        </w:tc>
+        <w:tc>
+          <w:tcPr/>
+          <w:p>
+            <w:pPr>
+              <w:pStyle w:val="Compact"/>
+            </w:pPr>
+          </w:p>
+        </w:tc>
+        <w:tc>
+          <w:tcPr/>
+          <w:p>
+            <w:pPr>
+              <w:pStyle w:val="Compact"/>
+            </w:pPr>
+          </w:p>
+        </w:tc>
+        <w:tc>
+          <w:tcPr/>
+          <w:p>
+            <w:pPr>
+              <w:pStyle w:val="Compact"/>
+            </w:pPr>
+          </w:p>
+        </w:tc>
+        <w:tc>
+          <w:tcPr/>
+          <w:p>
+            <w:pPr>
+              <w:pStyle w:val="Compact"/>
+            </w:pPr>
+          </w:p>
+        </w:tc>
+        <w:tc>
+          <w:tcPr/>
+          <w:p>
+            <w:pPr>
+              <w:pStyle w:val="Compact"/>
+            </w:pPr>
+          </w:p>
+        </w:tc>
+      </w:tr>
+      <w:tr>
+        <w:tc>
+          <w:tcPr/>
+          <w:p>
+            <w:pPr>
+              <w:pStyle w:val="Compact"/>
+              <w:jc w:val="left"/>
+            </w:pPr>
+            <w:r>
+              <w:t xml:space="preserve">P2</w:t>
+            </w:r>
+          </w:p>
+        </w:tc>
+        <w:tc>
+          <w:tcPr/>
+          <w:p>
+            <w:pPr>
+              <w:pStyle w:val="Compact"/>
+            </w:pPr>
+          </w:p>
+        </w:tc>
+        <w:tc>
+          <w:tcPr/>
+          <w:p>
+            <w:pPr>
+              <w:pStyle w:val="Compact"/>
+            </w:pPr>
+          </w:p>
+        </w:tc>
+        <w:tc>
+          <w:tcPr/>
+          <w:p>
+            <w:pPr>
+              <w:pStyle w:val="Compact"/>
+            </w:pPr>
+          </w:p>
+        </w:tc>
+        <w:tc>
+          <w:tcPr/>
+          <w:p>
+            <w:pPr>
+              <w:pStyle w:val="Compact"/>
+            </w:pPr>
+          </w:p>
+        </w:tc>
+        <w:tc>
+          <w:tcPr/>
+          <w:p>
+            <w:pPr>
+              <w:pStyle w:val="Compact"/>
+            </w:pPr>
+          </w:p>
+        </w:tc>
+      </w:tr>
+      <w:tr>
+        <w:tc>
+          <w:tcPr/>
+          <w:p>
+            <w:pPr>
+              <w:pStyle w:val="Compact"/>
+              <w:jc w:val="left"/>
+            </w:pPr>
+            <w:r>
+              <w:t xml:space="preserve">P3</w:t>
+            </w:r>
+          </w:p>
+        </w:tc>
+        <w:tc>
+          <w:tcPr/>
+          <w:p>
+            <w:pPr>
+              <w:pStyle w:val="Compact"/>
+            </w:pPr>
+          </w:p>
+        </w:tc>
+        <w:tc>
+          <w:tcPr/>
+          <w:p>
+            <w:pPr>
+              <w:pStyle w:val="Compact"/>
+            </w:pPr>
+          </w:p>
+        </w:tc>
+        <w:tc>
+          <w:tcPr/>
+          <w:p>
+            <w:pPr>
+              <w:pStyle w:val="Compact"/>
+            </w:pPr>
+          </w:p>
+        </w:tc>
+        <w:tc>
+          <w:tcPr/>
+          <w:p>
+            <w:pPr>
+              <w:pStyle w:val="Compact"/>
+            </w:pPr>
+          </w:p>
+        </w:tc>
+        <w:tc>
+          <w:tcPr/>
+          <w:p>
+            <w:pPr>
+              <w:pStyle w:val="Compact"/>
+            </w:pPr>
+          </w:p>
+        </w:tc>
+      </w:tr>
+      <w:tr>
+        <w:tc>
+          <w:tcPr/>
+          <w:p>
+            <w:pPr>
+              <w:pStyle w:val="Compact"/>
+              <w:jc w:val="left"/>
+            </w:pPr>
+            <w:r>
+              <w:t xml:space="preserve">P4</w:t>
+            </w:r>
+          </w:p>
+        </w:tc>
+        <w:tc>
+          <w:tcPr/>
+          <w:p>
+            <w:pPr>
+              <w:pStyle w:val="Compact"/>
+            </w:pPr>
+          </w:p>
+        </w:tc>
+        <w:tc>
+          <w:tcPr/>
+          <w:p>
+            <w:pPr>
+              <w:pStyle w:val="Compact"/>
+            </w:pPr>
+          </w:p>
+        </w:tc>
+        <w:tc>
+          <w:tcPr/>
+          <w:p>
+            <w:pPr>
+              <w:pStyle w:val="Compact"/>
+            </w:pPr>
+          </w:p>
+        </w:tc>
+        <w:tc>
+          <w:tcPr/>
+          <w:p>
+            <w:pPr>
+              <w:pStyle w:val="Compact"/>
+            </w:pPr>
+          </w:p>
+        </w:tc>
+        <w:tc>
+          <w:tcPr/>
+          <w:p>
+            <w:pPr>
+              <w:pStyle w:val="Compact"/>
+            </w:pPr>
+          </w:p>
+        </w:tc>
+      </w:tr>
+      <w:tr>
+        <w:tc>
+          <w:tcPr/>
+          <w:p>
+            <w:pPr>
+              <w:pStyle w:val="Compact"/>
+              <w:jc w:val="left"/>
+            </w:pPr>
+            <w:r>
+              <w:t xml:space="preserve">P5</w:t>
+            </w:r>
+          </w:p>
+        </w:tc>
+        <w:tc>
+          <w:tcPr/>
+          <w:p>
+            <w:pPr>
+              <w:pStyle w:val="Compact"/>
+            </w:pPr>
+          </w:p>
+        </w:tc>
+        <w:tc>
+          <w:tcPr/>
+          <w:p>
+            <w:pPr>
+              <w:pStyle w:val="Compact"/>
+            </w:pPr>
+          </w:p>
+        </w:tc>
+        <w:tc>
+          <w:tcPr/>
+          <w:p>
+            <w:pPr>
+              <w:pStyle w:val="Compact"/>
+            </w:pPr>
+          </w:p>
+        </w:tc>
+        <w:tc>
+          <w:tcPr/>
+          <w:p>
+            <w:pPr>
+              <w:pStyle w:val="Compact"/>
+            </w:pPr>
+          </w:p>
+        </w:tc>
+        <w:tc>
+          <w:tcPr/>
+          <w:p>
+            <w:pPr>
+              <w:pStyle w:val="Compact"/>
+            </w:pPr>
+          </w:p>
+        </w:tc>
+      </w:tr>
+      <w:tr>
+        <w:tc>
+          <w:tcPr/>
+          <w:p>
+            <w:pPr>
+              <w:pStyle w:val="Compact"/>
+              <w:jc w:val="left"/>
+            </w:pPr>
+            <w:r>
+              <w:t xml:space="preserve">C1–C6</w:t>
+            </w:r>
+          </w:p>
+        </w:tc>
+        <w:tc>
+          <w:tcPr/>
+          <w:p>
+            <w:pPr>
+              <w:pStyle w:val="Compact"/>
+            </w:pPr>
+          </w:p>
+        </w:tc>
+        <w:tc>
+          <w:tcPr/>
+          <w:p>
+            <w:pPr>
+              <w:pStyle w:val="Compact"/>
+            </w:pPr>
+          </w:p>
+        </w:tc>
+        <w:tc>
+          <w:tcPr/>
+          <w:p>
+            <w:pPr>
+              <w:pStyle w:val="Compact"/>
+            </w:pPr>
+          </w:p>
+        </w:tc>
+        <w:tc>
+          <w:tcPr/>
+          <w:p>
+            <w:pPr>
+              <w:pStyle w:val="Compact"/>
+            </w:pPr>
+          </w:p>
+        </w:tc>
+        <w:tc>
+          <w:tcPr/>
+          <w:p>
+            <w:pPr>
+              <w:pStyle w:val="Compact"/>
+            </w:pPr>
+          </w:p>
+        </w:tc>
+      </w:tr>
+      <w:tr>
+        <w:tc>
+          <w:tcPr/>
+          <w:p>
+            <w:pPr>
+              <w:pStyle w:val="Compact"/>
+              <w:jc w:val="left"/>
+            </w:pPr>
+            <w:r>
+              <w:t xml:space="preserve">I1–I4</w:t>
+            </w:r>
+          </w:p>
+        </w:tc>
+        <w:tc>
+          <w:tcPr/>
+          <w:p>
+            <w:pPr>
+              <w:pStyle w:val="Compact"/>
+            </w:pPr>
+          </w:p>
+        </w:tc>
+        <w:tc>
+          <w:tcPr/>
+          <w:p>
+            <w:pPr>
+              <w:pStyle w:val="Compact"/>
+            </w:pPr>
+          </w:p>
+        </w:tc>
+        <w:tc>
+          <w:tcPr/>
+          <w:p>
+            <w:pPr>
+              <w:pStyle w:val="Compact"/>
+            </w:pPr>
+          </w:p>
+        </w:tc>
+        <w:tc>
+          <w:tcPr/>
+          <w:p>
+            <w:pPr>
+              <w:pStyle w:val="Compact"/>
+            </w:pPr>
+          </w:p>
+        </w:tc>
+        <w:tc>
+          <w:tcPr/>
+          <w:p>
+            <w:pPr>
+              <w:pStyle w:val="Compact"/>
+            </w:pPr>
+          </w:p>
+        </w:tc>
+      </w:tr>
+      <w:tr>
+        <w:tc>
+          <w:tcPr/>
+          <w:p>
+            <w:pPr>
+              <w:pStyle w:val="Compact"/>
+              <w:jc w:val="left"/>
+            </w:pPr>
+            <w:r>
+              <w:t xml:space="preserve">V1–V5</w:t>
+            </w:r>
+          </w:p>
+        </w:tc>
+        <w:tc>
+          <w:tcPr/>
+          <w:p>
+            <w:pPr>
+              <w:pStyle w:val="Compact"/>
+            </w:pPr>
+          </w:p>
+        </w:tc>
+        <w:tc>
+          <w:tcPr/>
+          <w:p>
+            <w:pPr>
+              <w:pStyle w:val="Compact"/>
+            </w:pPr>
+          </w:p>
+        </w:tc>
+        <w:tc>
+          <w:tcPr/>
+          <w:p>
+            <w:pPr>
+              <w:pStyle w:val="Compact"/>
+            </w:pPr>
+          </w:p>
+        </w:tc>
+        <w:tc>
+          <w:tcPr/>
+          <w:p>
+            <w:pPr>
+              <w:pStyle w:val="Compact"/>
+            </w:pPr>
+          </w:p>
+        </w:tc>
+        <w:tc>
+          <w:tcPr/>
+          <w:p>
+            <w:pPr>
+              <w:pStyle w:val="Compact"/>
+            </w:pPr>
+          </w:p>
+        </w:tc>
+      </w:tr>
+      <w:tr>
+        <w:tc>
+          <w:tcPr/>
+          <w:p>
+            <w:pPr>
+              <w:pStyle w:val="Compact"/>
+              <w:jc w:val="left"/>
+            </w:pPr>
+            <w:r>
+              <w:t xml:space="preserve">M1–M4</w:t>
+            </w:r>
+          </w:p>
+        </w:tc>
+        <w:tc>
+          <w:tcPr/>
+          <w:p>
+            <w:pPr>
+              <w:pStyle w:val="Compact"/>
+            </w:pPr>
+          </w:p>
+        </w:tc>
+        <w:tc>
+          <w:tcPr/>
+          <w:p>
+            <w:pPr>
+              <w:pStyle w:val="Compact"/>
+            </w:pPr>
+          </w:p>
+        </w:tc>
+        <w:tc>
+          <w:tcPr/>
+          <w:p>
+            <w:pPr>
+              <w:pStyle w:val="Compact"/>
+            </w:pPr>
+          </w:p>
+        </w:tc>
+        <w:tc>
+          <w:tcPr/>
+          <w:p>
+            <w:pPr>
+              <w:pStyle w:val="Compact"/>
+            </w:pPr>
+          </w:p>
+        </w:tc>
+        <w:tc>
+          <w:tcPr/>
+          <w:p>
+            <w:pPr>
+              <w:pStyle w:val="Compact"/>
+            </w:pPr>
+          </w:p>
+        </w:tc>
+      </w:tr>
+      <w:tr>
+        <w:tc>
+          <w:tcPr/>
+          <w:p>
+            <w:pPr>
+              <w:pStyle w:val="Compact"/>
+              <w:jc w:val="left"/>
+            </w:pPr>
+            <w:r>
+              <w:t xml:space="preserve">A1–A2</w:t>
+            </w:r>
+          </w:p>
+        </w:tc>
+        <w:tc>
+          <w:tcPr/>
+          <w:p>
+            <w:pPr>
+              <w:pStyle w:val="Compact"/>
+            </w:pPr>
+          </w:p>
+        </w:tc>
+        <w:tc>
+          <w:tcPr/>
+          <w:p>
+            <w:pPr>
+              <w:pStyle w:val="Compact"/>
+            </w:pPr>
+          </w:p>
+        </w:tc>
+        <w:tc>
+          <w:tcPr/>
+          <w:p>
+            <w:pPr>
+              <w:pStyle w:val="Compact"/>
+            </w:pPr>
+          </w:p>
+        </w:tc>
+        <w:tc>
+          <w:tcPr/>
+          <w:p>
+            <w:pPr>
+              <w:pStyle w:val="Compact"/>
+            </w:pPr>
+          </w:p>
+        </w:tc>
+        <w:tc>
+          <w:tcPr/>
+          <w:p>
+            <w:pPr>
+              <w:pStyle w:val="Compact"/>
+            </w:pPr>
+          </w:p>
+        </w:tc>
+      </w:tr>
+      <w:tr>
+        <w:tc>
+          <w:tcPr/>
+          <w:p>
+            <w:pPr>
+              <w:pStyle w:val="Compact"/>
+              <w:jc w:val="left"/>
+            </w:pPr>
+            <w:r>
+              <w:t xml:space="preserve">L1–L2</w:t>
+            </w:r>
+          </w:p>
+        </w:tc>
+        <w:tc>
+          <w:tcPr/>
+          <w:p>
+            <w:pPr>
+              <w:pStyle w:val="Compact"/>
+            </w:pPr>
+          </w:p>
+        </w:tc>
+        <w:tc>
+          <w:tcPr/>
+          <w:p>
+            <w:pPr>
+              <w:pStyle w:val="Compact"/>
+            </w:pPr>
+          </w:p>
+        </w:tc>
+        <w:tc>
+          <w:tcPr/>
+          <w:p>
+            <w:pPr>
+              <w:pStyle w:val="Compact"/>
+            </w:pPr>
+          </w:p>
+        </w:tc>
+        <w:tc>
+          <w:tcPr/>
+          <w:p>
+            <w:pPr>
+              <w:pStyle w:val="Compact"/>
+            </w:pPr>
+          </w:p>
+        </w:tc>
+        <w:tc>
+          <w:tcPr/>
+          <w:p>
+            <w:pPr>
+              <w:pStyle w:val="Compact"/>
+            </w:pPr>
+          </w:p>
+        </w:tc>
+      </w:tr>
+      <w:tr>
+        <w:tc>
+          <w:tcPr/>
+          <w:p>
+            <w:pPr>
+              <w:pStyle w:val="Compact"/>
+              <w:jc w:val="left"/>
+            </w:pPr>
+            <w:r>
+              <w:t xml:space="preserve">K1</w:t>
+            </w:r>
+          </w:p>
+        </w:tc>
+        <w:tc>
+          <w:tcPr/>
+          <w:p>
+            <w:pPr>
+              <w:pStyle w:val="Compact"/>
+            </w:pPr>
+          </w:p>
+        </w:tc>
+        <w:tc>
+          <w:tcPr/>
+          <w:p>
+            <w:pPr>
+              <w:pStyle w:val="Compact"/>
+            </w:pPr>
+          </w:p>
+        </w:tc>
+        <w:tc>
+          <w:tcPr/>
+          <w:p>
+            <w:pPr>
+              <w:pStyle w:val="Compact"/>
+            </w:pPr>
+          </w:p>
+        </w:tc>
+        <w:tc>
+          <w:tcPr/>
+          <w:p>
+            <w:pPr>
+              <w:pStyle w:val="Compact"/>
+            </w:pPr>
+          </w:p>
+        </w:tc>
+        <w:tc>
+          <w:tcPr/>
+          <w:p>
+            <w:pPr>
+              <w:pStyle w:val="Compact"/>
+            </w:pPr>
+          </w:p>
+        </w:tc>
+      </w:tr>
+      <w:tr>
+        <w:tc>
+          <w:tcPr/>
+          <w:p>
+            <w:pPr>
+              <w:pStyle w:val="Compact"/>
+              <w:jc w:val="left"/>
+            </w:pPr>
+            <w:r>
+              <w:t xml:space="preserve">B1–B3</w:t>
+            </w:r>
+          </w:p>
+        </w:tc>
+        <w:tc>
+          <w:tcPr/>
+          <w:p>
+            <w:pPr>
+              <w:pStyle w:val="Compact"/>
+            </w:pPr>
+          </w:p>
+        </w:tc>
+        <w:tc>
+          <w:tcPr/>
+          <w:p>
+            <w:pPr>
+              <w:pStyle w:val="Compact"/>
+            </w:pPr>
+          </w:p>
+        </w:tc>
+        <w:tc>
+          <w:tcPr/>
+          <w:p>
+            <w:pPr>
+              <w:pStyle w:val="Compact"/>
+            </w:pPr>
+          </w:p>
+        </w:tc>
+        <w:tc>
+          <w:tcPr/>
+          <w:p>
+            <w:pPr>
+              <w:pStyle w:val="Compact"/>
+            </w:pPr>
+          </w:p>
+        </w:tc>
+        <w:tc>
+          <w:tcPr/>
+          <w:p>
+            <w:pPr>
+              <w:pStyle w:val="Compact"/>
+            </w:pPr>
+          </w:p>
+        </w:tc>
+      </w:tr>
+      <w:tr>
+        <w:tc>
+          <w:tcPr/>
+          <w:p>
+            <w:pPr>
+              <w:pStyle w:val="Compact"/>
+              <w:jc w:val="left"/>
+            </w:pPr>
+            <w:r>
+              <w:t xml:space="preserve">G1–G2</w:t>
+            </w:r>
+          </w:p>
+        </w:tc>
+        <w:tc>
+          <w:tcPr/>
+          <w:p>
+            <w:pPr>
+              <w:pStyle w:val="Compact"/>
+            </w:pPr>
+          </w:p>
+        </w:tc>
+        <w:tc>
+          <w:tcPr/>
+          <w:p>
+            <w:pPr>
+              <w:pStyle w:val="Compact"/>
+            </w:pPr>
+          </w:p>
+        </w:tc>
+        <w:tc>
+          <w:tcPr/>
+          <w:p>
+            <w:pPr>
+              <w:pStyle w:val="Compact"/>
+            </w:pPr>
+          </w:p>
+        </w:tc>
+        <w:tc>
+          <w:tcPr/>
+          <w:p>
+            <w:pPr>
+              <w:pStyle w:val="Compact"/>
+            </w:pPr>
+          </w:p>
+        </w:tc>
+        <w:tc>
+          <w:tcPr/>
+          <w:p>
+            <w:pPr>
+              <w:pStyle w:val="Compact"/>
+            </w:pPr>
+          </w:p>
+        </w:tc>
+      </w:tr>
+      <w:tr>
+        <w:tc>
+          <w:tcPr/>
+          <w:p>
+            <w:pPr>
+              <w:pStyle w:val="Compact"/>
+              <w:jc w:val="left"/>
+            </w:pPr>
+            <w:r>
+              <w:t xml:space="preserve">E1–E2</w:t>
+            </w:r>
+          </w:p>
+        </w:tc>
+        <w:tc>
+          <w:tcPr/>
+          <w:p>
+            <w:pPr>
+              <w:pStyle w:val="Compact"/>
+            </w:pPr>
+          </w:p>
+        </w:tc>
+        <w:tc>
+          <w:tcPr/>
+          <w:p>
+            <w:pPr>
+              <w:pStyle w:val="Compact"/>
+            </w:pPr>
+          </w:p>
+        </w:tc>
+        <w:tc>
+          <w:tcPr/>
+          <w:p>
+            <w:pPr>
+              <w:pStyle w:val="Compact"/>
+            </w:pPr>
+          </w:p>
+        </w:tc>
+        <w:tc>
+          <w:tcPr/>
+          <w:p>
+            <w:pPr>
+              <w:pStyle w:val="Compact"/>
+            </w:pPr>
+          </w:p>
+        </w:tc>
+        <w:tc>
+          <w:tcPr/>
+          <w:p>
+            <w:pPr>
+              <w:pStyle w:val="Compact"/>
+            </w:pPr>
+          </w:p>
+        </w:tc>
+      </w:tr>
+      <w:tr>
+        <w:tc>
+          <w:tcPr/>
+          <w:p>
+            <w:pPr>
+              <w:pStyle w:val="Compact"/>
+              <w:jc w:val="left"/>
+            </w:pPr>
+            <w:r>
+              <w:t xml:space="preserve">S1–S3</w:t>
+            </w:r>
+          </w:p>
+        </w:tc>
+        <w:tc>
+          <w:tcPr/>
+          <w:p>
+            <w:pPr>
+              <w:pStyle w:val="Compact"/>
+            </w:pPr>
+          </w:p>
+        </w:tc>
+        <w:tc>
+          <w:tcPr/>
+          <w:p>
+            <w:pPr>
+              <w:pStyle w:val="Compact"/>
+            </w:pPr>
+          </w:p>
+        </w:tc>
+        <w:tc>
+          <w:tcPr/>
+          <w:p>
+            <w:pPr>
+              <w:pStyle w:val="Compact"/>
+            </w:pPr>
+          </w:p>
+        </w:tc>
+        <w:tc>
+          <w:tcPr/>
+          <w:p>
+            <w:pPr>
+              <w:pStyle w:val="Compact"/>
+            </w:pPr>
+          </w:p>
+        </w:tc>
+        <w:tc>
+          <w:tcPr/>
+          <w:p>
+            <w:pPr>
+              <w:pStyle w:val="Compact"/>
+            </w:pPr>
+          </w:p>
+        </w:tc>
+      </w:tr>
+      <w:tr>
+        <w:tc>
+          <w:tcPr/>
+          <w:p>
+            <w:pPr>
+              <w:pStyle w:val="Compact"/>
+              <w:jc w:val="left"/>
+            </w:pPr>
+            <w:r>
+              <w:t xml:space="preserve">R1–R3</w:t>
+            </w:r>
+          </w:p>
+        </w:tc>
+        <w:tc>
+          <w:tcPr/>
+          <w:p>
+            <w:pPr>
+              <w:pStyle w:val="Compact"/>
+            </w:pPr>
+          </w:p>
+        </w:tc>
+        <w:tc>
+          <w:tcPr/>
+          <w:p>
+            <w:pPr>
+              <w:pStyle w:val="Compact"/>
+            </w:pPr>
+          </w:p>
+        </w:tc>
+        <w:tc>
+          <w:tcPr/>
+          <w:p>
+            <w:pPr>
+              <w:pStyle w:val="Compact"/>
+            </w:pPr>
+          </w:p>
+        </w:tc>
+        <w:tc>
+          <w:tcPr/>
+          <w:p>
+            <w:pPr>
+              <w:pStyle w:val="Compact"/>
+            </w:pPr>
+          </w:p>
+        </w:tc>
+        <w:tc>
+          <w:tcPr/>
+          <w:p>
+            <w:pPr>
+              <w:pStyle w:val="Compact"/>
+            </w:pPr>
+          </w:p>
+        </w:tc>
+      </w:tr>
+      <w:tr>
+        <w:tc>
+          <w:tcPr/>
+          <w:p>
+            <w:pPr>
+              <w:pStyle w:val="Compact"/>
+              <w:jc w:val="left"/>
+            </w:pPr>
+            <w:r>
+              <w:t xml:space="preserve">U1–U5</w:t>
+            </w:r>
+          </w:p>
+        </w:tc>
+        <w:tc>
+          <w:tcPr/>
+          <w:p>
+            <w:pPr>
+              <w:pStyle w:val="Compact"/>
+            </w:pPr>
+          </w:p>
+        </w:tc>
+        <w:tc>
+          <w:tcPr/>
+          <w:p>
+            <w:pPr>
+              <w:pStyle w:val="Compact"/>
+            </w:pPr>
+          </w:p>
+        </w:tc>
+        <w:tc>
+          <w:tcPr/>
+          <w:p>
+            <w:pPr>
+              <w:pStyle w:val="Compact"/>
+            </w:pPr>
+          </w:p>
+        </w:tc>
+        <w:tc>
+          <w:tcPr/>
+          <w:p>
+            <w:pPr>
+              <w:pStyle w:val="Compact"/>
+            </w:pPr>
+          </w:p>
+        </w:tc>
+        <w:tc>
+          <w:tcPr/>
+          <w:p>
+            <w:pPr>
+              <w:pStyle w:val="Compact"/>
+            </w:pPr>
+          </w:p>
+        </w:tc>
+      </w:tr>
+    </w:tbl>
+    <w:p>
+      <w:pPr>
+        <w:pStyle w:val="BodyText"/>
+      </w:pPr>
+      <w:r>
+        <w:rPr>
+          <w:bCs/>
+          <w:b/>
+        </w:rPr>
+        <w:t xml:space="preserve">Conclusión:</w:t>
+      </w:r>
+      <w:r>
+        <w:t xml:space="preserve"> </w:t>
+      </w:r>
+      <w:r>
+        <w:t xml:space="preserve">☐ Aprobado ☐ Aprobado con observaciones ☐ Rechazado Firma: ____________________ Fecha: __________</w:t>
+      </w:r>
+    </w:p>
+    <w:bookmarkEnd w:id="146"/>
     <w:sectPr/>
   </w:body>
 </w:document>
@@ -1855,6 +8695,82 @@
       </w:pPr>
     </w:lvl>
   </w:abstractNum>
+  <w:abstractNum w:abstractNumId="991">
+    <w:nsid w:val="A991"/>
+    <w:multiLevelType w:val="multilevel"/>
+    <w:lvl w:ilvl="0">
+      <w:numFmt w:val="bullet"/>
+      <w:lvlText w:val="•"/>
+      <w:lvlJc w:val="left"/>
+      <w:pPr>
+        <w:ind w:left="720" w:hanging="480"/>
+      </w:pPr>
+    </w:lvl>
+    <w:lvl w:ilvl="1">
+      <w:numFmt w:val="bullet"/>
+      <w:lvlText w:val="–"/>
+      <w:lvlJc w:val="left"/>
+      <w:pPr>
+        <w:ind w:left="1440" w:hanging="480"/>
+      </w:pPr>
+    </w:lvl>
+    <w:lvl w:ilvl="2">
+      <w:numFmt w:val="bullet"/>
+      <w:lvlText w:val="•"/>
+      <w:lvlJc w:val="left"/>
+      <w:pPr>
+        <w:ind w:left="2160" w:hanging="480"/>
+      </w:pPr>
+    </w:lvl>
+    <w:lvl w:ilvl="3">
+      <w:numFmt w:val="bullet"/>
+      <w:lvlText w:val="–"/>
+      <w:lvlJc w:val="left"/>
+      <w:pPr>
+        <w:ind w:left="2880" w:hanging="480"/>
+      </w:pPr>
+    </w:lvl>
+    <w:lvl w:ilvl="4">
+      <w:numFmt w:val="bullet"/>
+      <w:lvlText w:val="•"/>
+      <w:lvlJc w:val="left"/>
+      <w:pPr>
+        <w:ind w:left="3600" w:hanging="480"/>
+      </w:pPr>
+    </w:lvl>
+    <w:lvl w:ilvl="5">
+      <w:numFmt w:val="bullet"/>
+      <w:lvlText w:val="–"/>
+      <w:lvlJc w:val="left"/>
+      <w:pPr>
+        <w:ind w:left="4320" w:hanging="480"/>
+      </w:pPr>
+    </w:lvl>
+    <w:lvl w:ilvl="6">
+      <w:numFmt w:val="bullet"/>
+      <w:lvlText w:val="•"/>
+      <w:lvlJc w:val="left"/>
+      <w:pPr>
+        <w:ind w:left="5040" w:hanging="480"/>
+      </w:pPr>
+    </w:lvl>
+    <w:lvl w:ilvl="7">
+      <w:numFmt w:val="bullet"/>
+      <w:lvlText w:val="–"/>
+      <w:lvlJc w:val="left"/>
+      <w:pPr>
+        <w:ind w:left="5760" w:hanging="480"/>
+      </w:pPr>
+    </w:lvl>
+    <w:lvl w:ilvl="8">
+      <w:numFmt w:val="bullet"/>
+      <w:lvlText w:val="•"/>
+      <w:lvlJc w:val="left"/>
+      <w:pPr>
+        <w:ind w:left="6480" w:hanging="480"/>
+      </w:pPr>
+    </w:lvl>
+  </w:abstractNum>
   <w:abstractNum w:abstractNumId="99411">
     <w:nsid w:val="A99411"/>
     <w:multiLevelType w:val="multilevel"/>
@@ -1940,114 +8856,11 @@
       </w:pPr>
     </w:lvl>
   </w:abstractNum>
-  <w:abstractNum w:abstractNumId="991">
-    <w:nsid w:val="A991"/>
-    <w:multiLevelType w:val="multilevel"/>
-    <w:lvl w:ilvl="0">
-      <w:numFmt w:val="bullet"/>
-      <w:lvlText w:val="•"/>
-      <w:lvlJc w:val="left"/>
-      <w:pPr>
-        <w:ind w:left="720" w:hanging="480"/>
-      </w:pPr>
-    </w:lvl>
-    <w:lvl w:ilvl="1">
-      <w:numFmt w:val="bullet"/>
-      <w:lvlText w:val="–"/>
-      <w:lvlJc w:val="left"/>
-      <w:pPr>
-        <w:ind w:left="1440" w:hanging="480"/>
-      </w:pPr>
-    </w:lvl>
-    <w:lvl w:ilvl="2">
-      <w:numFmt w:val="bullet"/>
-      <w:lvlText w:val="•"/>
-      <w:lvlJc w:val="left"/>
-      <w:pPr>
-        <w:ind w:left="2160" w:hanging="480"/>
-      </w:pPr>
-    </w:lvl>
-    <w:lvl w:ilvl="3">
-      <w:numFmt w:val="bullet"/>
-      <w:lvlText w:val="–"/>
-      <w:lvlJc w:val="left"/>
-      <w:pPr>
-        <w:ind w:left="2880" w:hanging="480"/>
-      </w:pPr>
-    </w:lvl>
-    <w:lvl w:ilvl="4">
-      <w:numFmt w:val="bullet"/>
-      <w:lvlText w:val="•"/>
-      <w:lvlJc w:val="left"/>
-      <w:pPr>
-        <w:ind w:left="3600" w:hanging="480"/>
-      </w:pPr>
-    </w:lvl>
-    <w:lvl w:ilvl="5">
-      <w:numFmt w:val="bullet"/>
-      <w:lvlText w:val="–"/>
-      <w:lvlJc w:val="left"/>
-      <w:pPr>
-        <w:ind w:left="4320" w:hanging="480"/>
-      </w:pPr>
-    </w:lvl>
-    <w:lvl w:ilvl="6">
-      <w:numFmt w:val="bullet"/>
-      <w:lvlText w:val="•"/>
-      <w:lvlJc w:val="left"/>
-      <w:pPr>
-        <w:ind w:left="5040" w:hanging="480"/>
-      </w:pPr>
-    </w:lvl>
-    <w:lvl w:ilvl="7">
-      <w:numFmt w:val="bullet"/>
-      <w:lvlText w:val="–"/>
-      <w:lvlJc w:val="left"/>
-      <w:pPr>
-        <w:ind w:left="5760" w:hanging="480"/>
-      </w:pPr>
-    </w:lvl>
-    <w:lvl w:ilvl="8">
-      <w:numFmt w:val="bullet"/>
-      <w:lvlText w:val="•"/>
-      <w:lvlJc w:val="left"/>
-      <w:pPr>
-        <w:ind w:left="6480" w:hanging="480"/>
-      </w:pPr>
-    </w:lvl>
-  </w:abstractNum>
   <w:num w:numId="1000">
     <w:abstractNumId w:val="990"/>
   </w:num>
   <w:num w:numId="1001">
-    <w:abstractNumId w:val="99411"/>
-    <w:lvlOverride w:ilvl="0">
-      <w:startOverride w:val="1"/>
-    </w:lvlOverride>
-    <w:lvlOverride w:ilvl="1">
-      <w:startOverride w:val="1"/>
-    </w:lvlOverride>
-    <w:lvlOverride w:ilvl="2">
-      <w:startOverride w:val="1"/>
-    </w:lvlOverride>
-    <w:lvlOverride w:ilvl="3">
-      <w:startOverride w:val="1"/>
-    </w:lvlOverride>
-    <w:lvlOverride w:ilvl="4">
-      <w:startOverride w:val="1"/>
-    </w:lvlOverride>
-    <w:lvlOverride w:ilvl="5">
-      <w:startOverride w:val="1"/>
-    </w:lvlOverride>
-    <w:lvlOverride w:ilvl="6">
-      <w:startOverride w:val="1"/>
-    </w:lvlOverride>
-    <w:lvlOverride w:ilvl="7">
-      <w:startOverride w:val="1"/>
-    </w:lvlOverride>
-    <w:lvlOverride w:ilvl="8">
-      <w:startOverride w:val="1"/>
-    </w:lvlOverride>
+    <w:abstractNumId w:val="991"/>
   </w:num>
   <w:num w:numId="1002">
     <w:abstractNumId w:val="991"/>
@@ -2083,9 +8896,348 @@
     </w:lvlOverride>
   </w:num>
   <w:num w:numId="1004">
+    <w:abstractNumId w:val="99411"/>
+    <w:lvlOverride w:ilvl="0">
+      <w:startOverride w:val="1"/>
+    </w:lvlOverride>
+    <w:lvlOverride w:ilvl="1">
+      <w:startOverride w:val="1"/>
+    </w:lvlOverride>
+    <w:lvlOverride w:ilvl="2">
+      <w:startOverride w:val="1"/>
+    </w:lvlOverride>
+    <w:lvlOverride w:ilvl="3">
+      <w:startOverride w:val="1"/>
+    </w:lvlOverride>
+    <w:lvlOverride w:ilvl="4">
+      <w:startOverride w:val="1"/>
+    </w:lvlOverride>
+    <w:lvlOverride w:ilvl="5">
+      <w:startOverride w:val="1"/>
+    </w:lvlOverride>
+    <w:lvlOverride w:ilvl="6">
+      <w:startOverride w:val="1"/>
+    </w:lvlOverride>
+    <w:lvlOverride w:ilvl="7">
+      <w:startOverride w:val="1"/>
+    </w:lvlOverride>
+    <w:lvlOverride w:ilvl="8">
+      <w:startOverride w:val="1"/>
+    </w:lvlOverride>
+  </w:num>
+  <w:num w:numId="1005">
+    <w:abstractNumId w:val="99411"/>
+    <w:lvlOverride w:ilvl="0">
+      <w:startOverride w:val="1"/>
+    </w:lvlOverride>
+    <w:lvlOverride w:ilvl="1">
+      <w:startOverride w:val="1"/>
+    </w:lvlOverride>
+    <w:lvlOverride w:ilvl="2">
+      <w:startOverride w:val="1"/>
+    </w:lvlOverride>
+    <w:lvlOverride w:ilvl="3">
+      <w:startOverride w:val="1"/>
+    </w:lvlOverride>
+    <w:lvlOverride w:ilvl="4">
+      <w:startOverride w:val="1"/>
+    </w:lvlOverride>
+    <w:lvlOverride w:ilvl="5">
+      <w:startOverride w:val="1"/>
+    </w:lvlOverride>
+    <w:lvlOverride w:ilvl="6">
+      <w:startOverride w:val="1"/>
+    </w:lvlOverride>
+    <w:lvlOverride w:ilvl="7">
+      <w:startOverride w:val="1"/>
+    </w:lvlOverride>
+    <w:lvlOverride w:ilvl="8">
+      <w:startOverride w:val="1"/>
+    </w:lvlOverride>
+  </w:num>
+  <w:num w:numId="1006">
+    <w:abstractNumId w:val="99411"/>
+    <w:lvlOverride w:ilvl="0">
+      <w:startOverride w:val="1"/>
+    </w:lvlOverride>
+    <w:lvlOverride w:ilvl="1">
+      <w:startOverride w:val="1"/>
+    </w:lvlOverride>
+    <w:lvlOverride w:ilvl="2">
+      <w:startOverride w:val="1"/>
+    </w:lvlOverride>
+    <w:lvlOverride w:ilvl="3">
+      <w:startOverride w:val="1"/>
+    </w:lvlOverride>
+    <w:lvlOverride w:ilvl="4">
+      <w:startOverride w:val="1"/>
+    </w:lvlOverride>
+    <w:lvlOverride w:ilvl="5">
+      <w:startOverride w:val="1"/>
+    </w:lvlOverride>
+    <w:lvlOverride w:ilvl="6">
+      <w:startOverride w:val="1"/>
+    </w:lvlOverride>
+    <w:lvlOverride w:ilvl="7">
+      <w:startOverride w:val="1"/>
+    </w:lvlOverride>
+    <w:lvlOverride w:ilvl="8">
+      <w:startOverride w:val="1"/>
+    </w:lvlOverride>
+  </w:num>
+  <w:num w:numId="1007">
+    <w:abstractNumId w:val="99411"/>
+    <w:lvlOverride w:ilvl="0">
+      <w:startOverride w:val="1"/>
+    </w:lvlOverride>
+    <w:lvlOverride w:ilvl="1">
+      <w:startOverride w:val="1"/>
+    </w:lvlOverride>
+    <w:lvlOverride w:ilvl="2">
+      <w:startOverride w:val="1"/>
+    </w:lvlOverride>
+    <w:lvlOverride w:ilvl="3">
+      <w:startOverride w:val="1"/>
+    </w:lvlOverride>
+    <w:lvlOverride w:ilvl="4">
+      <w:startOverride w:val="1"/>
+    </w:lvlOverride>
+    <w:lvlOverride w:ilvl="5">
+      <w:startOverride w:val="1"/>
+    </w:lvlOverride>
+    <w:lvlOverride w:ilvl="6">
+      <w:startOverride w:val="1"/>
+    </w:lvlOverride>
+    <w:lvlOverride w:ilvl="7">
+      <w:startOverride w:val="1"/>
+    </w:lvlOverride>
+    <w:lvlOverride w:ilvl="8">
+      <w:startOverride w:val="1"/>
+    </w:lvlOverride>
+  </w:num>
+  <w:num w:numId="1008">
+    <w:abstractNumId w:val="99411"/>
+    <w:lvlOverride w:ilvl="0">
+      <w:startOverride w:val="1"/>
+    </w:lvlOverride>
+    <w:lvlOverride w:ilvl="1">
+      <w:startOverride w:val="1"/>
+    </w:lvlOverride>
+    <w:lvlOverride w:ilvl="2">
+      <w:startOverride w:val="1"/>
+    </w:lvlOverride>
+    <w:lvlOverride w:ilvl="3">
+      <w:startOverride w:val="1"/>
+    </w:lvlOverride>
+    <w:lvlOverride w:ilvl="4">
+      <w:startOverride w:val="1"/>
+    </w:lvlOverride>
+    <w:lvlOverride w:ilvl="5">
+      <w:startOverride w:val="1"/>
+    </w:lvlOverride>
+    <w:lvlOverride w:ilvl="6">
+      <w:startOverride w:val="1"/>
+    </w:lvlOverride>
+    <w:lvlOverride w:ilvl="7">
+      <w:startOverride w:val="1"/>
+    </w:lvlOverride>
+    <w:lvlOverride w:ilvl="8">
+      <w:startOverride w:val="1"/>
+    </w:lvlOverride>
+  </w:num>
+  <w:num w:numId="1009">
     <w:abstractNumId w:val="991"/>
   </w:num>
-  <w:num w:numId="1005">
+  <w:num w:numId="1010">
+    <w:abstractNumId w:val="991"/>
+  </w:num>
+  <w:num w:numId="1011">
+    <w:abstractNumId w:val="99411"/>
+    <w:lvlOverride w:ilvl="0">
+      <w:startOverride w:val="1"/>
+    </w:lvlOverride>
+    <w:lvlOverride w:ilvl="1">
+      <w:startOverride w:val="1"/>
+    </w:lvlOverride>
+    <w:lvlOverride w:ilvl="2">
+      <w:startOverride w:val="1"/>
+    </w:lvlOverride>
+    <w:lvlOverride w:ilvl="3">
+      <w:startOverride w:val="1"/>
+    </w:lvlOverride>
+    <w:lvlOverride w:ilvl="4">
+      <w:startOverride w:val="1"/>
+    </w:lvlOverride>
+    <w:lvlOverride w:ilvl="5">
+      <w:startOverride w:val="1"/>
+    </w:lvlOverride>
+    <w:lvlOverride w:ilvl="6">
+      <w:startOverride w:val="1"/>
+    </w:lvlOverride>
+    <w:lvlOverride w:ilvl="7">
+      <w:startOverride w:val="1"/>
+    </w:lvlOverride>
+    <w:lvlOverride w:ilvl="8">
+      <w:startOverride w:val="1"/>
+    </w:lvlOverride>
+  </w:num>
+  <w:num w:numId="1012">
+    <w:abstractNumId w:val="991"/>
+  </w:num>
+  <w:num w:numId="1013">
+    <w:abstractNumId w:val="99411"/>
+    <w:lvlOverride w:ilvl="0">
+      <w:startOverride w:val="1"/>
+    </w:lvlOverride>
+    <w:lvlOverride w:ilvl="1">
+      <w:startOverride w:val="1"/>
+    </w:lvlOverride>
+    <w:lvlOverride w:ilvl="2">
+      <w:startOverride w:val="1"/>
+    </w:lvlOverride>
+    <w:lvlOverride w:ilvl="3">
+      <w:startOverride w:val="1"/>
+    </w:lvlOverride>
+    <w:lvlOverride w:ilvl="4">
+      <w:startOverride w:val="1"/>
+    </w:lvlOverride>
+    <w:lvlOverride w:ilvl="5">
+      <w:startOverride w:val="1"/>
+    </w:lvlOverride>
+    <w:lvlOverride w:ilvl="6">
+      <w:startOverride w:val="1"/>
+    </w:lvlOverride>
+    <w:lvlOverride w:ilvl="7">
+      <w:startOverride w:val="1"/>
+    </w:lvlOverride>
+    <w:lvlOverride w:ilvl="8">
+      <w:startOverride w:val="1"/>
+    </w:lvlOverride>
+  </w:num>
+  <w:num w:numId="1014">
+    <w:abstractNumId w:val="99411"/>
+    <w:lvlOverride w:ilvl="0">
+      <w:startOverride w:val="1"/>
+    </w:lvlOverride>
+    <w:lvlOverride w:ilvl="1">
+      <w:startOverride w:val="1"/>
+    </w:lvlOverride>
+    <w:lvlOverride w:ilvl="2">
+      <w:startOverride w:val="1"/>
+    </w:lvlOverride>
+    <w:lvlOverride w:ilvl="3">
+      <w:startOverride w:val="1"/>
+    </w:lvlOverride>
+    <w:lvlOverride w:ilvl="4">
+      <w:startOverride w:val="1"/>
+    </w:lvlOverride>
+    <w:lvlOverride w:ilvl="5">
+      <w:startOverride w:val="1"/>
+    </w:lvlOverride>
+    <w:lvlOverride w:ilvl="6">
+      <w:startOverride w:val="1"/>
+    </w:lvlOverride>
+    <w:lvlOverride w:ilvl="7">
+      <w:startOverride w:val="1"/>
+    </w:lvlOverride>
+    <w:lvlOverride w:ilvl="8">
+      <w:startOverride w:val="1"/>
+    </w:lvlOverride>
+  </w:num>
+  <w:num w:numId="1015">
+    <w:abstractNumId w:val="99411"/>
+    <w:lvlOverride w:ilvl="0">
+      <w:startOverride w:val="1"/>
+    </w:lvlOverride>
+    <w:lvlOverride w:ilvl="1">
+      <w:startOverride w:val="1"/>
+    </w:lvlOverride>
+    <w:lvlOverride w:ilvl="2">
+      <w:startOverride w:val="1"/>
+    </w:lvlOverride>
+    <w:lvlOverride w:ilvl="3">
+      <w:startOverride w:val="1"/>
+    </w:lvlOverride>
+    <w:lvlOverride w:ilvl="4">
+      <w:startOverride w:val="1"/>
+    </w:lvlOverride>
+    <w:lvlOverride w:ilvl="5">
+      <w:startOverride w:val="1"/>
+    </w:lvlOverride>
+    <w:lvlOverride w:ilvl="6">
+      <w:startOverride w:val="1"/>
+    </w:lvlOverride>
+    <w:lvlOverride w:ilvl="7">
+      <w:startOverride w:val="1"/>
+    </w:lvlOverride>
+    <w:lvlOverride w:ilvl="8">
+      <w:startOverride w:val="1"/>
+    </w:lvlOverride>
+  </w:num>
+  <w:num w:numId="1016">
+    <w:abstractNumId w:val="991"/>
+  </w:num>
+  <w:num w:numId="1017">
+    <w:abstractNumId w:val="99411"/>
+    <w:lvlOverride w:ilvl="0">
+      <w:startOverride w:val="1"/>
+    </w:lvlOverride>
+    <w:lvlOverride w:ilvl="1">
+      <w:startOverride w:val="1"/>
+    </w:lvlOverride>
+    <w:lvlOverride w:ilvl="2">
+      <w:startOverride w:val="1"/>
+    </w:lvlOverride>
+    <w:lvlOverride w:ilvl="3">
+      <w:startOverride w:val="1"/>
+    </w:lvlOverride>
+    <w:lvlOverride w:ilvl="4">
+      <w:startOverride w:val="1"/>
+    </w:lvlOverride>
+    <w:lvlOverride w:ilvl="5">
+      <w:startOverride w:val="1"/>
+    </w:lvlOverride>
+    <w:lvlOverride w:ilvl="6">
+      <w:startOverride w:val="1"/>
+    </w:lvlOverride>
+    <w:lvlOverride w:ilvl="7">
+      <w:startOverride w:val="1"/>
+    </w:lvlOverride>
+    <w:lvlOverride w:ilvl="8">
+      <w:startOverride w:val="1"/>
+    </w:lvlOverride>
+  </w:num>
+  <w:num w:numId="1018">
+    <w:abstractNumId w:val="99411"/>
+    <w:lvlOverride w:ilvl="0">
+      <w:startOverride w:val="1"/>
+    </w:lvlOverride>
+    <w:lvlOverride w:ilvl="1">
+      <w:startOverride w:val="1"/>
+    </w:lvlOverride>
+    <w:lvlOverride w:ilvl="2">
+      <w:startOverride w:val="1"/>
+    </w:lvlOverride>
+    <w:lvlOverride w:ilvl="3">
+      <w:startOverride w:val="1"/>
+    </w:lvlOverride>
+    <w:lvlOverride w:ilvl="4">
+      <w:startOverride w:val="1"/>
+    </w:lvlOverride>
+    <w:lvlOverride w:ilvl="5">
+      <w:startOverride w:val="1"/>
+    </w:lvlOverride>
+    <w:lvlOverride w:ilvl="6">
+      <w:startOverride w:val="1"/>
+    </w:lvlOverride>
+    <w:lvlOverride w:ilvl="7">
+      <w:startOverride w:val="1"/>
+    </w:lvlOverride>
+    <w:lvlOverride w:ilvl="8">
+      <w:startOverride w:val="1"/>
+    </w:lvlOverride>
+  </w:num>
+  <w:num w:numId="1019">
     <w:abstractNumId w:val="99411"/>
     <w:lvlOverride w:ilvl="0">
       <w:startOverride w:val="1"/>
